--- a/reports/Group/Level B - Analysis report - G0-65.docx
+++ b/reports/Group/Level B - Analysis report - G0-65.docx
@@ -22,6 +22,7 @@
           </w14:textOutline>
         </w:rPr>
       </w:pPr>
+      <w:proofErr w:type="spellStart"/>
       <w:r>
         <w:rPr>
           <w:color w:val="000000" w:themeColor="text1"/>
@@ -38,8 +39,9 @@
             <w14:round/>
           </w14:textOutline>
         </w:rPr>
-        <w:t>Analysis report</w:t>
-      </w:r>
+        <w:t>Analysis</w:t>
+      </w:r>
+      <w:proofErr w:type="spellEnd"/>
       <w:r>
         <w:rPr>
           <w:color w:val="000000" w:themeColor="text1"/>
@@ -56,8 +58,9 @@
             <w14:round/>
           </w14:textOutline>
         </w:rPr>
-        <w:t xml:space="preserve"> - </w:t>
-      </w:r>
+        <w:t xml:space="preserve"> </w:t>
+      </w:r>
+      <w:proofErr w:type="spellStart"/>
       <w:r>
         <w:rPr>
           <w:color w:val="000000" w:themeColor="text1"/>
@@ -74,12 +77,57 @@
             <w14:round/>
           </w14:textOutline>
         </w:rPr>
+        <w:t>report</w:t>
+      </w:r>
+      <w:proofErr w:type="spellEnd"/>
+      <w:r>
+        <w:rPr>
+          <w:color w:val="000000" w:themeColor="text1"/>
+          <w:sz w:val="72"/>
+          <w:szCs w:val="72"/>
+          <w14:shadow w14:blurRad="38100" w14:dist="19050" w14:dir="2700000" w14:sx="100000" w14:sy="100000" w14:kx="0" w14:ky="0" w14:algn="tl">
+            <w14:schemeClr w14:val="dk1">
+              <w14:alpha w14:val="60000"/>
+            </w14:schemeClr>
+          </w14:shadow>
+          <w14:textOutline w14:w="0" w14:cap="flat" w14:cmpd="sng" w14:algn="ctr">
+            <w14:noFill/>
+            <w14:prstDash w14:val="solid"/>
+            <w14:round/>
+          </w14:textOutline>
+        </w:rPr>
+        <w:t xml:space="preserve"> - </w:t>
+      </w:r>
+      <w:r>
+        <w:rPr>
+          <w:color w:val="000000" w:themeColor="text1"/>
+          <w:sz w:val="72"/>
+          <w:szCs w:val="72"/>
+          <w14:shadow w14:blurRad="38100" w14:dist="19050" w14:dir="2700000" w14:sx="100000" w14:sy="100000" w14:kx="0" w14:ky="0" w14:algn="tl">
+            <w14:schemeClr w14:val="dk1">
+              <w14:alpha w14:val="60000"/>
+            </w14:schemeClr>
+          </w14:shadow>
+          <w14:textOutline w14:w="0" w14:cap="flat" w14:cmpd="sng" w14:algn="ctr">
+            <w14:noFill/>
+            <w14:prstDash w14:val="solid"/>
+            <w14:round/>
+          </w14:textOutline>
+        </w:rPr>
         <w:t xml:space="preserve">Level B </w:t>
       </w:r>
     </w:p>
     <w:p>
       <w:pPr>
         <w:pStyle w:val="Ttulo1"/>
+        <w:pBdr>
+          <w:top w:val="single" w:sz="4" w:space="1" w:color="auto"/>
+          <w:left w:val="single" w:sz="4" w:space="4" w:color="auto"/>
+          <w:bottom w:val="single" w:sz="4" w:space="1" w:color="auto"/>
+          <w:right w:val="single" w:sz="4" w:space="4" w:color="auto"/>
+          <w:between w:val="single" w:sz="4" w:space="1" w:color="auto"/>
+          <w:bar w:val="single" w:sz="4" w:color="auto"/>
+        </w:pBdr>
         <w:jc w:val="left"/>
         <w:rPr>
           <w:color w:val="000000" w:themeColor="text1"/>
@@ -95,6 +143,7 @@
           </w14:textOutline>
         </w:rPr>
       </w:pPr>
+      <w:proofErr w:type="spellStart"/>
       <w:r>
         <w:rPr>
           <w:color w:val="000000" w:themeColor="text1"/>
@@ -109,16 +158,12 @@
             <w14:round/>
           </w14:textOutline>
         </w:rPr>
-        <w:t>Customer requirements</w:t>
-      </w:r>
-    </w:p>
-    <w:p>
-      <w:pPr>
-        <w:pStyle w:val="Ttulo2"/>
-        <w:jc w:val="left"/>
+        <w:t>Customer</w:t>
+      </w:r>
+      <w:proofErr w:type="spellEnd"/>
+      <w:r>
         <w:rPr>
           <w:color w:val="000000" w:themeColor="text1"/>
-          <w:lang w:val="es-ES"/>
           <w14:shadow w14:blurRad="38100" w14:dist="19050" w14:dir="2700000" w14:sx="100000" w14:sy="100000" w14:kx="0" w14:ky="0" w14:algn="tl">
             <w14:schemeClr w14:val="dk1">
               <w14:alpha w14:val="60000"/>
@@ -130,12 +175,12 @@
             <w14:round/>
           </w14:textOutline>
         </w:rPr>
-      </w:pPr>
+        <w:t xml:space="preserve"> </w:t>
+      </w:r>
       <w:proofErr w:type="spellStart"/>
       <w:r>
         <w:rPr>
           <w:color w:val="000000" w:themeColor="text1"/>
-          <w:lang w:val="es-ES"/>
           <w14:shadow w14:blurRad="38100" w14:dist="19050" w14:dir="2700000" w14:sx="100000" w14:sy="100000" w14:kx="0" w14:ky="0" w14:algn="tl">
             <w14:schemeClr w14:val="dk1">
               <w14:alpha w14:val="60000"/>
@@ -147,41 +192,58 @@
             <w14:round/>
           </w14:textOutline>
         </w:rPr>
+        <w:t>requirements</w:t>
+      </w:r>
+      <w:proofErr w:type="spellEnd"/>
+    </w:p>
+    <w:p>
+      <w:pPr>
+        <w:keepNext/>
+        <w:keepLines/>
+        <w:pBdr>
+          <w:bottom w:val="single" w:sz="4" w:space="1" w:color="auto"/>
+        </w:pBdr>
+        <w:spacing w:before="160" w:after="80"/>
+        <w:jc w:val="left"/>
+        <w:outlineLvl w:val="1"/>
+        <w:rPr>
+          <w:rFonts w:ascii="Calibri Light" w:eastAsia="Times New Roman" w:hAnsi="Calibri Light" w:cs="Calibri Light"/>
+          <w:b/>
+          <w:bCs/>
+          <w:sz w:val="32"/>
+          <w:szCs w:val="32"/>
+        </w:rPr>
+      </w:pPr>
+      <w:proofErr w:type="spellStart"/>
+      <w:r>
+        <w:rPr>
+          <w:rFonts w:ascii="Calibri Light" w:eastAsia="Times New Roman" w:hAnsi="Calibri Light" w:cs="Calibri Light"/>
+          <w:b/>
+          <w:bCs/>
+          <w:sz w:val="32"/>
+          <w:szCs w:val="32"/>
+        </w:rPr>
         <w:t>Information</w:t>
       </w:r>
       <w:proofErr w:type="spellEnd"/>
       <w:r>
         <w:rPr>
-          <w:color w:val="000000" w:themeColor="text1"/>
-          <w:lang w:val="es-ES"/>
-          <w14:shadow w14:blurRad="38100" w14:dist="19050" w14:dir="2700000" w14:sx="100000" w14:sy="100000" w14:kx="0" w14:ky="0" w14:algn="tl">
-            <w14:schemeClr w14:val="dk1">
-              <w14:alpha w14:val="60000"/>
-            </w14:schemeClr>
-          </w14:shadow>
-          <w14:textOutline w14:w="0" w14:cap="flat" w14:cmpd="sng" w14:algn="ctr">
-            <w14:noFill/>
-            <w14:prstDash w14:val="solid"/>
-            <w14:round/>
-          </w14:textOutline>
-        </w:rPr>
-        <w:t xml:space="preserve"> </w:t>
-      </w:r>
-      <w:proofErr w:type="spellStart"/>
-      <w:r>
-        <w:rPr>
-          <w:color w:val="000000" w:themeColor="text1"/>
-          <w:lang w:val="es-ES"/>
-          <w14:shadow w14:blurRad="38100" w14:dist="19050" w14:dir="2700000" w14:sx="100000" w14:sy="100000" w14:kx="0" w14:ky="0" w14:algn="tl">
-            <w14:schemeClr w14:val="dk1">
-              <w14:alpha w14:val="60000"/>
-            </w14:schemeClr>
-          </w14:shadow>
-          <w14:textOutline w14:w="0" w14:cap="flat" w14:cmpd="sng" w14:algn="ctr">
-            <w14:noFill/>
-            <w14:prstDash w14:val="solid"/>
-            <w14:round/>
-          </w14:textOutline>
+          <w:rFonts w:ascii="Calibri Light" w:eastAsia="Times New Roman" w:hAnsi="Calibri Light" w:cs="Calibri Light"/>
+          <w:b/>
+          <w:bCs/>
+          <w:sz w:val="32"/>
+          <w:szCs w:val="32"/>
+        </w:rPr>
+        <w:t xml:space="preserve"> </w:t>
+      </w:r>
+      <w:proofErr w:type="spellStart"/>
+      <w:r>
+        <w:rPr>
+          <w:rFonts w:ascii="Calibri Light" w:eastAsia="Times New Roman" w:hAnsi="Calibri Light" w:cs="Calibri Light"/>
+          <w:b/>
+          <w:bCs/>
+          <w:sz w:val="32"/>
+          <w:szCs w:val="32"/>
         </w:rPr>
         <w:t>requirements</w:t>
       </w:r>
@@ -193,20 +255,15 @@
         <w:rPr>
           <w:b/>
           <w:bCs/>
-          <w:lang w:val="es-ES"/>
-        </w:rPr>
-      </w:pPr>
-      <w:r>
-        <w:rPr>
-          <w:lang w:val="es-ES"/>
-        </w:rPr>
+        </w:rPr>
+      </w:pPr>
+      <w:r>
         <w:t>Implementar y crear los diagramas UML correspondientes:</w:t>
       </w:r>
       <w:r>
         <w:rPr>
           <w:b/>
           <w:bCs/>
-          <w:lang w:val="es-ES"/>
         </w:rPr>
         <w:t xml:space="preserve"> </w:t>
       </w:r>
@@ -242,7 +299,47 @@
         <w:t>Manager Role:</w:t>
       </w:r>
       <w:r>
-        <w:t xml:space="preserve"> Profile data must include position, skills, and an ‘</w:t>
+        <w:t xml:space="preserve"> </w:t>
+      </w:r>
+      <w:proofErr w:type="spellStart"/>
+      <w:r>
+        <w:t>Profile</w:t>
+      </w:r>
+      <w:proofErr w:type="spellEnd"/>
+      <w:r>
+        <w:t xml:space="preserve"> data </w:t>
+      </w:r>
+      <w:proofErr w:type="spellStart"/>
+      <w:r>
+        <w:t>must</w:t>
+      </w:r>
+      <w:proofErr w:type="spellEnd"/>
+      <w:r>
+        <w:t xml:space="preserve"> </w:t>
+      </w:r>
+      <w:proofErr w:type="spellStart"/>
+      <w:r>
+        <w:t>include</w:t>
+      </w:r>
+      <w:proofErr w:type="spellEnd"/>
+      <w:r>
+        <w:t xml:space="preserve"> position, </w:t>
+      </w:r>
+      <w:proofErr w:type="spellStart"/>
+      <w:r>
+        <w:t>skills</w:t>
+      </w:r>
+      <w:proofErr w:type="spellEnd"/>
+      <w:r>
+        <w:t xml:space="preserve">, and </w:t>
+      </w:r>
+      <w:proofErr w:type="spellStart"/>
+      <w:r>
+        <w:t>an</w:t>
+      </w:r>
+      <w:proofErr w:type="spellEnd"/>
+      <w:r>
+        <w:t xml:space="preserve"> ‘</w:t>
       </w:r>
       <w:proofErr w:type="spellStart"/>
       <w:r>
@@ -250,7 +347,15 @@
       </w:r>
       <w:proofErr w:type="spellEnd"/>
       <w:r>
-        <w:t>’ flag.</w:t>
+        <w:t xml:space="preserve">’ </w:t>
+      </w:r>
+      <w:proofErr w:type="spellStart"/>
+      <w:r>
+        <w:t>flag</w:t>
+      </w:r>
+      <w:proofErr w:type="spellEnd"/>
+      <w:r>
+        <w:t>.</w:t>
       </w:r>
     </w:p>
     <w:p>
@@ -258,7 +363,31 @@
         <w:pStyle w:val="Requirement-Body"/>
       </w:pPr>
       <w:r>
-        <w:t>Every attribute is mandatory.</w:t>
+        <w:t xml:space="preserve">Every </w:t>
+      </w:r>
+      <w:proofErr w:type="spellStart"/>
+      <w:r>
+        <w:t>attribute</w:t>
+      </w:r>
+      <w:proofErr w:type="spellEnd"/>
+      <w:r>
+        <w:t xml:space="preserve"> </w:t>
+      </w:r>
+      <w:proofErr w:type="spellStart"/>
+      <w:r>
+        <w:t>is</w:t>
+      </w:r>
+      <w:proofErr w:type="spellEnd"/>
+      <w:r>
+        <w:t xml:space="preserve"> </w:t>
+      </w:r>
+      <w:proofErr w:type="spellStart"/>
+      <w:r>
+        <w:t>mandatory</w:t>
+      </w:r>
+      <w:proofErr w:type="spellEnd"/>
+      <w:r>
+        <w:t>.</w:t>
       </w:r>
     </w:p>
     <w:p>
@@ -266,7 +395,55 @@
         <w:pStyle w:val="Requirement-Body"/>
       </w:pPr>
       <w:r>
-        <w:t xml:space="preserve">Both position and skills field will be validated as long text. </w:t>
+        <w:t xml:space="preserve">Both position and </w:t>
+      </w:r>
+      <w:proofErr w:type="spellStart"/>
+      <w:r>
+        <w:t>skills</w:t>
+      </w:r>
+      <w:proofErr w:type="spellEnd"/>
+      <w:r>
+        <w:t xml:space="preserve"> </w:t>
+      </w:r>
+      <w:proofErr w:type="spellStart"/>
+      <w:r>
+        <w:t>field</w:t>
+      </w:r>
+      <w:proofErr w:type="spellEnd"/>
+      <w:r>
+        <w:t xml:space="preserve"> </w:t>
+      </w:r>
+      <w:proofErr w:type="spellStart"/>
+      <w:r>
+        <w:t>will</w:t>
+      </w:r>
+      <w:proofErr w:type="spellEnd"/>
+      <w:r>
+        <w:t xml:space="preserve"> be </w:t>
+      </w:r>
+      <w:proofErr w:type="spellStart"/>
+      <w:r>
+        <w:t>validated</w:t>
+      </w:r>
+      <w:proofErr w:type="spellEnd"/>
+      <w:r>
+        <w:t xml:space="preserve"> as </w:t>
+      </w:r>
+      <w:proofErr w:type="spellStart"/>
+      <w:r>
+        <w:t>long</w:t>
+      </w:r>
+      <w:proofErr w:type="spellEnd"/>
+      <w:r>
+        <w:t xml:space="preserve"> </w:t>
+      </w:r>
+      <w:proofErr w:type="spellStart"/>
+      <w:r>
+        <w:t>text</w:t>
+      </w:r>
+      <w:proofErr w:type="spellEnd"/>
+      <w:r>
+        <w:t xml:space="preserve">. </w:t>
       </w:r>
     </w:p>
     <w:p>
@@ -282,8 +459,37 @@
       </w:r>
       <w:proofErr w:type="spellEnd"/>
       <w:r>
-        <w:t>’ flag will be implemented as a Boolean</w:t>
-      </w:r>
+        <w:t xml:space="preserve">’ </w:t>
+      </w:r>
+      <w:proofErr w:type="spellStart"/>
+      <w:r>
+        <w:t>flag</w:t>
+      </w:r>
+      <w:proofErr w:type="spellEnd"/>
+      <w:r>
+        <w:t xml:space="preserve"> </w:t>
+      </w:r>
+      <w:proofErr w:type="spellStart"/>
+      <w:r>
+        <w:t>will</w:t>
+      </w:r>
+      <w:proofErr w:type="spellEnd"/>
+      <w:r>
+        <w:t xml:space="preserve"> be </w:t>
+      </w:r>
+      <w:proofErr w:type="spellStart"/>
+      <w:r>
+        <w:t>implemented</w:t>
+      </w:r>
+      <w:proofErr w:type="spellEnd"/>
+      <w:r>
+        <w:t xml:space="preserve"> as a </w:t>
+      </w:r>
+      <w:proofErr w:type="spellStart"/>
+      <w:r>
+        <w:t>Boolean</w:t>
+      </w:r>
+      <w:proofErr w:type="spellEnd"/>
       <w:r>
         <w:rPr>
           <w:b/>
@@ -300,15 +506,11 @@
           <w:numId w:val="0"/>
         </w:numPr>
         <w:jc w:val="left"/>
-        <w:rPr>
-          <w:lang w:val="es-ES"/>
-        </w:rPr>
-      </w:pPr>
-      <w:r>
-        <w:rPr>
-          <w:b/>
-          <w:bCs/>
-          <w:lang w:val="es-ES"/>
+      </w:pPr>
+      <w:r>
+        <w:rPr>
+          <w:b/>
+          <w:bCs/>
         </w:rPr>
         <w:t>Conclusión y decisiones:</w:t>
       </w:r>
@@ -321,26 +523,14 @@
           <w:numId w:val="0"/>
         </w:numPr>
         <w:jc w:val="left"/>
-        <w:rPr>
-          <w:lang w:val="es-ES"/>
-        </w:rPr>
-      </w:pPr>
-      <w:r>
-        <w:rPr>
-          <w:lang w:val="es-ES"/>
-        </w:rPr>
+      </w:pPr>
+      <w:r>
         <w:t>-</w:t>
       </w:r>
       <w:r>
-        <w:rPr>
-          <w:lang w:val="es-ES"/>
-        </w:rPr>
-        <w:t xml:space="preserve"> </w:t>
-      </w:r>
-      <w:r>
-        <w:rPr>
-          <w:lang w:val="es-ES"/>
-        </w:rPr>
+        <w:t xml:space="preserve"> </w:t>
+      </w:r>
+      <w:r>
         <w:t>Los tipos de datos y las restricciones para "</w:t>
       </w:r>
       <w:r>
@@ -349,51 +539,32 @@
           <w:bCs/>
           <w:i/>
           <w:iCs/>
-          <w:lang w:val="es-ES"/>
         </w:rPr>
         <w:t>position</w:t>
       </w:r>
       <w:r>
-        <w:rPr>
-          <w:lang w:val="es-ES"/>
-        </w:rPr>
-        <w:t>”</w:t>
-      </w:r>
-      <w:r>
-        <w:rPr>
-          <w:lang w:val="es-ES"/>
-        </w:rPr>
-        <w:t xml:space="preserve"> y "</w:t>
+        <w:t>” y "</w:t>
       </w:r>
       <w:r>
         <w:rPr>
           <w:i/>
           <w:iCs/>
-          <w:lang w:val="es-ES"/>
-        </w:rPr>
-        <w:t xml:space="preserve"> </w:t>
-      </w:r>
+        </w:rPr>
+        <w:t xml:space="preserve"> </w:t>
+      </w:r>
+      <w:proofErr w:type="spellStart"/>
       <w:r>
         <w:rPr>
           <w:b/>
           <w:bCs/>
           <w:i/>
           <w:iCs/>
-          <w:lang w:val="es-ES"/>
         </w:rPr>
         <w:t>skills</w:t>
       </w:r>
-      <w:r>
-        <w:rPr>
-          <w:lang w:val="es-ES"/>
-        </w:rPr>
-        <w:t>”</w:t>
-      </w:r>
-      <w:r>
-        <w:rPr>
-          <w:lang w:val="es-ES"/>
-        </w:rPr>
-        <w:t xml:space="preserve"> no están definidos explícitamente en los requisitos. Ambos campos se implementarán como tipos </w:t>
+      <w:proofErr w:type="spellEnd"/>
+      <w:r>
+        <w:t xml:space="preserve">” no están definidos explícitamente en los requisitos. Ambos campos se implementarán como tipos </w:t>
       </w:r>
       <w:r>
         <w:rPr>
@@ -401,30 +572,24 @@
           <w:bCs/>
           <w:i/>
           <w:iCs/>
-          <w:lang w:val="es-ES"/>
         </w:rPr>
         <w:t>String</w:t>
       </w:r>
       <w:r>
-        <w:rPr>
-          <w:lang w:val="es-ES"/>
-        </w:rPr>
         <w:t xml:space="preserve">, aplicando una validación </w:t>
       </w:r>
+      <w:proofErr w:type="spellStart"/>
       <w:r>
         <w:rPr>
           <w:b/>
           <w:bCs/>
           <w:i/>
           <w:iCs/>
-          <w:lang w:val="es-ES"/>
         </w:rPr>
         <w:t>ValidText</w:t>
       </w:r>
-      <w:r>
-        <w:rPr>
-          <w:lang w:val="es-ES"/>
-        </w:rPr>
+      <w:proofErr w:type="spellEnd"/>
+      <w:r>
         <w:t>, según nuestro criterio.</w:t>
       </w:r>
     </w:p>
@@ -446,30 +611,22 @@
               <w:numId w:val="0"/>
             </w:numPr>
             <w:jc w:val="left"/>
-            <w:rPr>
-              <w:lang w:val="es-ES"/>
-            </w:rPr>
           </w:pPr>
           <w:r>
-            <w:rPr>
-              <w:lang w:val="es-ES"/>
-            </w:rPr>
             <w:t xml:space="preserve">- Todos los indicadores binarios dentro del modelo de datos se implementarán como tipos </w:t>
           </w:r>
+          <w:proofErr w:type="spellStart"/>
           <w:r>
             <w:rPr>
               <w:b/>
               <w:bCs/>
               <w:i/>
               <w:iCs/>
-              <w:lang w:val="es-ES"/>
             </w:rPr>
             <w:t>Boolean</w:t>
           </w:r>
+          <w:proofErr w:type="spellEnd"/>
           <w:r>
-            <w:rPr>
-              <w:lang w:val="es-ES"/>
-            </w:rPr>
             <w:t>.</w:t>
           </w:r>
         </w:p>
@@ -486,57 +643,34 @@
         <w:rPr>
           <w:b/>
           <w:bCs/>
-          <w:lang w:val="es-ES"/>
-        </w:rPr>
-      </w:pPr>
-      <w:r>
-        <w:rPr>
-          <w:lang w:val="es-ES"/>
-        </w:rPr>
+        </w:rPr>
+      </w:pPr>
+      <w:r>
         <w:t xml:space="preserve">- </w:t>
       </w:r>
       <w:r>
-        <w:rPr>
-          <w:lang w:val="es-ES"/>
-        </w:rPr>
         <w:t xml:space="preserve">Todos los atributos en esta entidad se establecerán como </w:t>
       </w:r>
       <w:r>
         <w:rPr>
           <w:b/>
           <w:bCs/>
-          <w:lang w:val="es-ES"/>
         </w:rPr>
         <w:t>obligatorios</w:t>
       </w:r>
       <w:r>
-        <w:rPr>
-          <w:lang w:val="es-ES"/>
-        </w:rPr>
         <w:t>, ya que esto asegura la consistencia con los estándares del modelo de datos existente y garantiza que el perfil del gerente esté completamente definido en el momento de su creación</w:t>
       </w:r>
-      <w:proofErr w:type="gramStart"/>
-      <w:r>
-        <w:rPr>
-          <w:lang w:val="es-ES"/>
-        </w:rPr>
+      <w:r>
         <w:t>.</w:t>
       </w:r>
       <w:r>
         <w:rPr>
-          <w:lang w:val="es-ES"/>
-        </w:rPr>
-        <w:t xml:space="preserve"> </w:t>
-      </w:r>
-      <w:r>
-        <w:rPr>
-          <w:b/>
-          <w:bCs/>
-          <w:lang w:val="es-ES"/>
+          <w:b/>
+          <w:bCs/>
         </w:rPr>
         <w:t>]</w:t>
       </w:r>
-      <w:proofErr w:type="gramEnd"/>
     </w:p>
     <w:p>
       <w:pPr>
@@ -551,205 +685,6 @@
           <w:bCs/>
         </w:rPr>
       </w:pPr>
-      <w:r>
-        <w:rPr>
-          <w:b/>
-          <w:bCs/>
-        </w:rPr>
-        <w:t>Declaración</w:t>
-      </w:r>
-      <w:r>
-        <w:rPr>
-          <w:b/>
-          <w:bCs/>
-        </w:rPr>
-        <w:t>:</w:t>
-      </w:r>
-    </w:p>
-    <w:p>
-      <w:pPr>
-        <w:pStyle w:val="Requirement-HeaderS1"/>
-      </w:pPr>
-      <w:r>
-        <w:rPr>
-          <w:b/>
-          <w:bCs/>
-        </w:rPr>
-        <w:t>Projects:</w:t>
-      </w:r>
-      <w:r>
-        <w:t xml:space="preserve"> Must store a title, a short list of key words, a description, planned kick-off and close-out meetings times, and (</w:t>
-      </w:r>
-      <w:r>
-        <w:rPr>
-          <w:b/>
-          <w:bCs/>
-        </w:rPr>
-        <w:t>inventions</w:t>
-      </w:r>
-      <w:r>
-        <w:t xml:space="preserve">, </w:t>
-      </w:r>
-      <w:r>
-        <w:rPr>
-          <w:b/>
-          <w:bCs/>
-        </w:rPr>
-        <w:t>campaigns</w:t>
-      </w:r>
-      <w:r>
-        <w:t xml:space="preserve">, </w:t>
-      </w:r>
-      <w:r>
-        <w:rPr>
-          <w:b/>
-          <w:bCs/>
-        </w:rPr>
-        <w:t>strategies</w:t>
-      </w:r>
-      <w:r>
-        <w:t>). Additionally, a project may be sponsored or audited.</w:t>
-      </w:r>
-    </w:p>
-    <w:p>
-      <w:pPr>
-        <w:pStyle w:val="Requirement-Body"/>
-        <w:rPr>
-          <w:rFonts w:ascii="Aptos" w:hAnsi="Aptos" w:cs="Times New Roman"/>
-        </w:rPr>
-      </w:pPr>
-      <w:r>
-        <w:t>Every attribute is mandatory.</w:t>
-      </w:r>
-    </w:p>
-    <w:p>
-      <w:pPr>
-        <w:pStyle w:val="Requirement-Body"/>
-        <w:rPr>
-          <w:rFonts w:ascii="Aptos" w:hAnsi="Aptos" w:cs="Times New Roman"/>
-        </w:rPr>
-      </w:pPr>
-      <w:r>
-        <w:t>The title will be validated as a header</w:t>
-      </w:r>
-    </w:p>
-    <w:p>
-      <w:pPr>
-        <w:pStyle w:val="Requirement-Body"/>
-        <w:rPr>
-          <w:rFonts w:ascii="Aptos" w:hAnsi="Aptos" w:cs="Times New Roman"/>
-        </w:rPr>
-      </w:pPr>
-      <w:r>
-        <w:t>Both key words and description fields will be validated as long text.</w:t>
-      </w:r>
-    </w:p>
-    <w:p>
-      <w:pPr>
-        <w:pStyle w:val="Requirement-Body"/>
-        <w:rPr>
-          <w:rFonts w:ascii="Aptos" w:hAnsi="Aptos" w:cs="Times New Roman"/>
-        </w:rPr>
-      </w:pPr>
-      <w:r>
-        <w:t>Both date-dependent fields (kick-off meeting and close-out meeting) must be in the future relative to the moment of creation of the project.</w:t>
-      </w:r>
-    </w:p>
-    <w:p>
-      <w:pPr>
-        <w:pStyle w:val="Requirement-Body"/>
-        <w:rPr>
-          <w:rFonts w:ascii="Aptos" w:hAnsi="Aptos" w:cs="Times New Roman"/>
-        </w:rPr>
-      </w:pPr>
-      <w:r>
-        <w:t xml:space="preserve">Each </w:t>
-      </w:r>
-      <w:r>
-        <w:rPr>
-          <w:b/>
-          <w:bCs/>
-        </w:rPr>
-        <w:t>component</w:t>
-      </w:r>
-      <w:r>
-        <w:t xml:space="preserve"> may belong to at most one project. A </w:t>
-      </w:r>
-      <w:r>
-        <w:rPr>
-          <w:b/>
-          <w:bCs/>
-        </w:rPr>
-        <w:t>project</w:t>
-      </w:r>
-      <w:r>
-        <w:t xml:space="preserve"> can have N number of components attached.</w:t>
-      </w:r>
-    </w:p>
-    <w:p>
-      <w:pPr>
-        <w:pStyle w:val="Requirement-Body"/>
-        <w:rPr>
-          <w:rFonts w:ascii="Aptos" w:hAnsi="Aptos" w:cs="Times New Roman"/>
-        </w:rPr>
-      </w:pPr>
-      <w:r>
-        <w:t xml:space="preserve">Likewise, </w:t>
-      </w:r>
-      <w:r>
-        <w:rPr>
-          <w:b/>
-          <w:bCs/>
-        </w:rPr>
-        <w:t>sponsorships</w:t>
-      </w:r>
-      <w:r>
-        <w:t xml:space="preserve"> and audit </w:t>
-      </w:r>
-      <w:r>
-        <w:rPr>
-          <w:b/>
-          <w:bCs/>
-        </w:rPr>
-        <w:t>reports</w:t>
-      </w:r>
-      <w:r>
-        <w:t xml:space="preserve"> can only be linked to at most one project. A </w:t>
-      </w:r>
-      <w:r>
-        <w:rPr>
-          <w:b/>
-          <w:bCs/>
-        </w:rPr>
-        <w:t>project</w:t>
-      </w:r>
-      <w:r>
-        <w:t xml:space="preserve"> can have N number of sponsorships or audit reports attached.</w:t>
-      </w:r>
-    </w:p>
-    <w:p>
-      <w:pPr>
-        <w:pStyle w:val="Requirement-Body"/>
-        <w:rPr>
-          <w:rFonts w:ascii="Aptos" w:hAnsi="Aptos" w:cs="Times New Roman"/>
-        </w:rPr>
-      </w:pPr>
-      <w:r>
-        <w:lastRenderedPageBreak/>
-        <w:t xml:space="preserve">There will be a </w:t>
-      </w:r>
-      <w:proofErr w:type="spellStart"/>
-      <w:r>
-        <w:rPr>
-          <w:b/>
-          <w:bCs/>
-        </w:rPr>
-        <w:t>draftMode</w:t>
-      </w:r>
-      <w:proofErr w:type="spellEnd"/>
-      <w:r>
-        <w:t xml:space="preserve"> attribute to know if a project is published or not.</w:t>
-      </w:r>
     </w:p>
     <w:p>
       <w:pPr>
@@ -759,6 +694,914 @@
           <w:numId w:val="0"/>
         </w:numPr>
         <w:jc w:val="left"/>
+        <w:rPr>
+          <w:b/>
+          <w:bCs/>
+        </w:rPr>
+      </w:pPr>
+      <w:r>
+        <w:rPr>
+          <w:b/>
+          <w:bCs/>
+        </w:rPr>
+        <w:t>Declaración</w:t>
+      </w:r>
+      <w:r>
+        <w:rPr>
+          <w:b/>
+          <w:bCs/>
+        </w:rPr>
+        <w:t>:</w:t>
+      </w:r>
+    </w:p>
+    <w:p>
+      <w:pPr>
+        <w:pStyle w:val="Requirement-HeaderS1"/>
+      </w:pPr>
+      <w:proofErr w:type="spellStart"/>
+      <w:r>
+        <w:rPr>
+          <w:b/>
+          <w:bCs/>
+        </w:rPr>
+        <w:t>Projects</w:t>
+      </w:r>
+      <w:proofErr w:type="spellEnd"/>
+      <w:r>
+        <w:rPr>
+          <w:b/>
+          <w:bCs/>
+        </w:rPr>
+        <w:t>:</w:t>
+      </w:r>
+      <w:r>
+        <w:t xml:space="preserve"> Must store a </w:t>
+      </w:r>
+      <w:proofErr w:type="spellStart"/>
+      <w:r>
+        <w:t>title</w:t>
+      </w:r>
+      <w:proofErr w:type="spellEnd"/>
+      <w:r>
+        <w:t xml:space="preserve">, a short </w:t>
+      </w:r>
+      <w:proofErr w:type="spellStart"/>
+      <w:r>
+        <w:t>list</w:t>
+      </w:r>
+      <w:proofErr w:type="spellEnd"/>
+      <w:r>
+        <w:t xml:space="preserve"> </w:t>
+      </w:r>
+      <w:proofErr w:type="spellStart"/>
+      <w:r>
+        <w:t>of</w:t>
+      </w:r>
+      <w:proofErr w:type="spellEnd"/>
+      <w:r>
+        <w:t xml:space="preserve"> </w:t>
+      </w:r>
+      <w:proofErr w:type="spellStart"/>
+      <w:r>
+        <w:t>key</w:t>
+      </w:r>
+      <w:proofErr w:type="spellEnd"/>
+      <w:r>
+        <w:t xml:space="preserve"> </w:t>
+      </w:r>
+      <w:proofErr w:type="spellStart"/>
+      <w:r>
+        <w:t>words</w:t>
+      </w:r>
+      <w:proofErr w:type="spellEnd"/>
+      <w:r>
+        <w:t xml:space="preserve">, a </w:t>
+      </w:r>
+      <w:proofErr w:type="spellStart"/>
+      <w:r>
+        <w:t>description</w:t>
+      </w:r>
+      <w:proofErr w:type="spellEnd"/>
+      <w:r>
+        <w:t xml:space="preserve">, </w:t>
+      </w:r>
+      <w:proofErr w:type="spellStart"/>
+      <w:r>
+        <w:t>planned</w:t>
+      </w:r>
+      <w:proofErr w:type="spellEnd"/>
+      <w:r>
+        <w:t xml:space="preserve"> </w:t>
+      </w:r>
+      <w:proofErr w:type="spellStart"/>
+      <w:r>
+        <w:t>kick</w:t>
+      </w:r>
+      <w:proofErr w:type="spellEnd"/>
+      <w:r>
+        <w:t xml:space="preserve">-off and </w:t>
+      </w:r>
+      <w:proofErr w:type="spellStart"/>
+      <w:r>
+        <w:t>close-out</w:t>
+      </w:r>
+      <w:proofErr w:type="spellEnd"/>
+      <w:r>
+        <w:t xml:space="preserve"> </w:t>
+      </w:r>
+      <w:proofErr w:type="gramStart"/>
+      <w:r>
+        <w:t>meetings</w:t>
+      </w:r>
+      <w:proofErr w:type="gramEnd"/>
+      <w:r>
+        <w:t xml:space="preserve"> times, and (</w:t>
+      </w:r>
+      <w:proofErr w:type="spellStart"/>
+      <w:r>
+        <w:rPr>
+          <w:b/>
+          <w:bCs/>
+        </w:rPr>
+        <w:t>inventions</w:t>
+      </w:r>
+      <w:proofErr w:type="spellEnd"/>
+      <w:r>
+        <w:t xml:space="preserve">, </w:t>
+      </w:r>
+      <w:proofErr w:type="spellStart"/>
+      <w:r>
+        <w:rPr>
+          <w:b/>
+          <w:bCs/>
+        </w:rPr>
+        <w:t>campaigns</w:t>
+      </w:r>
+      <w:proofErr w:type="spellEnd"/>
+      <w:r>
+        <w:t xml:space="preserve">, </w:t>
+      </w:r>
+      <w:proofErr w:type="spellStart"/>
+      <w:r>
+        <w:rPr>
+          <w:b/>
+          <w:bCs/>
+        </w:rPr>
+        <w:t>strategies</w:t>
+      </w:r>
+      <w:proofErr w:type="spellEnd"/>
+      <w:r>
+        <w:t xml:space="preserve">). Additionally, a </w:t>
+      </w:r>
+      <w:proofErr w:type="spellStart"/>
+      <w:r>
+        <w:t>project</w:t>
+      </w:r>
+      <w:proofErr w:type="spellEnd"/>
+      <w:r>
+        <w:t xml:space="preserve"> </w:t>
+      </w:r>
+      <w:proofErr w:type="spellStart"/>
+      <w:r>
+        <w:t>may</w:t>
+      </w:r>
+      <w:proofErr w:type="spellEnd"/>
+      <w:r>
+        <w:t xml:space="preserve"> be </w:t>
+      </w:r>
+      <w:proofErr w:type="spellStart"/>
+      <w:r>
+        <w:t>sponsored</w:t>
+      </w:r>
+      <w:proofErr w:type="spellEnd"/>
+      <w:r>
+        <w:t xml:space="preserve"> </w:t>
+      </w:r>
+      <w:proofErr w:type="spellStart"/>
+      <w:r>
+        <w:t>or</w:t>
+      </w:r>
+      <w:proofErr w:type="spellEnd"/>
+      <w:r>
+        <w:t xml:space="preserve"> </w:t>
+      </w:r>
+      <w:proofErr w:type="spellStart"/>
+      <w:r>
+        <w:t>audited</w:t>
+      </w:r>
+      <w:proofErr w:type="spellEnd"/>
+      <w:r>
+        <w:t>.</w:t>
+      </w:r>
+    </w:p>
+    <w:p>
+      <w:pPr>
+        <w:pStyle w:val="Requirement-Body"/>
+        <w:rPr>
+          <w:rFonts w:ascii="Aptos" w:hAnsi="Aptos" w:cs="Times New Roman"/>
+        </w:rPr>
+      </w:pPr>
+      <w:r>
+        <w:t xml:space="preserve">Every </w:t>
+      </w:r>
+      <w:proofErr w:type="spellStart"/>
+      <w:r>
+        <w:t>attribute</w:t>
+      </w:r>
+      <w:proofErr w:type="spellEnd"/>
+      <w:r>
+        <w:t xml:space="preserve"> </w:t>
+      </w:r>
+      <w:proofErr w:type="spellStart"/>
+      <w:r>
+        <w:t>is</w:t>
+      </w:r>
+      <w:proofErr w:type="spellEnd"/>
+      <w:r>
+        <w:t xml:space="preserve"> </w:t>
+      </w:r>
+      <w:proofErr w:type="spellStart"/>
+      <w:r>
+        <w:t>mandatory</w:t>
+      </w:r>
+      <w:proofErr w:type="spellEnd"/>
+      <w:r>
+        <w:t>.</w:t>
+      </w:r>
+    </w:p>
+    <w:p>
+      <w:pPr>
+        <w:pStyle w:val="Requirement-Body"/>
+        <w:rPr>
+          <w:rFonts w:ascii="Aptos" w:hAnsi="Aptos" w:cs="Times New Roman"/>
+        </w:rPr>
+      </w:pPr>
+      <w:r>
+        <w:t xml:space="preserve">The </w:t>
+      </w:r>
+      <w:proofErr w:type="spellStart"/>
+      <w:r>
+        <w:t>title</w:t>
+      </w:r>
+      <w:proofErr w:type="spellEnd"/>
+      <w:r>
+        <w:t xml:space="preserve"> </w:t>
+      </w:r>
+      <w:proofErr w:type="spellStart"/>
+      <w:r>
+        <w:t>will</w:t>
+      </w:r>
+      <w:proofErr w:type="spellEnd"/>
+      <w:r>
+        <w:t xml:space="preserve"> be </w:t>
+      </w:r>
+      <w:proofErr w:type="spellStart"/>
+      <w:r>
+        <w:t>validated</w:t>
+      </w:r>
+      <w:proofErr w:type="spellEnd"/>
+      <w:r>
+        <w:t xml:space="preserve"> as a </w:t>
+      </w:r>
+      <w:proofErr w:type="spellStart"/>
+      <w:r>
+        <w:t>header</w:t>
+      </w:r>
+      <w:proofErr w:type="spellEnd"/>
+    </w:p>
+    <w:p>
+      <w:pPr>
+        <w:pStyle w:val="Requirement-Body"/>
+        <w:rPr>
+          <w:rFonts w:ascii="Aptos" w:hAnsi="Aptos" w:cs="Times New Roman"/>
+        </w:rPr>
+      </w:pPr>
+      <w:r>
+        <w:t xml:space="preserve">Both </w:t>
+      </w:r>
+      <w:proofErr w:type="spellStart"/>
+      <w:r>
+        <w:t>key</w:t>
+      </w:r>
+      <w:proofErr w:type="spellEnd"/>
+      <w:r>
+        <w:t xml:space="preserve"> </w:t>
+      </w:r>
+      <w:proofErr w:type="spellStart"/>
+      <w:r>
+        <w:t>words</w:t>
+      </w:r>
+      <w:proofErr w:type="spellEnd"/>
+      <w:r>
+        <w:t xml:space="preserve"> and </w:t>
+      </w:r>
+      <w:proofErr w:type="spellStart"/>
+      <w:r>
+        <w:t>description</w:t>
+      </w:r>
+      <w:proofErr w:type="spellEnd"/>
+      <w:r>
+        <w:t xml:space="preserve"> </w:t>
+      </w:r>
+      <w:proofErr w:type="spellStart"/>
+      <w:r>
+        <w:t>fields</w:t>
+      </w:r>
+      <w:proofErr w:type="spellEnd"/>
+      <w:r>
+        <w:t xml:space="preserve"> </w:t>
+      </w:r>
+      <w:proofErr w:type="spellStart"/>
+      <w:r>
+        <w:t>will</w:t>
+      </w:r>
+      <w:proofErr w:type="spellEnd"/>
+      <w:r>
+        <w:t xml:space="preserve"> be </w:t>
+      </w:r>
+      <w:proofErr w:type="spellStart"/>
+      <w:r>
+        <w:t>validated</w:t>
+      </w:r>
+      <w:proofErr w:type="spellEnd"/>
+      <w:r>
+        <w:t xml:space="preserve"> as </w:t>
+      </w:r>
+      <w:proofErr w:type="spellStart"/>
+      <w:r>
+        <w:t>long</w:t>
+      </w:r>
+      <w:proofErr w:type="spellEnd"/>
+      <w:r>
+        <w:t xml:space="preserve"> </w:t>
+      </w:r>
+      <w:proofErr w:type="spellStart"/>
+      <w:r>
+        <w:t>text</w:t>
+      </w:r>
+      <w:proofErr w:type="spellEnd"/>
+      <w:r>
+        <w:t>.</w:t>
+      </w:r>
+    </w:p>
+    <w:p>
+      <w:pPr>
+        <w:pStyle w:val="Requirement-Body"/>
+        <w:rPr>
+          <w:rFonts w:ascii="Aptos" w:hAnsi="Aptos" w:cs="Times New Roman"/>
+        </w:rPr>
+      </w:pPr>
+      <w:r>
+        <w:t>Both date-</w:t>
+      </w:r>
+      <w:proofErr w:type="spellStart"/>
+      <w:r>
+        <w:t>dependent</w:t>
+      </w:r>
+      <w:proofErr w:type="spellEnd"/>
+      <w:r>
+        <w:t xml:space="preserve"> </w:t>
+      </w:r>
+      <w:proofErr w:type="spellStart"/>
+      <w:r>
+        <w:t>fields</w:t>
+      </w:r>
+      <w:proofErr w:type="spellEnd"/>
+      <w:r>
+        <w:t xml:space="preserve"> (</w:t>
+      </w:r>
+      <w:proofErr w:type="spellStart"/>
+      <w:r>
+        <w:t>kick</w:t>
+      </w:r>
+      <w:proofErr w:type="spellEnd"/>
+      <w:r>
+        <w:t xml:space="preserve">-off </w:t>
+      </w:r>
+      <w:proofErr w:type="gramStart"/>
+      <w:r>
+        <w:t>meeting</w:t>
+      </w:r>
+      <w:proofErr w:type="gramEnd"/>
+      <w:r>
+        <w:t xml:space="preserve"> and </w:t>
+      </w:r>
+      <w:proofErr w:type="spellStart"/>
+      <w:r>
+        <w:t>close-out</w:t>
+      </w:r>
+      <w:proofErr w:type="spellEnd"/>
+      <w:r>
+        <w:t xml:space="preserve"> </w:t>
+      </w:r>
+      <w:proofErr w:type="gramStart"/>
+      <w:r>
+        <w:t>meeting</w:t>
+      </w:r>
+      <w:proofErr w:type="gramEnd"/>
+      <w:r>
+        <w:t xml:space="preserve">) </w:t>
+      </w:r>
+      <w:proofErr w:type="spellStart"/>
+      <w:r>
+        <w:t>must</w:t>
+      </w:r>
+      <w:proofErr w:type="spellEnd"/>
+      <w:r>
+        <w:t xml:space="preserve"> be in </w:t>
+      </w:r>
+      <w:proofErr w:type="spellStart"/>
+      <w:r>
+        <w:t>the</w:t>
+      </w:r>
+      <w:proofErr w:type="spellEnd"/>
+      <w:r>
+        <w:t xml:space="preserve"> future relative </w:t>
+      </w:r>
+      <w:proofErr w:type="spellStart"/>
+      <w:r>
+        <w:t>to</w:t>
+      </w:r>
+      <w:proofErr w:type="spellEnd"/>
+      <w:r>
+        <w:t xml:space="preserve"> </w:t>
+      </w:r>
+      <w:proofErr w:type="spellStart"/>
+      <w:r>
+        <w:t>the</w:t>
+      </w:r>
+      <w:proofErr w:type="spellEnd"/>
+      <w:r>
+        <w:t xml:space="preserve"> </w:t>
+      </w:r>
+      <w:proofErr w:type="spellStart"/>
+      <w:r>
+        <w:t>moment</w:t>
+      </w:r>
+      <w:proofErr w:type="spellEnd"/>
+      <w:r>
+        <w:t xml:space="preserve"> </w:t>
+      </w:r>
+      <w:proofErr w:type="spellStart"/>
+      <w:r>
+        <w:t>of</w:t>
+      </w:r>
+      <w:proofErr w:type="spellEnd"/>
+      <w:r>
+        <w:t xml:space="preserve"> </w:t>
+      </w:r>
+      <w:proofErr w:type="spellStart"/>
+      <w:r>
+        <w:t>creation</w:t>
+      </w:r>
+      <w:proofErr w:type="spellEnd"/>
+      <w:r>
+        <w:t xml:space="preserve"> </w:t>
+      </w:r>
+      <w:proofErr w:type="spellStart"/>
+      <w:r>
+        <w:t>of</w:t>
+      </w:r>
+      <w:proofErr w:type="spellEnd"/>
+      <w:r>
+        <w:t xml:space="preserve"> </w:t>
+      </w:r>
+      <w:proofErr w:type="spellStart"/>
+      <w:r>
+        <w:t>the</w:t>
+      </w:r>
+      <w:proofErr w:type="spellEnd"/>
+      <w:r>
+        <w:t xml:space="preserve"> </w:t>
+      </w:r>
+      <w:proofErr w:type="spellStart"/>
+      <w:r>
+        <w:t>project</w:t>
+      </w:r>
+      <w:proofErr w:type="spellEnd"/>
+      <w:r>
+        <w:t>.</w:t>
+      </w:r>
+    </w:p>
+    <w:p>
+      <w:pPr>
+        <w:pStyle w:val="Requirement-Body"/>
+        <w:rPr>
+          <w:rFonts w:ascii="Aptos" w:hAnsi="Aptos" w:cs="Times New Roman"/>
+        </w:rPr>
+      </w:pPr>
+      <w:proofErr w:type="spellStart"/>
+      <w:r>
+        <w:t>Each</w:t>
+      </w:r>
+      <w:proofErr w:type="spellEnd"/>
+      <w:r>
+        <w:t xml:space="preserve"> </w:t>
+      </w:r>
+      <w:proofErr w:type="spellStart"/>
+      <w:r>
+        <w:rPr>
+          <w:b/>
+          <w:bCs/>
+        </w:rPr>
+        <w:t>component</w:t>
+      </w:r>
+      <w:proofErr w:type="spellEnd"/>
+      <w:r>
+        <w:t xml:space="preserve"> </w:t>
+      </w:r>
+      <w:proofErr w:type="spellStart"/>
+      <w:r>
+        <w:t>may</w:t>
+      </w:r>
+      <w:proofErr w:type="spellEnd"/>
+      <w:r>
+        <w:t xml:space="preserve"> </w:t>
+      </w:r>
+      <w:proofErr w:type="spellStart"/>
+      <w:r>
+        <w:t>belong</w:t>
+      </w:r>
+      <w:proofErr w:type="spellEnd"/>
+      <w:r>
+        <w:t xml:space="preserve"> </w:t>
+      </w:r>
+      <w:proofErr w:type="spellStart"/>
+      <w:r>
+        <w:t>to</w:t>
+      </w:r>
+      <w:proofErr w:type="spellEnd"/>
+      <w:r>
+        <w:t xml:space="preserve"> at </w:t>
+      </w:r>
+      <w:proofErr w:type="spellStart"/>
+      <w:r>
+        <w:t>most</w:t>
+      </w:r>
+      <w:proofErr w:type="spellEnd"/>
+      <w:r>
+        <w:t xml:space="preserve"> </w:t>
+      </w:r>
+      <w:proofErr w:type="spellStart"/>
+      <w:r>
+        <w:t>one</w:t>
+      </w:r>
+      <w:proofErr w:type="spellEnd"/>
+      <w:r>
+        <w:t xml:space="preserve"> </w:t>
+      </w:r>
+      <w:proofErr w:type="spellStart"/>
+      <w:r>
+        <w:t>project</w:t>
+      </w:r>
+      <w:proofErr w:type="spellEnd"/>
+      <w:r>
+        <w:t xml:space="preserve">. A </w:t>
+      </w:r>
+      <w:proofErr w:type="spellStart"/>
+      <w:r>
+        <w:rPr>
+          <w:b/>
+          <w:bCs/>
+        </w:rPr>
+        <w:t>project</w:t>
+      </w:r>
+      <w:proofErr w:type="spellEnd"/>
+      <w:r>
+        <w:t xml:space="preserve"> can </w:t>
+      </w:r>
+      <w:proofErr w:type="spellStart"/>
+      <w:r>
+        <w:t>have</w:t>
+      </w:r>
+      <w:proofErr w:type="spellEnd"/>
+      <w:r>
+        <w:t xml:space="preserve"> N </w:t>
+      </w:r>
+      <w:proofErr w:type="spellStart"/>
+      <w:r>
+        <w:t>number</w:t>
+      </w:r>
+      <w:proofErr w:type="spellEnd"/>
+      <w:r>
+        <w:t xml:space="preserve"> </w:t>
+      </w:r>
+      <w:proofErr w:type="spellStart"/>
+      <w:r>
+        <w:t>of</w:t>
+      </w:r>
+      <w:proofErr w:type="spellEnd"/>
+      <w:r>
+        <w:t xml:space="preserve"> </w:t>
+      </w:r>
+      <w:proofErr w:type="spellStart"/>
+      <w:r>
+        <w:t>components</w:t>
+      </w:r>
+      <w:proofErr w:type="spellEnd"/>
+      <w:r>
+        <w:t xml:space="preserve"> </w:t>
+      </w:r>
+      <w:proofErr w:type="spellStart"/>
+      <w:r>
+        <w:t>attached</w:t>
+      </w:r>
+      <w:proofErr w:type="spellEnd"/>
+      <w:r>
+        <w:t>.</w:t>
+      </w:r>
+    </w:p>
+    <w:p>
+      <w:pPr>
+        <w:pStyle w:val="Requirement-Body"/>
+        <w:rPr>
+          <w:rFonts w:ascii="Aptos" w:hAnsi="Aptos" w:cs="Times New Roman"/>
+        </w:rPr>
+      </w:pPr>
+      <w:proofErr w:type="spellStart"/>
+      <w:r>
+        <w:t>Likewise</w:t>
+      </w:r>
+      <w:proofErr w:type="spellEnd"/>
+      <w:r>
+        <w:t xml:space="preserve">, </w:t>
+      </w:r>
+      <w:proofErr w:type="spellStart"/>
+      <w:r>
+        <w:rPr>
+          <w:b/>
+          <w:bCs/>
+        </w:rPr>
+        <w:t>sponsorships</w:t>
+      </w:r>
+      <w:proofErr w:type="spellEnd"/>
+      <w:r>
+        <w:t xml:space="preserve"> and </w:t>
+      </w:r>
+      <w:proofErr w:type="spellStart"/>
+      <w:r>
+        <w:t>audit</w:t>
+      </w:r>
+      <w:proofErr w:type="spellEnd"/>
+      <w:r>
+        <w:t xml:space="preserve"> </w:t>
+      </w:r>
+      <w:proofErr w:type="spellStart"/>
+      <w:r>
+        <w:rPr>
+          <w:b/>
+          <w:bCs/>
+        </w:rPr>
+        <w:t>reports</w:t>
+      </w:r>
+      <w:proofErr w:type="spellEnd"/>
+      <w:r>
+        <w:t xml:space="preserve"> can </w:t>
+      </w:r>
+      <w:proofErr w:type="spellStart"/>
+      <w:r>
+        <w:t>only</w:t>
+      </w:r>
+      <w:proofErr w:type="spellEnd"/>
+      <w:r>
+        <w:t xml:space="preserve"> be </w:t>
+      </w:r>
+      <w:proofErr w:type="spellStart"/>
+      <w:r>
+        <w:t>linked</w:t>
+      </w:r>
+      <w:proofErr w:type="spellEnd"/>
+      <w:r>
+        <w:t xml:space="preserve"> </w:t>
+      </w:r>
+      <w:proofErr w:type="spellStart"/>
+      <w:r>
+        <w:t>to</w:t>
+      </w:r>
+      <w:proofErr w:type="spellEnd"/>
+      <w:r>
+        <w:t xml:space="preserve"> at </w:t>
+      </w:r>
+      <w:proofErr w:type="spellStart"/>
+      <w:r>
+        <w:t>most</w:t>
+      </w:r>
+      <w:proofErr w:type="spellEnd"/>
+      <w:r>
+        <w:t xml:space="preserve"> </w:t>
+      </w:r>
+      <w:proofErr w:type="spellStart"/>
+      <w:r>
+        <w:t>one</w:t>
+      </w:r>
+      <w:proofErr w:type="spellEnd"/>
+      <w:r>
+        <w:t xml:space="preserve"> </w:t>
+      </w:r>
+      <w:proofErr w:type="spellStart"/>
+      <w:r>
+        <w:t>project</w:t>
+      </w:r>
+      <w:proofErr w:type="spellEnd"/>
+      <w:r>
+        <w:t xml:space="preserve">. A </w:t>
+      </w:r>
+      <w:proofErr w:type="spellStart"/>
+      <w:r>
+        <w:rPr>
+          <w:b/>
+          <w:bCs/>
+        </w:rPr>
+        <w:t>project</w:t>
+      </w:r>
+      <w:proofErr w:type="spellEnd"/>
+      <w:r>
+        <w:t xml:space="preserve"> can </w:t>
+      </w:r>
+      <w:proofErr w:type="spellStart"/>
+      <w:r>
+        <w:t>have</w:t>
+      </w:r>
+      <w:proofErr w:type="spellEnd"/>
+      <w:r>
+        <w:t xml:space="preserve"> N </w:t>
+      </w:r>
+      <w:proofErr w:type="spellStart"/>
+      <w:r>
+        <w:t>number</w:t>
+      </w:r>
+      <w:proofErr w:type="spellEnd"/>
+      <w:r>
+        <w:t xml:space="preserve"> </w:t>
+      </w:r>
+      <w:proofErr w:type="spellStart"/>
+      <w:r>
+        <w:t>of</w:t>
+      </w:r>
+      <w:proofErr w:type="spellEnd"/>
+      <w:r>
+        <w:t xml:space="preserve"> </w:t>
+      </w:r>
+      <w:proofErr w:type="spellStart"/>
+      <w:r>
+        <w:t>sponsorships</w:t>
+      </w:r>
+      <w:proofErr w:type="spellEnd"/>
+      <w:r>
+        <w:t xml:space="preserve"> </w:t>
+      </w:r>
+      <w:proofErr w:type="spellStart"/>
+      <w:r>
+        <w:t>or</w:t>
+      </w:r>
+      <w:proofErr w:type="spellEnd"/>
+      <w:r>
+        <w:t xml:space="preserve"> </w:t>
+      </w:r>
+      <w:proofErr w:type="spellStart"/>
+      <w:r>
+        <w:t>audit</w:t>
+      </w:r>
+      <w:proofErr w:type="spellEnd"/>
+      <w:r>
+        <w:t xml:space="preserve"> </w:t>
+      </w:r>
+      <w:proofErr w:type="spellStart"/>
+      <w:r>
+        <w:t>reports</w:t>
+      </w:r>
+      <w:proofErr w:type="spellEnd"/>
+      <w:r>
+        <w:t xml:space="preserve"> </w:t>
+      </w:r>
+      <w:proofErr w:type="spellStart"/>
+      <w:r>
+        <w:t>attached</w:t>
+      </w:r>
+      <w:proofErr w:type="spellEnd"/>
+      <w:r>
+        <w:t>.</w:t>
+      </w:r>
+    </w:p>
+    <w:p>
+      <w:pPr>
+        <w:pStyle w:val="Requirement-Body"/>
+        <w:rPr>
+          <w:rFonts w:ascii="Aptos" w:hAnsi="Aptos" w:cs="Times New Roman"/>
+        </w:rPr>
+      </w:pPr>
+      <w:proofErr w:type="spellStart"/>
+      <w:r>
+        <w:lastRenderedPageBreak/>
+        <w:t>There</w:t>
+      </w:r>
+      <w:proofErr w:type="spellEnd"/>
+      <w:r>
+        <w:t xml:space="preserve"> </w:t>
+      </w:r>
+      <w:proofErr w:type="spellStart"/>
+      <w:r>
+        <w:t>will</w:t>
+      </w:r>
+      <w:proofErr w:type="spellEnd"/>
+      <w:r>
+        <w:t xml:space="preserve"> be a </w:t>
+      </w:r>
+      <w:proofErr w:type="spellStart"/>
+      <w:r>
+        <w:rPr>
+          <w:b/>
+          <w:bCs/>
+        </w:rPr>
+        <w:t>draftMode</w:t>
+      </w:r>
+      <w:proofErr w:type="spellEnd"/>
+      <w:r>
+        <w:t xml:space="preserve"> </w:t>
+      </w:r>
+      <w:proofErr w:type="spellStart"/>
+      <w:r>
+        <w:t>attribute</w:t>
+      </w:r>
+      <w:proofErr w:type="spellEnd"/>
+      <w:r>
+        <w:t xml:space="preserve"> </w:t>
+      </w:r>
+      <w:proofErr w:type="spellStart"/>
+      <w:r>
+        <w:t>to</w:t>
+      </w:r>
+      <w:proofErr w:type="spellEnd"/>
+      <w:r>
+        <w:t xml:space="preserve"> </w:t>
+      </w:r>
+      <w:proofErr w:type="spellStart"/>
+      <w:r>
+        <w:t>know</w:t>
+      </w:r>
+      <w:proofErr w:type="spellEnd"/>
+      <w:r>
+        <w:t xml:space="preserve"> </w:t>
+      </w:r>
+      <w:proofErr w:type="spellStart"/>
+      <w:r>
+        <w:t>if</w:t>
+      </w:r>
+      <w:proofErr w:type="spellEnd"/>
+      <w:r>
+        <w:t xml:space="preserve"> a </w:t>
+      </w:r>
+      <w:proofErr w:type="spellStart"/>
+      <w:r>
+        <w:t>project</w:t>
+      </w:r>
+      <w:proofErr w:type="spellEnd"/>
+      <w:r>
+        <w:t xml:space="preserve"> </w:t>
+      </w:r>
+      <w:proofErr w:type="spellStart"/>
+      <w:r>
+        <w:t>is</w:t>
+      </w:r>
+      <w:proofErr w:type="spellEnd"/>
+      <w:r>
+        <w:t xml:space="preserve"> </w:t>
+      </w:r>
+      <w:proofErr w:type="spellStart"/>
+      <w:r>
+        <w:t>published</w:t>
+      </w:r>
+      <w:proofErr w:type="spellEnd"/>
+      <w:r>
+        <w:t xml:space="preserve"> </w:t>
+      </w:r>
+      <w:proofErr w:type="spellStart"/>
+      <w:r>
+        <w:t>or</w:t>
+      </w:r>
+      <w:proofErr w:type="spellEnd"/>
+      <w:r>
+        <w:t xml:space="preserve"> </w:t>
+      </w:r>
+      <w:proofErr w:type="spellStart"/>
+      <w:r>
+        <w:t>not</w:t>
+      </w:r>
+      <w:proofErr w:type="spellEnd"/>
+      <w:r>
+        <w:t>.</w:t>
+      </w:r>
+    </w:p>
+    <w:p>
+      <w:pPr>
+        <w:pStyle w:val="Requirement-Body"/>
+        <w:numPr>
+          <w:ilvl w:val="0"/>
+          <w:numId w:val="0"/>
+        </w:numPr>
+        <w:rPr>
+          <w:rFonts w:ascii="Aptos" w:hAnsi="Aptos" w:cs="Times New Roman"/>
+        </w:rPr>
       </w:pPr>
     </w:p>
     <w:p>
@@ -774,6 +1617,20 @@
           <w:bCs/>
         </w:rPr>
       </w:pPr>
+      <w:r>
+        <w:rPr>
+          <w:b/>
+          <w:bCs/>
+        </w:rPr>
+        <w:t>Conclusión y decisiones</w:t>
+      </w:r>
+      <w:r>
+        <w:rPr>
+          <w:b/>
+          <w:bCs/>
+        </w:rPr>
+        <w:t>:</w:t>
+      </w:r>
     </w:p>
     <w:p>
       <w:pPr>
@@ -783,11 +1640,39 @@
           <w:numId w:val="0"/>
         </w:numPr>
         <w:jc w:val="left"/>
-        <w:rPr>
-          <w:b/>
-          <w:bCs/>
-        </w:rPr>
-      </w:pPr>
+      </w:pPr>
+      <w:r>
+        <w:t xml:space="preserve">- </w:t>
+      </w:r>
+      <w:r>
+        <w:t xml:space="preserve">El título se validará con </w:t>
+      </w:r>
+      <w:proofErr w:type="spellStart"/>
+      <w:r>
+        <w:rPr>
+          <w:b/>
+          <w:bCs/>
+          <w:i/>
+          <w:iCs/>
+        </w:rPr>
+        <w:t>ValidHeader</w:t>
+      </w:r>
+      <w:proofErr w:type="spellEnd"/>
+      <w:r>
+        <w:t xml:space="preserve">, reduciendo el límite de longitud a 75 con respecto a </w:t>
+      </w:r>
+      <w:proofErr w:type="spellStart"/>
+      <w:r>
+        <w:rPr>
+          <w:i/>
+          <w:iCs/>
+        </w:rPr>
+        <w:t>ValidText</w:t>
+      </w:r>
+      <w:proofErr w:type="spellEnd"/>
+      <w:r>
+        <w:t>.</w:t>
+      </w:r>
     </w:p>
     <w:p>
       <w:pPr>
@@ -797,52 +1682,22 @@
           <w:numId w:val="0"/>
         </w:numPr>
         <w:jc w:val="left"/>
-        <w:rPr>
-          <w:b/>
-          <w:bCs/>
-          <w:lang w:val="es-ES"/>
-        </w:rPr>
-      </w:pPr>
-      <w:r>
-        <w:rPr>
-          <w:b/>
-          <w:bCs/>
-          <w:lang w:val="es-ES"/>
-        </w:rPr>
-        <w:t>Conclusión y decisiones</w:t>
-      </w:r>
-      <w:r>
-        <w:rPr>
-          <w:b/>
-          <w:bCs/>
-          <w:lang w:val="es-ES"/>
-        </w:rPr>
-        <w:t>:</w:t>
-      </w:r>
-    </w:p>
-    <w:p>
-      <w:pPr>
-        <w:pStyle w:val="Requirement-Body"/>
-        <w:numPr>
-          <w:ilvl w:val="0"/>
-          <w:numId w:val="0"/>
-        </w:numPr>
-        <w:jc w:val="left"/>
-        <w:rPr>
-          <w:lang w:val="es-ES"/>
-        </w:rPr>
-      </w:pPr>
-      <w:r>
-        <w:rPr>
-          <w:lang w:val="es-ES"/>
-        </w:rPr>
+      </w:pPr>
+      <w:r>
         <w:t xml:space="preserve">- </w:t>
       </w:r>
       <w:r>
-        <w:rPr>
-          <w:lang w:val="es-ES"/>
-        </w:rPr>
-        <w:t xml:space="preserve">El título se validará con </w:t>
+        <w:t xml:space="preserve">Almacenar una </w:t>
+      </w:r>
+      <w:r>
+        <w:rPr>
+          <w:b/>
+          <w:bCs/>
+        </w:rPr>
+        <w:t>lista corta para las palabras clave</w:t>
+      </w:r>
+      <w:r>
+        <w:t xml:space="preserve"> es ambiguo, por lo que se codificará como una cadena de texto </w:t>
       </w:r>
       <w:r>
         <w:rPr>
@@ -850,105 +1705,27 @@
           <w:bCs/>
           <w:i/>
           <w:iCs/>
-          <w:lang w:val="es-ES"/>
-        </w:rPr>
-        <w:t>ValidHeader</w:t>
-      </w:r>
-      <w:r>
-        <w:rPr>
-          <w:lang w:val="es-ES"/>
-        </w:rPr>
-        <w:t xml:space="preserve">, reduciendo el límite de longitud a 75 con respecto a </w:t>
-      </w:r>
-      <w:r>
-        <w:rPr>
+        </w:rPr>
+        <w:t>String</w:t>
+      </w:r>
+      <w:r>
+        <w:t xml:space="preserve"> aplicando la validación </w:t>
+      </w:r>
+      <w:proofErr w:type="spellStart"/>
+      <w:r>
+        <w:rPr>
+          <w:b/>
+          <w:bCs/>
           <w:i/>
           <w:iCs/>
-          <w:lang w:val="es-ES"/>
         </w:rPr>
         <w:t>ValidText</w:t>
       </w:r>
-      <w:r>
-        <w:rPr>
-          <w:lang w:val="es-ES"/>
-        </w:rPr>
+      <w:proofErr w:type="spellEnd"/>
+      <w:r>
         <w:t>.</w:t>
       </w:r>
-    </w:p>
-    <w:p>
-      <w:pPr>
-        <w:pStyle w:val="Requirement-Body"/>
-        <w:numPr>
-          <w:ilvl w:val="0"/>
-          <w:numId w:val="0"/>
-        </w:numPr>
-        <w:jc w:val="left"/>
-        <w:rPr>
-          <w:lang w:val="es-ES"/>
-        </w:rPr>
-      </w:pPr>
-      <w:r>
-        <w:rPr>
-          <w:lang w:val="es-ES"/>
-        </w:rPr>
-        <w:t xml:space="preserve">- </w:t>
-      </w:r>
-      <w:r>
-        <w:rPr>
-          <w:lang w:val="es-ES"/>
-        </w:rPr>
-        <w:t xml:space="preserve">Almacenar una </w:t>
-      </w:r>
-      <w:r>
-        <w:rPr>
-          <w:b/>
-          <w:bCs/>
-          <w:lang w:val="es-ES"/>
-        </w:rPr>
-        <w:t>lista corta para las palabras clave</w:t>
-      </w:r>
-      <w:r>
-        <w:rPr>
-          <w:lang w:val="es-ES"/>
-        </w:rPr>
-        <w:t xml:space="preserve"> es ambiguo, por lo que se codificará como una cadena de texto </w:t>
-      </w:r>
-      <w:r>
-        <w:rPr>
-          <w:b/>
-          <w:bCs/>
-          <w:i/>
-          <w:iCs/>
-          <w:lang w:val="es-ES"/>
-        </w:rPr>
-        <w:t>String</w:t>
-      </w:r>
-      <w:r>
-        <w:rPr>
-          <w:lang w:val="es-ES"/>
-        </w:rPr>
-        <w:t xml:space="preserve"> aplicando la validación </w:t>
-      </w:r>
-      <w:r>
-        <w:rPr>
-          <w:b/>
-          <w:bCs/>
-          <w:i/>
-          <w:iCs/>
-          <w:lang w:val="es-ES"/>
-        </w:rPr>
-        <w:t>ValidText</w:t>
-      </w:r>
-      <w:r>
-        <w:rPr>
-          <w:lang w:val="es-ES"/>
-        </w:rPr>
-        <w:t>.</w:t>
-      </w:r>
-      <w:r>
-        <w:rPr>
-          <w:lang w:val="es-ES"/>
-        </w:rPr>
+      <w:r>
         <w:t xml:space="preserve"> </w:t>
       </w:r>
     </w:p>
@@ -970,45 +1747,35 @@
               <w:numId w:val="0"/>
             </w:numPr>
             <w:jc w:val="left"/>
-            <w:rPr>
-              <w:lang w:val="es-ES"/>
-            </w:rPr>
           </w:pPr>
           <w:r>
-            <w:rPr>
-              <w:lang w:val="es-ES"/>
-            </w:rPr>
             <w:t xml:space="preserve">- La </w:t>
           </w:r>
           <w:r>
             <w:rPr>
               <w:b/>
               <w:bCs/>
-              <w:lang w:val="es-ES"/>
             </w:rPr>
             <w:t>descripción</w:t>
           </w:r>
           <w:r>
-            <w:rPr>
-              <w:lang w:val="es-ES"/>
-            </w:rPr>
             <w:t xml:space="preserve"> también se anotará con </w:t>
           </w:r>
+          <w:proofErr w:type="spellStart"/>
           <w:r>
             <w:rPr>
               <w:b/>
               <w:bCs/>
               <w:i/>
               <w:iCs/>
-              <w:lang w:val="es-ES"/>
             </w:rPr>
             <w:t>ValidText</w:t>
           </w:r>
+          <w:proofErr w:type="spellEnd"/>
           <w:r>
             <w:rPr>
               <w:i/>
               <w:iCs/>
-              <w:lang w:val="es-ES"/>
             </w:rPr>
             <w:t>.</w:t>
           </w:r>
@@ -1026,138 +1793,154 @@
         <w:rPr>
           <w:i/>
           <w:iCs/>
-          <w:lang w:val="es-ES"/>
-        </w:rPr>
-      </w:pPr>
-      <w:r>
-        <w:rPr>
-          <w:lang w:val="es-ES"/>
-        </w:rPr>
+        </w:rPr>
+      </w:pPr>
+      <w:r>
         <w:t xml:space="preserve">- </w:t>
       </w:r>
       <w:r>
-        <w:rPr>
-          <w:lang w:val="es-ES"/>
-        </w:rPr>
         <w:t>No está escrito explícitamente, pero está implícito que la reunión de inicio planificada (</w:t>
       </w:r>
+      <w:proofErr w:type="spellStart"/>
       <w:r>
         <w:rPr>
           <w:b/>
           <w:bCs/>
           <w:i/>
           <w:iCs/>
-          <w:lang w:val="es-ES"/>
-        </w:rPr>
-        <w:t>kick-off meeting</w:t>
-      </w:r>
-      <w:r>
-        <w:rPr>
-          <w:lang w:val="es-ES"/>
-        </w:rPr>
-        <w:t>) debe ser anterior a la reunión de cierre planificada (</w:t>
-      </w:r>
+        </w:rPr>
+        <w:t>kick</w:t>
+      </w:r>
+      <w:proofErr w:type="spellEnd"/>
       <w:r>
         <w:rPr>
           <w:b/>
           <w:bCs/>
           <w:i/>
           <w:iCs/>
-          <w:lang w:val="es-ES"/>
-        </w:rPr>
-        <w:t>close-out meeting</w:t>
-      </w:r>
-      <w:r>
-        <w:rPr>
-          <w:lang w:val="es-ES"/>
-        </w:rPr>
-        <w:t xml:space="preserve">), en el </w:t>
-      </w:r>
-      <w:r>
-        <w:rPr>
-          <w:b/>
-          <w:bCs/>
-          <w:lang w:val="es-ES"/>
-        </w:rPr>
-        <w:t>futuro</w:t>
-      </w:r>
-      <w:r>
-        <w:rPr>
-          <w:lang w:val="es-ES"/>
-        </w:rPr>
-        <w:t xml:space="preserve">. </w:t>
-      </w:r>
-      <w:r>
-        <w:rPr>
-          <w:lang w:val="es-ES"/>
-        </w:rPr>
-        <w:t xml:space="preserve">Ambas se validarán con </w:t>
-      </w:r>
+        </w:rPr>
+        <w:t xml:space="preserve">-off </w:t>
+      </w:r>
+      <w:proofErr w:type="gramStart"/>
       <w:r>
         <w:rPr>
           <w:b/>
           <w:bCs/>
           <w:i/>
           <w:iCs/>
-          <w:lang w:val="es-ES"/>
-        </w:rPr>
-        <w:t xml:space="preserve">ValidDate </w:t>
-      </w:r>
-      <w:r>
-        <w:rPr>
-          <w:lang w:val="es-ES"/>
-        </w:rPr>
-        <w:t xml:space="preserve">y </w:t>
-      </w:r>
-      <w:r>
-        <w:rPr>
-          <w:lang w:val="es-ES"/>
-        </w:rPr>
-        <w:t xml:space="preserve">serán anotadas con </w:t>
-      </w:r>
+        </w:rPr>
+        <w:t>meeting</w:t>
+      </w:r>
+      <w:proofErr w:type="gramEnd"/>
+      <w:r>
+        <w:t>) debe ser anterior a la reunión de cierre planificada (</w:t>
+      </w:r>
+      <w:proofErr w:type="spellStart"/>
       <w:r>
         <w:rPr>
           <w:b/>
           <w:bCs/>
           <w:i/>
           <w:iCs/>
-          <w:lang w:val="es-ES"/>
-        </w:rPr>
-        <w:t>@Temporal</w:t>
-      </w:r>
-      <w:r>
-        <w:rPr>
-          <w:b/>
-          <w:bCs/>
-          <w:lang w:val="es-ES"/>
-        </w:rPr>
-        <w:t xml:space="preserve">, </w:t>
-      </w:r>
-      <w:r>
-        <w:rPr>
-          <w:lang w:val="es-ES"/>
-        </w:rPr>
-        <w:t>siguiendo con la lógica de validación propia del</w:t>
-      </w:r>
-      <w:proofErr w:type="gramStart"/>
-      <w:r>
-        <w:rPr>
-          <w:lang w:val="es-ES"/>
-        </w:rPr>
-        <w:t xml:space="preserve">   ‘</w:t>
-      </w:r>
-      <w:proofErr w:type="gramEnd"/>
-      <w:r>
-        <w:rPr>
-          <w:lang w:val="es-ES"/>
-        </w:rPr>
-        <w:t>acme-framework’ hasta ahora</w:t>
-      </w:r>
-      <w:r>
-        <w:rPr>
+        </w:rPr>
+        <w:t>close-out</w:t>
+      </w:r>
+      <w:proofErr w:type="spellEnd"/>
+      <w:r>
+        <w:rPr>
+          <w:b/>
+          <w:bCs/>
           <w:i/>
           <w:iCs/>
-          <w:lang w:val="es-ES"/>
+        </w:rPr>
+        <w:t xml:space="preserve"> </w:t>
+      </w:r>
+      <w:proofErr w:type="gramStart"/>
+      <w:r>
+        <w:rPr>
+          <w:b/>
+          <w:bCs/>
+          <w:i/>
+          <w:iCs/>
+        </w:rPr>
+        <w:t>meeting</w:t>
+      </w:r>
+      <w:proofErr w:type="gramEnd"/>
+      <w:r>
+        <w:t xml:space="preserve">), en el </w:t>
+      </w:r>
+      <w:r>
+        <w:rPr>
+          <w:b/>
+          <w:bCs/>
+        </w:rPr>
+        <w:t>futuro</w:t>
+      </w:r>
+      <w:r>
+        <w:t xml:space="preserve">. Ambas se validarán con </w:t>
+      </w:r>
+      <w:proofErr w:type="spellStart"/>
+      <w:r>
+        <w:rPr>
+          <w:b/>
+          <w:bCs/>
+          <w:i/>
+          <w:iCs/>
+        </w:rPr>
+        <w:t>ValidDate</w:t>
+      </w:r>
+      <w:proofErr w:type="spellEnd"/>
+      <w:r>
+        <w:rPr>
+          <w:b/>
+          <w:bCs/>
+          <w:i/>
+          <w:iCs/>
+        </w:rPr>
+        <w:t xml:space="preserve"> </w:t>
+      </w:r>
+      <w:r>
+        <w:t xml:space="preserve">y </w:t>
+      </w:r>
+      <w:r>
+        <w:t xml:space="preserve">serán anotadas con </w:t>
+      </w:r>
+      <w:r>
+        <w:rPr>
+          <w:b/>
+          <w:bCs/>
+          <w:i/>
+          <w:iCs/>
+        </w:rPr>
+        <w:t>@Temporal</w:t>
+      </w:r>
+      <w:r>
+        <w:rPr>
+          <w:b/>
+          <w:bCs/>
+        </w:rPr>
+        <w:t xml:space="preserve">, </w:t>
+      </w:r>
+      <w:r>
+        <w:t>siguiendo con la lógica de validación propia del</w:t>
+      </w:r>
+      <w:proofErr w:type="gramStart"/>
+      <w:r>
+        <w:t xml:space="preserve">   ‘</w:t>
+      </w:r>
+      <w:proofErr w:type="spellStart"/>
+      <w:proofErr w:type="gramEnd"/>
+      <w:r>
+        <w:t>acme-framework</w:t>
+      </w:r>
+      <w:proofErr w:type="spellEnd"/>
+      <w:r>
+        <w:t>’ hasta ahora</w:t>
+      </w:r>
+      <w:r>
+        <w:rPr>
+          <w:i/>
+          <w:iCs/>
         </w:rPr>
         <w:t>.</w:t>
       </w:r>
@@ -1170,34 +1953,21 @@
           <w:numId w:val="0"/>
         </w:numPr>
         <w:jc w:val="left"/>
-        <w:rPr>
-          <w:lang w:val="es-ES"/>
-        </w:rPr>
-      </w:pPr>
-      <w:r>
-        <w:rPr>
-          <w:lang w:val="es-ES"/>
-        </w:rPr>
+      </w:pPr>
+      <w:r>
         <w:t xml:space="preserve">- </w:t>
       </w:r>
       <w:r>
-        <w:rPr>
-          <w:lang w:val="es-ES"/>
-        </w:rPr>
         <w:t xml:space="preserve">El texto original indicaba que el proyecto incluye "componentes", pero no especificaba la multiplicidad bidireccional. Hemos decidido que un componente (invento, campaña o estrategia) pertenece como máximo a </w:t>
       </w:r>
       <w:r>
         <w:rPr>
           <w:i/>
           <w:iCs/>
-          <w:lang w:val="es-ES"/>
         </w:rPr>
         <w:t>un único proyecto</w:t>
       </w:r>
       <w:r>
-        <w:rPr>
-          <w:lang w:val="es-ES"/>
-        </w:rPr>
         <w:t xml:space="preserve"> (</w:t>
       </w:r>
       <w:r>
@@ -1206,7 +1976,6 @@
           <w:bCs/>
           <w:i/>
           <w:iCs/>
-          <w:lang w:val="es-ES"/>
         </w:rPr>
         <w:t>Many-</w:t>
       </w:r>
@@ -1217,7 +1986,6 @@
           <w:bCs/>
           <w:i/>
           <w:iCs/>
-          <w:lang w:val="es-ES"/>
         </w:rPr>
         <w:t>To</w:t>
       </w:r>
@@ -1228,7 +1996,6 @@
           <w:bCs/>
           <w:i/>
           <w:iCs/>
-          <w:lang w:val="es-ES"/>
         </w:rPr>
         <w:t>-</w:t>
       </w:r>
@@ -1239,15 +2006,11 @@
           <w:bCs/>
           <w:i/>
           <w:iCs/>
-          <w:lang w:val="es-ES"/>
         </w:rPr>
         <w:t>One</w:t>
       </w:r>
       <w:proofErr w:type="spellEnd"/>
       <w:r>
-        <w:rPr>
-          <w:lang w:val="es-ES"/>
-        </w:rPr>
         <w:t>). Lo mismo aplica para los patrocinios y reportes de auditoría. Esto simplifica el modelo de datos, evita la orfandad cruzada de registros y define claramente la propiedad del componente.</w:t>
       </w:r>
     </w:p>
@@ -1262,26 +2025,13 @@
         <w:rPr>
           <w:b/>
           <w:bCs/>
-          <w:lang w:val="es-ES"/>
-        </w:rPr>
-      </w:pPr>
-      <w:r>
-        <w:rPr>
-          <w:lang w:val="es-ES"/>
-        </w:rPr>
+        </w:rPr>
+      </w:pPr>
+      <w:r>
         <w:t xml:space="preserve">- </w:t>
       </w:r>
       <w:r>
-        <w:rPr>
-          <w:lang w:val="es-ES"/>
-        </w:rPr>
-        <w:t xml:space="preserve">Siguiendo el mismo procedimiento que con el rol de </w:t>
-      </w:r>
-      <w:r>
-        <w:rPr>
-          <w:lang w:val="es-ES"/>
-        </w:rPr>
-        <w:t>“</w:t>
+        <w:t>Siguiendo el mismo procedimiento que con el rol de “</w:t>
       </w:r>
       <w:r>
         <w:rPr>
@@ -1289,52 +2039,29 @@
           <w:bCs/>
           <w:i/>
           <w:iCs/>
-          <w:lang w:val="es-ES"/>
         </w:rPr>
         <w:t>Manager</w:t>
       </w:r>
       <w:r>
-        <w:rPr>
-          <w:lang w:val="es-ES"/>
-        </w:rPr>
-        <w:t>”</w:t>
-      </w:r>
-      <w:r>
-        <w:rPr>
-          <w:lang w:val="es-ES"/>
-        </w:rPr>
-        <w:t xml:space="preserve">, todos los atributos serán </w:t>
-      </w:r>
-      <w:r>
-        <w:rPr>
-          <w:b/>
-          <w:bCs/>
-          <w:lang w:val="es-ES"/>
+        <w:t xml:space="preserve">”, todos los atributos serán </w:t>
+      </w:r>
+      <w:r>
+        <w:rPr>
+          <w:b/>
+          <w:bCs/>
         </w:rPr>
         <w:t>obligatorios</w:t>
       </w:r>
-      <w:proofErr w:type="gramStart"/>
-      <w:r>
-        <w:rPr>
-          <w:lang w:val="es-ES"/>
-        </w:rPr>
+      <w:r>
         <w:t>.</w:t>
       </w:r>
       <w:r>
         <w:rPr>
-          <w:lang w:val="es-ES"/>
-        </w:rPr>
-        <w:t xml:space="preserve"> </w:t>
-      </w:r>
-      <w:r>
-        <w:rPr>
-          <w:b/>
-          <w:bCs/>
-          <w:lang w:val="es-ES"/>
+          <w:b/>
+          <w:bCs/>
         </w:rPr>
         <w:t>]</w:t>
       </w:r>
-      <w:proofErr w:type="gramEnd"/>
     </w:p>
     <w:p>
       <w:pPr>
@@ -1344,128 +2071,11 @@
           <w:numId w:val="0"/>
         </w:numPr>
         <w:jc w:val="left"/>
-      </w:pPr>
-      <w:r>
-        <w:rPr>
-          <w:b/>
-          <w:bCs/>
-        </w:rPr>
-        <w:t>[</w:t>
-      </w:r>
-      <w:r>
-        <w:rPr>
-          <w:b/>
-          <w:bCs/>
-        </w:rPr>
-        <w:t>Declaración</w:t>
-      </w:r>
-      <w:r>
-        <w:rPr>
-          <w:b/>
-          <w:bCs/>
-        </w:rPr>
-        <w:t>:</w:t>
-      </w:r>
-    </w:p>
-    <w:p>
-      <w:pPr>
-        <w:pStyle w:val="Requirement-HeaderS1"/>
-      </w:pPr>
-      <w:r>
-        <w:rPr>
-          <w:b/>
-          <w:bCs/>
-        </w:rPr>
-        <w:t xml:space="preserve">Project Members: </w:t>
-      </w:r>
-      <w:r>
-        <w:t xml:space="preserve">Model a Many-To-Many (N:M) intermediate entity to handle the association between </w:t>
-      </w:r>
-      <w:r>
-        <w:rPr>
-          <w:b/>
-          <w:bCs/>
-        </w:rPr>
-        <w:t>projects</w:t>
-      </w:r>
-      <w:r>
-        <w:t xml:space="preserve"> and the actors, namely: </w:t>
-      </w:r>
-      <w:r>
-        <w:rPr>
-          <w:b/>
-          <w:bCs/>
-        </w:rPr>
-        <w:t>inventors</w:t>
-      </w:r>
-      <w:r>
-        <w:t xml:space="preserve">, </w:t>
-      </w:r>
-      <w:r>
-        <w:rPr>
-          <w:b/>
-          <w:bCs/>
-        </w:rPr>
-        <w:t>spokespeople</w:t>
-      </w:r>
-      <w:r>
-        <w:t xml:space="preserve"> and </w:t>
-      </w:r>
-      <w:r>
-        <w:rPr>
-          <w:b/>
-          <w:bCs/>
-        </w:rPr>
-        <w:t>fundraisers</w:t>
-      </w:r>
-      <w:r>
-        <w:t>.</w:t>
-      </w:r>
-    </w:p>
-    <w:p>
-      <w:pPr>
-        <w:pStyle w:val="Requirement-Body"/>
-      </w:pPr>
-      <w:r>
-        <w:t>A project distinguishes a new member from both their role and username, which means that a user can participate multiple times, provided they assign a different role to each registration.</w:t>
-      </w:r>
-    </w:p>
-    <w:p>
-      <w:pPr>
-        <w:rPr>
-          <w:lang w:val="es-ES"/>
-        </w:rPr>
-      </w:pPr>
-      <w:r>
-        <w:rPr>
-          <w:b/>
-          <w:bCs/>
-          <w:lang w:val="es-ES"/>
-        </w:rPr>
-        <w:t>Conclusión</w:t>
-      </w:r>
-      <w:r>
-        <w:rPr>
-          <w:b/>
-          <w:bCs/>
-          <w:lang w:val="es-ES"/>
-        </w:rPr>
-        <w:t xml:space="preserve"> </w:t>
-      </w:r>
-      <w:r>
-        <w:rPr>
-          <w:b/>
-          <w:bCs/>
-          <w:lang w:val="es-ES"/>
-        </w:rPr>
-        <w:t>y decisiones</w:t>
-      </w:r>
-      <w:r>
-        <w:rPr>
-          <w:lang w:val="es-ES"/>
-        </w:rPr>
-        <w:t>:</w:t>
-      </w:r>
+        <w:rPr>
+          <w:b/>
+          <w:bCs/>
+        </w:rPr>
+      </w:pPr>
     </w:p>
     <w:p>
       <w:pPr>
@@ -1475,45 +2085,372 @@
           <w:numId w:val="0"/>
         </w:numPr>
         <w:jc w:val="left"/>
-        <w:rPr>
-          <w:lang w:val="es-ES"/>
-        </w:rPr>
-      </w:pPr>
-      <w:r>
-        <w:rPr>
-          <w:b/>
-          <w:bCs/>
-          <w:lang w:val="es-ES"/>
-        </w:rPr>
-        <w:t>-</w:t>
-      </w:r>
-      <w:r>
-        <w:rPr>
-          <w:b/>
-          <w:bCs/>
-          <w:lang w:val="es-ES"/>
-        </w:rPr>
-        <w:t>Entidad Intermedia (N:M)</w:t>
-      </w:r>
-      <w:r>
-        <w:rPr>
-          <w:lang w:val="es-ES"/>
-        </w:rPr>
-        <w:t xml:space="preserve">: Dado que un gerente selecciona miembros y estos pueden estar en varios proyectos, la relación lógica subyacente es </w:t>
-      </w:r>
-      <w:proofErr w:type="gramStart"/>
-      <w:r>
-        <w:rPr>
-          <w:lang w:val="es-ES"/>
-        </w:rPr>
-        <w:t>N:M.</w:t>
-      </w:r>
-      <w:proofErr w:type="gramEnd"/>
-      <w:r>
-        <w:rPr>
-          <w:lang w:val="es-ES"/>
-        </w:rPr>
-        <w:t xml:space="preserve"> Para darle soporte en base de datos de manera escalable, hemos creado la entidad intermedia explícita ProjectMember.</w:t>
+      </w:pPr>
+      <w:r>
+        <w:rPr>
+          <w:b/>
+          <w:bCs/>
+        </w:rPr>
+        <w:t>[</w:t>
+      </w:r>
+      <w:r>
+        <w:rPr>
+          <w:b/>
+          <w:bCs/>
+        </w:rPr>
+        <w:t>Declaración</w:t>
+      </w:r>
+      <w:r>
+        <w:rPr>
+          <w:b/>
+          <w:bCs/>
+        </w:rPr>
+        <w:t>:</w:t>
+      </w:r>
+    </w:p>
+    <w:p>
+      <w:pPr>
+        <w:pStyle w:val="Requirement-HeaderS1"/>
+      </w:pPr>
+      <w:r>
+        <w:rPr>
+          <w:b/>
+          <w:bCs/>
+        </w:rPr>
+        <w:t xml:space="preserve">Project Members: </w:t>
+      </w:r>
+      <w:r>
+        <w:t>Model a Many-</w:t>
+      </w:r>
+      <w:proofErr w:type="spellStart"/>
+      <w:r>
+        <w:t>To</w:t>
+      </w:r>
+      <w:proofErr w:type="spellEnd"/>
+      <w:r>
+        <w:t xml:space="preserve">-Many (N:M) </w:t>
+      </w:r>
+      <w:proofErr w:type="spellStart"/>
+      <w:r>
+        <w:t>intermediate</w:t>
+      </w:r>
+      <w:proofErr w:type="spellEnd"/>
+      <w:r>
+        <w:t xml:space="preserve"> </w:t>
+      </w:r>
+      <w:proofErr w:type="spellStart"/>
+      <w:r>
+        <w:t>entity</w:t>
+      </w:r>
+      <w:proofErr w:type="spellEnd"/>
+      <w:r>
+        <w:t xml:space="preserve"> </w:t>
+      </w:r>
+      <w:proofErr w:type="spellStart"/>
+      <w:r>
+        <w:t>to</w:t>
+      </w:r>
+      <w:proofErr w:type="spellEnd"/>
+      <w:r>
+        <w:t xml:space="preserve"> </w:t>
+      </w:r>
+      <w:proofErr w:type="spellStart"/>
+      <w:r>
+        <w:t>handle</w:t>
+      </w:r>
+      <w:proofErr w:type="spellEnd"/>
+      <w:r>
+        <w:t xml:space="preserve"> </w:t>
+      </w:r>
+      <w:proofErr w:type="spellStart"/>
+      <w:r>
+        <w:t>the</w:t>
+      </w:r>
+      <w:proofErr w:type="spellEnd"/>
+      <w:r>
+        <w:t xml:space="preserve"> </w:t>
+      </w:r>
+      <w:proofErr w:type="spellStart"/>
+      <w:r>
+        <w:t>association</w:t>
+      </w:r>
+      <w:proofErr w:type="spellEnd"/>
+      <w:r>
+        <w:t xml:space="preserve"> </w:t>
+      </w:r>
+      <w:proofErr w:type="spellStart"/>
+      <w:r>
+        <w:t>between</w:t>
+      </w:r>
+      <w:proofErr w:type="spellEnd"/>
+      <w:r>
+        <w:t xml:space="preserve"> </w:t>
+      </w:r>
+      <w:proofErr w:type="spellStart"/>
+      <w:r>
+        <w:rPr>
+          <w:b/>
+          <w:bCs/>
+        </w:rPr>
+        <w:t>projects</w:t>
+      </w:r>
+      <w:proofErr w:type="spellEnd"/>
+      <w:r>
+        <w:t xml:space="preserve"> and </w:t>
+      </w:r>
+      <w:proofErr w:type="spellStart"/>
+      <w:r>
+        <w:t>the</w:t>
+      </w:r>
+      <w:proofErr w:type="spellEnd"/>
+      <w:r>
+        <w:t xml:space="preserve"> </w:t>
+      </w:r>
+      <w:proofErr w:type="spellStart"/>
+      <w:r>
+        <w:t>actors</w:t>
+      </w:r>
+      <w:proofErr w:type="spellEnd"/>
+      <w:r>
+        <w:t xml:space="preserve">, </w:t>
+      </w:r>
+      <w:proofErr w:type="spellStart"/>
+      <w:r>
+        <w:t>namely</w:t>
+      </w:r>
+      <w:proofErr w:type="spellEnd"/>
+      <w:r>
+        <w:t xml:space="preserve">: </w:t>
+      </w:r>
+      <w:proofErr w:type="spellStart"/>
+      <w:r>
+        <w:rPr>
+          <w:b/>
+          <w:bCs/>
+        </w:rPr>
+        <w:t>inventors</w:t>
+      </w:r>
+      <w:proofErr w:type="spellEnd"/>
+      <w:r>
+        <w:t xml:space="preserve">, </w:t>
+      </w:r>
+      <w:proofErr w:type="spellStart"/>
+      <w:r>
+        <w:rPr>
+          <w:b/>
+          <w:bCs/>
+        </w:rPr>
+        <w:t>spokespeople</w:t>
+      </w:r>
+      <w:proofErr w:type="spellEnd"/>
+      <w:r>
+        <w:t xml:space="preserve"> and </w:t>
+      </w:r>
+      <w:proofErr w:type="spellStart"/>
+      <w:r>
+        <w:rPr>
+          <w:b/>
+          <w:bCs/>
+        </w:rPr>
+        <w:t>fundraisers</w:t>
+      </w:r>
+      <w:proofErr w:type="spellEnd"/>
+      <w:r>
+        <w:t>.</w:t>
+      </w:r>
+    </w:p>
+    <w:p>
+      <w:pPr>
+        <w:pStyle w:val="Requirement-Body"/>
+      </w:pPr>
+      <w:r>
+        <w:t xml:space="preserve">A </w:t>
+      </w:r>
+      <w:proofErr w:type="spellStart"/>
+      <w:r>
+        <w:t>project</w:t>
+      </w:r>
+      <w:proofErr w:type="spellEnd"/>
+      <w:r>
+        <w:t xml:space="preserve"> </w:t>
+      </w:r>
+      <w:proofErr w:type="spellStart"/>
+      <w:r>
+        <w:t>distinguishes</w:t>
+      </w:r>
+      <w:proofErr w:type="spellEnd"/>
+      <w:r>
+        <w:t xml:space="preserve"> a new </w:t>
+      </w:r>
+      <w:proofErr w:type="spellStart"/>
+      <w:r>
+        <w:t>member</w:t>
+      </w:r>
+      <w:proofErr w:type="spellEnd"/>
+      <w:r>
+        <w:t xml:space="preserve"> </w:t>
+      </w:r>
+      <w:proofErr w:type="spellStart"/>
+      <w:r>
+        <w:t>from</w:t>
+      </w:r>
+      <w:proofErr w:type="spellEnd"/>
+      <w:r>
+        <w:t xml:space="preserve"> </w:t>
+      </w:r>
+      <w:proofErr w:type="spellStart"/>
+      <w:r>
+        <w:t>both</w:t>
+      </w:r>
+      <w:proofErr w:type="spellEnd"/>
+      <w:r>
+        <w:t xml:space="preserve"> </w:t>
+      </w:r>
+      <w:proofErr w:type="spellStart"/>
+      <w:r>
+        <w:t>their</w:t>
+      </w:r>
+      <w:proofErr w:type="spellEnd"/>
+      <w:r>
+        <w:t xml:space="preserve"> role and </w:t>
+      </w:r>
+      <w:proofErr w:type="spellStart"/>
+      <w:r>
+        <w:t>username</w:t>
+      </w:r>
+      <w:proofErr w:type="spellEnd"/>
+      <w:r>
+        <w:t xml:space="preserve">, </w:t>
+      </w:r>
+      <w:proofErr w:type="spellStart"/>
+      <w:r>
+        <w:t>which</w:t>
+      </w:r>
+      <w:proofErr w:type="spellEnd"/>
+      <w:r>
+        <w:t xml:space="preserve"> </w:t>
+      </w:r>
+      <w:proofErr w:type="spellStart"/>
+      <w:r>
+        <w:t>means</w:t>
+      </w:r>
+      <w:proofErr w:type="spellEnd"/>
+      <w:r>
+        <w:t xml:space="preserve"> </w:t>
+      </w:r>
+      <w:proofErr w:type="spellStart"/>
+      <w:r>
+        <w:t>that</w:t>
+      </w:r>
+      <w:proofErr w:type="spellEnd"/>
+      <w:r>
+        <w:t xml:space="preserve"> a </w:t>
+      </w:r>
+      <w:proofErr w:type="spellStart"/>
+      <w:r>
+        <w:t>user</w:t>
+      </w:r>
+      <w:proofErr w:type="spellEnd"/>
+      <w:r>
+        <w:t xml:space="preserve"> can </w:t>
+      </w:r>
+      <w:proofErr w:type="spellStart"/>
+      <w:r>
+        <w:t>participate</w:t>
+      </w:r>
+      <w:proofErr w:type="spellEnd"/>
+      <w:r>
+        <w:t xml:space="preserve"> </w:t>
+      </w:r>
+      <w:proofErr w:type="spellStart"/>
+      <w:r>
+        <w:t>multiple</w:t>
+      </w:r>
+      <w:proofErr w:type="spellEnd"/>
+      <w:r>
+        <w:t xml:space="preserve"> times, </w:t>
+      </w:r>
+      <w:proofErr w:type="spellStart"/>
+      <w:r>
+        <w:t>provided</w:t>
+      </w:r>
+      <w:proofErr w:type="spellEnd"/>
+      <w:r>
+        <w:t xml:space="preserve"> </w:t>
+      </w:r>
+      <w:proofErr w:type="spellStart"/>
+      <w:r>
+        <w:t>they</w:t>
+      </w:r>
+      <w:proofErr w:type="spellEnd"/>
+      <w:r>
+        <w:t xml:space="preserve"> </w:t>
+      </w:r>
+      <w:proofErr w:type="spellStart"/>
+      <w:r>
+        <w:t>assign</w:t>
+      </w:r>
+      <w:proofErr w:type="spellEnd"/>
+      <w:r>
+        <w:t xml:space="preserve"> a </w:t>
+      </w:r>
+      <w:proofErr w:type="spellStart"/>
+      <w:r>
+        <w:t>different</w:t>
+      </w:r>
+      <w:proofErr w:type="spellEnd"/>
+      <w:r>
+        <w:t xml:space="preserve"> role </w:t>
+      </w:r>
+      <w:proofErr w:type="spellStart"/>
+      <w:r>
+        <w:t>to</w:t>
+      </w:r>
+      <w:proofErr w:type="spellEnd"/>
+      <w:r>
+        <w:t xml:space="preserve"> </w:t>
+      </w:r>
+      <w:proofErr w:type="spellStart"/>
+      <w:r>
+        <w:t>each</w:t>
+      </w:r>
+      <w:proofErr w:type="spellEnd"/>
+      <w:r>
+        <w:t xml:space="preserve"> </w:t>
+      </w:r>
+      <w:proofErr w:type="spellStart"/>
+      <w:r>
+        <w:t>registration</w:t>
+      </w:r>
+      <w:proofErr w:type="spellEnd"/>
+      <w:r>
+        <w:t>.</w:t>
+      </w:r>
+    </w:p>
+    <w:p>
+      <w:r>
+        <w:rPr>
+          <w:b/>
+          <w:bCs/>
+        </w:rPr>
+        <w:t>Conclusión</w:t>
+      </w:r>
+      <w:r>
+        <w:rPr>
+          <w:b/>
+          <w:bCs/>
+        </w:rPr>
+        <w:t xml:space="preserve"> </w:t>
+      </w:r>
+      <w:r>
+        <w:rPr>
+          <w:b/>
+          <w:bCs/>
+        </w:rPr>
+        <w:t>y decisiones</w:t>
+      </w:r>
+      <w:r>
+        <w:t>:</w:t>
       </w:r>
     </w:p>
     <w:p>
@@ -1524,70 +2461,33 @@
           <w:numId w:val="0"/>
         </w:numPr>
         <w:jc w:val="left"/>
-        <w:rPr>
-          <w:b/>
-          <w:bCs/>
-          <w:lang w:val="es-ES"/>
-        </w:rPr>
-      </w:pPr>
-      <w:r>
-        <w:rPr>
-          <w:b/>
-          <w:bCs/>
-          <w:lang w:val="es-ES"/>
-        </w:rPr>
-        <w:t>-</w:t>
-      </w:r>
-      <w:r>
-        <w:rPr>
-          <w:b/>
-          <w:bCs/>
-          <w:lang w:val="es-ES"/>
-        </w:rPr>
-        <w:t>Clave Única Compuesta</w:t>
-      </w:r>
-      <w:r>
-        <w:rPr>
-          <w:lang w:val="es-ES"/>
-        </w:rPr>
-        <w:t>: El requisito original no aclaraba si una misma persona podía ejercer varios roles en un mismo proyecto. Hemos tomado la decisión técnica de permitirlo, siempre y cuando el rol sea distinto. Por tanto, la unicidad lógica se evaluará mediante la combinación (Proyecto + Usuario + Rol)</w:t>
+      </w:pPr>
+      <w:r>
+        <w:rPr>
+          <w:b/>
+          <w:bCs/>
+        </w:rPr>
+        <w:t>-Entidad Intermedia (N:M)</w:t>
+      </w:r>
+      <w:r>
+        <w:t xml:space="preserve">: Dado que un gerente selecciona miembros y estos pueden estar en varios proyectos, la relación lógica subyacente es </w:t>
       </w:r>
       <w:proofErr w:type="gramStart"/>
       <w:r>
-        <w:rPr>
-          <w:lang w:val="es-ES"/>
-        </w:rPr>
+        <w:t>N:M.</w:t>
+      </w:r>
+      <w:proofErr w:type="gramEnd"/>
+      <w:r>
+        <w:t xml:space="preserve"> Para darle soporte en base de datos de manera escalable, hemos creado la entidad intermedia explícita </w:t>
+      </w:r>
+      <w:proofErr w:type="spellStart"/>
+      <w:r>
+        <w:t>ProjectMember</w:t>
+      </w:r>
+      <w:proofErr w:type="spellEnd"/>
+      <w:r>
         <w:t>.</w:t>
       </w:r>
-      <w:r>
-        <w:rPr>
-          <w:lang w:val="es-ES"/>
-        </w:rPr>
-        <w:t xml:space="preserve"> </w:t>
-      </w:r>
-      <w:r>
-        <w:rPr>
-          <w:b/>
-          <w:bCs/>
-          <w:lang w:val="es-ES"/>
-        </w:rPr>
-        <w:t>]</w:t>
-      </w:r>
-      <w:proofErr w:type="gramEnd"/>
-    </w:p>
-    <w:p>
-      <w:pPr>
-        <w:pStyle w:val="Requirement-Body"/>
-        <w:numPr>
-          <w:ilvl w:val="0"/>
-          <w:numId w:val="0"/>
-        </w:numPr>
-        <w:ind w:left="567"/>
-        <w:jc w:val="left"/>
-        <w:rPr>
-          <w:lang w:val="es-ES"/>
-        </w:rPr>
-      </w:pPr>
     </w:p>
     <w:p>
       <w:pPr>
@@ -1597,11 +2497,17 @@
           <w:numId w:val="0"/>
         </w:numPr>
         <w:jc w:val="left"/>
-        <w:rPr>
-          <w:b/>
-          <w:bCs/>
-        </w:rPr>
-      </w:pPr>
+      </w:pPr>
+      <w:r>
+        <w:rPr>
+          <w:b/>
+          <w:bCs/>
+        </w:rPr>
+        <w:t>-Clave Única Compuesta</w:t>
+      </w:r>
+      <w:r>
+        <w:t xml:space="preserve">: El requisito original no aclaraba si una misma persona podía ejercer varios roles en un mismo proyecto. Hemos tomado la decisión técnica de permitirlo, siempre y cuando el rol sea distinto. Por tanto, la unicidad lógica se evaluará mediante la combinación (Proyecto + Usuario + Rol). </w:t>
+      </w:r>
     </w:p>
     <w:p>
       <w:pPr>
@@ -1616,6 +2522,100 @@
           <w:bCs/>
         </w:rPr>
       </w:pPr>
+      <w:r>
+        <w:rPr>
+          <w:b/>
+          <w:bCs/>
+        </w:rPr>
+        <w:t>-Realm ‘</w:t>
+      </w:r>
+      <w:proofErr w:type="spellStart"/>
+      <w:r>
+        <w:rPr>
+          <w:b/>
+          <w:bCs/>
+        </w:rPr>
+        <w:t>Member</w:t>
+      </w:r>
+      <w:proofErr w:type="spellEnd"/>
+      <w:r>
+        <w:rPr>
+          <w:b/>
+          <w:bCs/>
+        </w:rPr>
+        <w:t>’:</w:t>
+      </w:r>
+      <w:r>
+        <w:t xml:space="preserve"> Para gestionar la posible unión de los 3 tipos de miembros a un proyecto (</w:t>
+      </w:r>
+      <w:proofErr w:type="spellStart"/>
+      <w:r>
+        <w:rPr>
+          <w:b/>
+          <w:bCs/>
+        </w:rPr>
+        <w:t>spokesperson</w:t>
+      </w:r>
+      <w:proofErr w:type="spellEnd"/>
+      <w:r>
+        <w:t xml:space="preserve">, </w:t>
+      </w:r>
+      <w:proofErr w:type="spellStart"/>
+      <w:r>
+        <w:rPr>
+          <w:b/>
+          <w:bCs/>
+        </w:rPr>
+        <w:t>fundraiser</w:t>
+      </w:r>
+      <w:proofErr w:type="spellEnd"/>
+      <w:r>
+        <w:t xml:space="preserve"> e </w:t>
+      </w:r>
+      <w:r>
+        <w:rPr>
+          <w:b/>
+          <w:bCs/>
+        </w:rPr>
+        <w:t>inventor</w:t>
+      </w:r>
+      <w:r>
+        <w:t xml:space="preserve">) hemos decidido, guiados por nuestro tutor, implementar un </w:t>
+      </w:r>
+      <w:proofErr w:type="spellStart"/>
+      <w:r>
+        <w:t>Squad</w:t>
+      </w:r>
+      <w:proofErr w:type="spellEnd"/>
+      <w:r>
+        <w:t xml:space="preserve"> ‘</w:t>
+      </w:r>
+      <w:proofErr w:type="spellStart"/>
+      <w:r>
+        <w:rPr>
+          <w:b/>
+          <w:bCs/>
+        </w:rPr>
+        <w:t>Member</w:t>
+      </w:r>
+      <w:proofErr w:type="spellEnd"/>
+      <w:r>
+        <w:rPr>
+          <w:b/>
+          <w:bCs/>
+        </w:rPr>
+        <w:t>’</w:t>
+      </w:r>
+      <w:r>
+        <w:t xml:space="preserve"> que unifique en una única entidad las asociaciones entre los 3 roles principales con los proyectos a través de la entidad intermedia.</w:t>
+      </w:r>
+      <w:r>
+        <w:rPr>
+          <w:b/>
+          <w:bCs/>
+        </w:rPr>
+        <w:t>]</w:t>
+      </w:r>
     </w:p>
     <w:p>
       <w:pPr>
@@ -1630,6 +2630,132 @@
           <w:bCs/>
         </w:rPr>
       </w:pPr>
+      <w:r>
+        <w:rPr>
+          <w:b/>
+          <w:bCs/>
+        </w:rPr>
+        <w:lastRenderedPageBreak/>
+        <w:t>[</w:t>
+      </w:r>
+      <w:r>
+        <w:rPr>
+          <w:b/>
+          <w:bCs/>
+        </w:rPr>
+        <w:t>Declaración</w:t>
+      </w:r>
+      <w:r>
+        <w:rPr>
+          <w:b/>
+          <w:bCs/>
+        </w:rPr>
+        <w:t>:</w:t>
+      </w:r>
+    </w:p>
+    <w:p>
+      <w:pPr>
+        <w:pStyle w:val="Requirement-HeaderS1"/>
+      </w:pPr>
+      <w:r>
+        <w:t xml:space="preserve">Ad Banners: Must store slogan, </w:t>
+      </w:r>
+      <w:proofErr w:type="gramStart"/>
+      <w:r>
+        <w:t>target</w:t>
+      </w:r>
+      <w:proofErr w:type="gramEnd"/>
+      <w:r>
+        <w:t xml:space="preserve"> URL, and </w:t>
+      </w:r>
+      <w:proofErr w:type="spellStart"/>
+      <w:r>
+        <w:t>picture</w:t>
+      </w:r>
+      <w:proofErr w:type="spellEnd"/>
+      <w:r>
+        <w:t>.</w:t>
+      </w:r>
+    </w:p>
+    <w:p>
+      <w:pPr>
+        <w:pStyle w:val="Requirement-Body"/>
+      </w:pPr>
+      <w:r>
+        <w:t xml:space="preserve">Every </w:t>
+      </w:r>
+      <w:proofErr w:type="spellStart"/>
+      <w:r>
+        <w:t>attribute</w:t>
+      </w:r>
+      <w:proofErr w:type="spellEnd"/>
+      <w:r>
+        <w:t xml:space="preserve"> </w:t>
+      </w:r>
+      <w:proofErr w:type="spellStart"/>
+      <w:r>
+        <w:t>is</w:t>
+      </w:r>
+      <w:proofErr w:type="spellEnd"/>
+      <w:r>
+        <w:t xml:space="preserve"> </w:t>
+      </w:r>
+      <w:proofErr w:type="spellStart"/>
+      <w:r>
+        <w:t>mandatory</w:t>
+      </w:r>
+      <w:proofErr w:type="spellEnd"/>
+      <w:r>
+        <w:t>.</w:t>
+      </w:r>
+    </w:p>
+    <w:p>
+      <w:pPr>
+        <w:pStyle w:val="Requirement-Body"/>
+      </w:pPr>
+      <w:r>
+        <w:t xml:space="preserve">Every </w:t>
+      </w:r>
+      <w:proofErr w:type="spellStart"/>
+      <w:r>
+        <w:t>attribute</w:t>
+      </w:r>
+      <w:proofErr w:type="spellEnd"/>
+      <w:r>
+        <w:t xml:space="preserve"> </w:t>
+      </w:r>
+      <w:proofErr w:type="spellStart"/>
+      <w:r>
+        <w:t>will</w:t>
+      </w:r>
+      <w:proofErr w:type="spellEnd"/>
+      <w:r>
+        <w:t xml:space="preserve"> be </w:t>
+      </w:r>
+      <w:proofErr w:type="spellStart"/>
+      <w:r>
+        <w:t>validated</w:t>
+      </w:r>
+      <w:proofErr w:type="spellEnd"/>
+      <w:r>
+        <w:t xml:space="preserve"> as a </w:t>
+      </w:r>
+      <w:proofErr w:type="spellStart"/>
+      <w:r>
+        <w:t>long</w:t>
+      </w:r>
+      <w:proofErr w:type="spellEnd"/>
+      <w:r>
+        <w:t xml:space="preserve"> </w:t>
+      </w:r>
+      <w:proofErr w:type="spellStart"/>
+      <w:r>
+        <w:t>text</w:t>
+      </w:r>
+      <w:proofErr w:type="spellEnd"/>
+      <w:r>
+        <w:t>.</w:t>
+      </w:r>
     </w:p>
     <w:p>
       <w:pPr>
@@ -1649,15 +2775,7 @@
           <w:b/>
           <w:bCs/>
         </w:rPr>
-        <w:lastRenderedPageBreak/>
-        <w:t>[</w:t>
-      </w:r>
-      <w:r>
-        <w:rPr>
-          <w:b/>
-          <w:bCs/>
-        </w:rPr>
-        <w:t>Declaración</w:t>
+        <w:t>Conclusión y decisiones</w:t>
       </w:r>
       <w:r>
         <w:rPr>
@@ -1665,30 +2783,6 @@
           <w:bCs/>
         </w:rPr>
         <w:t>:</w:t>
-      </w:r>
-    </w:p>
-    <w:p>
-      <w:pPr>
-        <w:pStyle w:val="Requirement-HeaderS1"/>
-      </w:pPr>
-      <w:r>
-        <w:t>Ad Banners: Must store slogan, target URL, and picture.</w:t>
-      </w:r>
-    </w:p>
-    <w:p>
-      <w:pPr>
-        <w:pStyle w:val="Requirement-Body"/>
-      </w:pPr>
-      <w:r>
-        <w:t>Every attribute is mandatory.</w:t>
-      </w:r>
-    </w:p>
-    <w:p>
-      <w:pPr>
-        <w:pStyle w:val="Requirement-Body"/>
-      </w:pPr>
-      <w:r>
-        <w:t>Every attribute will be validated as a long text.</w:t>
       </w:r>
     </w:p>
     <w:p>
@@ -1700,80 +2794,15 @@
         </w:numPr>
         <w:jc w:val="left"/>
       </w:pPr>
-      <w:proofErr w:type="spellStart"/>
-      <w:r>
-        <w:rPr>
-          <w:b/>
-          <w:bCs/>
-        </w:rPr>
-        <w:t>Conclusión</w:t>
-      </w:r>
-      <w:proofErr w:type="spellEnd"/>
-      <w:r>
-        <w:rPr>
-          <w:b/>
-          <w:bCs/>
-        </w:rPr>
-        <w:t xml:space="preserve"> y </w:t>
-      </w:r>
-      <w:proofErr w:type="spellStart"/>
-      <w:r>
-        <w:rPr>
-          <w:b/>
-          <w:bCs/>
-        </w:rPr>
-        <w:t>decisiones</w:t>
-      </w:r>
-      <w:proofErr w:type="spellEnd"/>
-      <w:r>
-        <w:rPr>
-          <w:b/>
-          <w:bCs/>
-        </w:rPr>
-        <w:t>:</w:t>
-      </w:r>
-    </w:p>
-    <w:p>
-      <w:pPr>
-        <w:pStyle w:val="Requirement-Body"/>
-        <w:numPr>
-          <w:ilvl w:val="0"/>
-          <w:numId w:val="11"/>
-        </w:numPr>
-        <w:rPr>
-          <w:lang w:val="es-ES"/>
-        </w:rPr>
-      </w:pPr>
-      <w:r>
-        <w:rPr>
-          <w:lang w:val="es-ES"/>
-        </w:rPr>
-        <w:t>En el requisito original</w:t>
-      </w:r>
-      <w:r>
-        <w:rPr>
-          <w:lang w:val="es-ES"/>
-        </w:rPr>
-        <w:t>,</w:t>
-      </w:r>
-      <w:r>
-        <w:rPr>
-          <w:lang w:val="es-ES"/>
-        </w:rPr>
-        <w:t xml:space="preserve"> no se especificaba el tipo de dato para las </w:t>
-      </w:r>
-      <w:proofErr w:type="spellStart"/>
-      <w:r>
-        <w:rPr>
-          <w:lang w:val="es-ES"/>
-        </w:rPr>
+      <w:r>
+        <w:t xml:space="preserve">En el requisito original, no se especificaba el tipo de dato para las </w:t>
+      </w:r>
+      <w:proofErr w:type="spellStart"/>
+      <w:r>
         <w:t>URLs</w:t>
       </w:r>
       <w:proofErr w:type="spellEnd"/>
       <w:r>
-        <w:rPr>
-          <w:lang w:val="es-ES"/>
-        </w:rPr>
         <w:t xml:space="preserve"> y las imágenes. Hemos decidido implementar estos campos como cadenas de texto, asumiendo que almacenarán hipervínculos largos (</w:t>
       </w:r>
       <w:proofErr w:type="spellStart"/>
@@ -1783,84 +2812,76 @@
           <w:bCs/>
           <w:i/>
           <w:iCs/>
-          <w:lang w:val="es-ES"/>
-        </w:rPr>
-        <w:t>Valid</w:t>
-      </w:r>
-      <w:r>
-        <w:rPr>
-          <w:b/>
-          <w:bCs/>
-          <w:i/>
-          <w:iCs/>
-          <w:lang w:val="es-ES"/>
-        </w:rPr>
-        <w:t>URL</w:t>
-      </w:r>
-      <w:proofErr w:type="spellEnd"/>
-      <w:r>
-        <w:rPr>
-          <w:lang w:val="es-ES"/>
-        </w:rPr>
+        </w:rPr>
+        <w:t>ValidURL</w:t>
+      </w:r>
+      <w:proofErr w:type="spellEnd"/>
+      <w:r>
         <w:t>) y enlaces a imágenes hospedadas externamente. Todos los atributos son obligatorios para garantizar que el banner se renderice correctamente en la vista</w:t>
       </w:r>
-      <w:proofErr w:type="gramStart"/>
-      <w:r>
-        <w:rPr>
-          <w:lang w:val="es-ES"/>
-        </w:rPr>
+      <w:r>
         <w:t>.</w:t>
       </w:r>
       <w:r>
         <w:rPr>
-          <w:lang w:val="es-ES"/>
-        </w:rPr>
-        <w:t xml:space="preserve"> </w:t>
-      </w:r>
-      <w:r>
-        <w:rPr>
-          <w:b/>
-          <w:bCs/>
-          <w:lang w:val="es-ES"/>
+          <w:b/>
+          <w:bCs/>
         </w:rPr>
         <w:t>]</w:t>
       </w:r>
-      <w:proofErr w:type="gramEnd"/>
-    </w:p>
-    <w:p>
-      <w:pPr>
-        <w:pStyle w:val="Ttulo2"/>
+    </w:p>
+    <w:p>
+      <w:pPr>
+        <w:keepNext/>
+        <w:keepLines/>
+        <w:pBdr>
+          <w:bottom w:val="single" w:sz="4" w:space="1" w:color="auto"/>
+        </w:pBdr>
+        <w:spacing w:before="160" w:after="80"/>
         <w:jc w:val="left"/>
-        <w:rPr>
-          <w:color w:val="000000" w:themeColor="text1"/>
-          <w14:shadow w14:blurRad="38100" w14:dist="19050" w14:dir="2700000" w14:sx="100000" w14:sy="100000" w14:kx="0" w14:ky="0" w14:algn="tl">
-            <w14:schemeClr w14:val="dk1">
-              <w14:alpha w14:val="60000"/>
-            </w14:schemeClr>
-          </w14:shadow>
-          <w14:textOutline w14:w="0" w14:cap="flat" w14:cmpd="sng" w14:algn="ctr">
-            <w14:noFill/>
-            <w14:prstDash w14:val="solid"/>
-            <w14:round/>
-          </w14:textOutline>
-        </w:rPr>
-      </w:pPr>
-      <w:r>
-        <w:rPr>
-          <w:color w:val="000000" w:themeColor="text1"/>
-          <w14:shadow w14:blurRad="38100" w14:dist="19050" w14:dir="2700000" w14:sx="100000" w14:sy="100000" w14:kx="0" w14:ky="0" w14:algn="tl">
-            <w14:schemeClr w14:val="dk1">
-              <w14:alpha w14:val="60000"/>
-            </w14:schemeClr>
-          </w14:shadow>
-          <w14:textOutline w14:w="0" w14:cap="flat" w14:cmpd="sng" w14:algn="ctr">
-            <w14:noFill/>
-            <w14:prstDash w14:val="solid"/>
-            <w14:round/>
-          </w14:textOutline>
-        </w:rPr>
-        <w:t>Functional requirements</w:t>
-      </w:r>
+        <w:outlineLvl w:val="1"/>
+        <w:rPr>
+          <w:rFonts w:ascii="Calibri Light" w:eastAsia="Times New Roman" w:hAnsi="Calibri Light" w:cs="Calibri Light"/>
+          <w:b/>
+          <w:bCs/>
+          <w:sz w:val="32"/>
+          <w:szCs w:val="32"/>
+        </w:rPr>
+      </w:pPr>
+      <w:proofErr w:type="spellStart"/>
+      <w:r>
+        <w:rPr>
+          <w:rFonts w:ascii="Calibri Light" w:eastAsia="Times New Roman" w:hAnsi="Calibri Light" w:cs="Calibri Light"/>
+          <w:b/>
+          <w:bCs/>
+          <w:sz w:val="32"/>
+          <w:szCs w:val="32"/>
+        </w:rPr>
+        <w:t>Functional</w:t>
+      </w:r>
+      <w:proofErr w:type="spellEnd"/>
+      <w:r>
+        <w:rPr>
+          <w:rFonts w:ascii="Calibri Light" w:eastAsia="Times New Roman" w:hAnsi="Calibri Light" w:cs="Calibri Light"/>
+          <w:b/>
+          <w:bCs/>
+          <w:sz w:val="32"/>
+          <w:szCs w:val="32"/>
+        </w:rPr>
+        <w:t xml:space="preserve"> </w:t>
+      </w:r>
+      <w:proofErr w:type="spellStart"/>
+      <w:r>
+        <w:rPr>
+          <w:rFonts w:ascii="Calibri Light" w:eastAsia="Times New Roman" w:hAnsi="Calibri Light" w:cs="Calibri Light"/>
+          <w:b/>
+          <w:bCs/>
+          <w:sz w:val="32"/>
+          <w:szCs w:val="32"/>
+        </w:rPr>
+        <w:t>requirements</w:t>
+      </w:r>
+      <w:proofErr w:type="spellEnd"/>
     </w:p>
     <w:p>
       <w:pPr>
@@ -1902,7 +2923,31 @@
         <w:pStyle w:val="Requirement-HeaderS1"/>
       </w:pPr>
       <w:r>
-        <w:t>Any principal must be able to:</w:t>
+        <w:t xml:space="preserve">Any principal </w:t>
+      </w:r>
+      <w:proofErr w:type="spellStart"/>
+      <w:r>
+        <w:t>must</w:t>
+      </w:r>
+      <w:proofErr w:type="spellEnd"/>
+      <w:r>
+        <w:t xml:space="preserve"> be </w:t>
+      </w:r>
+      <w:proofErr w:type="spellStart"/>
+      <w:r>
+        <w:t>able</w:t>
+      </w:r>
+      <w:proofErr w:type="spellEnd"/>
+      <w:r>
+        <w:t xml:space="preserve"> </w:t>
+      </w:r>
+      <w:proofErr w:type="spellStart"/>
+      <w:r>
+        <w:t>to</w:t>
+      </w:r>
+      <w:proofErr w:type="spellEnd"/>
+      <w:r>
+        <w:t>:</w:t>
       </w:r>
     </w:p>
     <w:p>
@@ -1910,25 +2955,114 @@
         <w:pStyle w:val="Requirement-Body"/>
       </w:pPr>
       <w:r>
-        <w:t xml:space="preserve">List and display the </w:t>
-      </w:r>
-      <w:r>
-        <w:rPr>
-          <w:b/>
-          <w:bCs/>
-        </w:rPr>
-        <w:t xml:space="preserve">projects </w:t>
-      </w:r>
-      <w:r>
-        <w:t xml:space="preserve">and their components in the system </w:t>
-      </w:r>
-      <w:proofErr w:type="gramStart"/>
-      <w:r>
-        <w:t>as long as</w:t>
-      </w:r>
-      <w:proofErr w:type="gramEnd"/>
-      <w:r>
-        <w:t xml:space="preserve"> they have been published.</w:t>
+        <w:t xml:space="preserve">List and </w:t>
+      </w:r>
+      <w:proofErr w:type="spellStart"/>
+      <w:r>
+        <w:t>display</w:t>
+      </w:r>
+      <w:proofErr w:type="spellEnd"/>
+      <w:r>
+        <w:t xml:space="preserve"> </w:t>
+      </w:r>
+      <w:proofErr w:type="spellStart"/>
+      <w:r>
+        <w:t>the</w:t>
+      </w:r>
+      <w:proofErr w:type="spellEnd"/>
+      <w:r>
+        <w:t xml:space="preserve"> </w:t>
+      </w:r>
+      <w:proofErr w:type="spellStart"/>
+      <w:r>
+        <w:rPr>
+          <w:b/>
+          <w:bCs/>
+        </w:rPr>
+        <w:t>projects</w:t>
+      </w:r>
+      <w:proofErr w:type="spellEnd"/>
+      <w:r>
+        <w:rPr>
+          <w:b/>
+          <w:bCs/>
+        </w:rPr>
+        <w:t xml:space="preserve"> </w:t>
+      </w:r>
+      <w:r>
+        <w:t xml:space="preserve">and </w:t>
+      </w:r>
+      <w:proofErr w:type="spellStart"/>
+      <w:r>
+        <w:t>their</w:t>
+      </w:r>
+      <w:proofErr w:type="spellEnd"/>
+      <w:r>
+        <w:t xml:space="preserve"> </w:t>
+      </w:r>
+      <w:proofErr w:type="spellStart"/>
+      <w:r>
+        <w:t>components</w:t>
+      </w:r>
+      <w:proofErr w:type="spellEnd"/>
+      <w:r>
+        <w:t xml:space="preserve"> in </w:t>
+      </w:r>
+      <w:proofErr w:type="spellStart"/>
+      <w:r>
+        <w:t>the</w:t>
+      </w:r>
+      <w:proofErr w:type="spellEnd"/>
+      <w:r>
+        <w:t xml:space="preserve"> </w:t>
+      </w:r>
+      <w:proofErr w:type="spellStart"/>
+      <w:r>
+        <w:t>system</w:t>
+      </w:r>
+      <w:proofErr w:type="spellEnd"/>
+      <w:r>
+        <w:t xml:space="preserve"> as </w:t>
+      </w:r>
+      <w:proofErr w:type="spellStart"/>
+      <w:r>
+        <w:t>long</w:t>
+      </w:r>
+      <w:proofErr w:type="spellEnd"/>
+      <w:r>
+        <w:t xml:space="preserve"> as </w:t>
+      </w:r>
+      <w:proofErr w:type="spellStart"/>
+      <w:r>
+        <w:t>they</w:t>
+      </w:r>
+      <w:proofErr w:type="spellEnd"/>
+      <w:r>
+        <w:t xml:space="preserve"> </w:t>
+      </w:r>
+      <w:proofErr w:type="spellStart"/>
+      <w:r>
+        <w:t>have</w:t>
+      </w:r>
+      <w:proofErr w:type="spellEnd"/>
+      <w:r>
+        <w:t xml:space="preserve"> </w:t>
+      </w:r>
+      <w:proofErr w:type="spellStart"/>
+      <w:r>
+        <w:t>been</w:t>
+      </w:r>
+      <w:proofErr w:type="spellEnd"/>
+      <w:r>
+        <w:t xml:space="preserve"> </w:t>
+      </w:r>
+      <w:proofErr w:type="spellStart"/>
+      <w:r>
+        <w:t>published</w:t>
+      </w:r>
+      <w:proofErr w:type="spellEnd"/>
+      <w:r>
+        <w:t>.</w:t>
       </w:r>
     </w:p>
     <w:p>
@@ -1942,14 +3076,12 @@
         <w:rPr>
           <w:b/>
           <w:bCs/>
-          <w:lang w:val="es-ES"/>
-        </w:rPr>
-      </w:pPr>
-      <w:r>
-        <w:rPr>
-          <w:b/>
-          <w:bCs/>
-          <w:lang w:val="es-ES"/>
+        </w:rPr>
+      </w:pPr>
+      <w:r>
+        <w:rPr>
+          <w:b/>
+          <w:bCs/>
         </w:rPr>
         <w:t>Conclusión y decisiones</w:t>
       </w:r>
@@ -1957,7 +3089,6 @@
         <w:rPr>
           <w:b/>
           <w:bCs/>
-          <w:lang w:val="es-ES"/>
         </w:rPr>
         <w:t>:</w:t>
       </w:r>
@@ -1971,42 +3102,20 @@
         </w:numPr>
         <w:jc w:val="left"/>
         <w:rPr>
-          <w:lang w:val="es-ES"/>
-        </w:rPr>
-      </w:pPr>
-      <w:proofErr w:type="spellStart"/>
-      <w:r>
-        <w:rPr>
-          <w:lang w:val="es-ES"/>
-        </w:rPr>
-        <w:t>Intentionally</w:t>
-      </w:r>
-      <w:proofErr w:type="spellEnd"/>
-      <w:r>
-        <w:rPr>
-          <w:lang w:val="es-ES"/>
-        </w:rPr>
-        <w:t xml:space="preserve"> </w:t>
-      </w:r>
-      <w:proofErr w:type="spellStart"/>
-      <w:r>
-        <w:rPr>
-          <w:lang w:val="es-ES"/>
-        </w:rPr>
-        <w:t>blank</w:t>
-      </w:r>
-      <w:proofErr w:type="spellEnd"/>
-      <w:r>
-        <w:rPr>
-          <w:lang w:val="es-ES"/>
-        </w:rPr>
+          <w:b/>
+          <w:bCs/>
+        </w:rPr>
+      </w:pPr>
+      <w:r>
+        <w:t>Intencionalmente en blanco</w:t>
+      </w:r>
+      <w:r>
         <w:t>.</w:t>
       </w:r>
       <w:r>
         <w:rPr>
           <w:b/>
           <w:bCs/>
-          <w:lang w:val="es-ES"/>
         </w:rPr>
         <w:t>]</w:t>
       </w:r>
@@ -2019,70 +3128,7 @@
           <w:numId w:val="0"/>
         </w:numPr>
         <w:jc w:val="left"/>
-        <w:rPr>
-          <w:b/>
-          <w:bCs/>
-        </w:rPr>
-      </w:pPr>
-      <w:r>
-        <w:rPr>
-          <w:b/>
-          <w:bCs/>
-        </w:rPr>
-        <w:t xml:space="preserve">[Statement: </w:t>
-      </w:r>
-    </w:p>
-    <w:p>
-      <w:pPr>
-        <w:pStyle w:val="Requirement-HeaderS1"/>
-      </w:pPr>
-      <w:r>
-        <w:t>Any authenticated principal must be able to:</w:t>
-      </w:r>
-    </w:p>
-    <w:p>
-      <w:pPr>
-        <w:pStyle w:val="Requirement-Body"/>
-        <w:jc w:val="left"/>
-        <w:rPr>
-          <w:rFonts w:ascii="Calibri" w:hAnsi="Calibri" w:cs="Calibri"/>
-        </w:rPr>
-      </w:pPr>
-      <w:r>
-        <w:t xml:space="preserve">Acquire role </w:t>
-      </w:r>
-      <w:r>
-        <w:rPr>
-          <w:b/>
-          <w:bCs/>
-        </w:rPr>
-        <w:t>manager</w:t>
-      </w:r>
-      <w:r>
-        <w:t xml:space="preserve"> </w:t>
-      </w:r>
-      <w:proofErr w:type="gramStart"/>
-      <w:r>
-        <w:t>as long as</w:t>
-      </w:r>
-      <w:proofErr w:type="gramEnd"/>
-      <w:r>
-        <w:t xml:space="preserve"> he or she does not have that role yet</w:t>
-      </w:r>
-      <w:r>
-        <w:rPr>
-          <w:rFonts w:ascii="Calibri" w:hAnsi="Calibri" w:cs="Calibri"/>
-        </w:rPr>
-        <w:t>.</w:t>
-      </w:r>
-    </w:p>
-    <w:p>
-      <w:pPr>
-        <w:pStyle w:val="Requirement-Body"/>
-      </w:pPr>
-      <w:r>
-        <w:t>Update the corresponding role profile.</w:t>
-      </w:r>
+      </w:pPr>
     </w:p>
     <w:p>
       <w:pPr>
@@ -2102,7 +3148,194 @@
           <w:b/>
           <w:bCs/>
         </w:rPr>
-        <w:t>Conclusions and decisions:</w:t>
+        <w:t>[</w:t>
+      </w:r>
+      <w:r>
+        <w:rPr>
+          <w:b/>
+          <w:bCs/>
+        </w:rPr>
+        <w:t>Declaración</w:t>
+      </w:r>
+      <w:r>
+        <w:rPr>
+          <w:b/>
+          <w:bCs/>
+        </w:rPr>
+        <w:t xml:space="preserve">: </w:t>
+      </w:r>
+    </w:p>
+    <w:p>
+      <w:pPr>
+        <w:pStyle w:val="Requirement-HeaderS1"/>
+      </w:pPr>
+      <w:r>
+        <w:t xml:space="preserve">Any </w:t>
+      </w:r>
+      <w:proofErr w:type="spellStart"/>
+      <w:r>
+        <w:t>authenticated</w:t>
+      </w:r>
+      <w:proofErr w:type="spellEnd"/>
+      <w:r>
+        <w:t xml:space="preserve"> principal </w:t>
+      </w:r>
+      <w:proofErr w:type="spellStart"/>
+      <w:r>
+        <w:t>must</w:t>
+      </w:r>
+      <w:proofErr w:type="spellEnd"/>
+      <w:r>
+        <w:t xml:space="preserve"> be </w:t>
+      </w:r>
+      <w:proofErr w:type="spellStart"/>
+      <w:r>
+        <w:t>able</w:t>
+      </w:r>
+      <w:proofErr w:type="spellEnd"/>
+      <w:r>
+        <w:t xml:space="preserve"> </w:t>
+      </w:r>
+      <w:proofErr w:type="spellStart"/>
+      <w:r>
+        <w:t>to</w:t>
+      </w:r>
+      <w:proofErr w:type="spellEnd"/>
+      <w:r>
+        <w:t>:</w:t>
+      </w:r>
+    </w:p>
+    <w:p>
+      <w:pPr>
+        <w:pStyle w:val="Requirement-Body"/>
+        <w:jc w:val="left"/>
+        <w:rPr>
+          <w:rFonts w:ascii="Calibri" w:hAnsi="Calibri" w:cs="Calibri"/>
+        </w:rPr>
+      </w:pPr>
+      <w:proofErr w:type="spellStart"/>
+      <w:r>
+        <w:t>Acquire</w:t>
+      </w:r>
+      <w:proofErr w:type="spellEnd"/>
+      <w:r>
+        <w:t xml:space="preserve"> role </w:t>
+      </w:r>
+      <w:proofErr w:type="gramStart"/>
+      <w:r>
+        <w:rPr>
+          <w:b/>
+          <w:bCs/>
+        </w:rPr>
+        <w:t>manager</w:t>
+      </w:r>
+      <w:proofErr w:type="gramEnd"/>
+      <w:r>
+        <w:t xml:space="preserve"> as </w:t>
+      </w:r>
+      <w:proofErr w:type="spellStart"/>
+      <w:r>
+        <w:t>long</w:t>
+      </w:r>
+      <w:proofErr w:type="spellEnd"/>
+      <w:r>
+        <w:t xml:space="preserve"> as he </w:t>
+      </w:r>
+      <w:proofErr w:type="spellStart"/>
+      <w:r>
+        <w:t>or</w:t>
+      </w:r>
+      <w:proofErr w:type="spellEnd"/>
+      <w:r>
+        <w:t xml:space="preserve"> </w:t>
+      </w:r>
+      <w:proofErr w:type="spellStart"/>
+      <w:r>
+        <w:t>she</w:t>
+      </w:r>
+      <w:proofErr w:type="spellEnd"/>
+      <w:r>
+        <w:t xml:space="preserve"> </w:t>
+      </w:r>
+      <w:proofErr w:type="spellStart"/>
+      <w:r>
+        <w:t>does</w:t>
+      </w:r>
+      <w:proofErr w:type="spellEnd"/>
+      <w:r>
+        <w:t xml:space="preserve"> </w:t>
+      </w:r>
+      <w:proofErr w:type="spellStart"/>
+      <w:r>
+        <w:t>not</w:t>
+      </w:r>
+      <w:proofErr w:type="spellEnd"/>
+      <w:r>
+        <w:t xml:space="preserve"> </w:t>
+      </w:r>
+      <w:proofErr w:type="spellStart"/>
+      <w:r>
+        <w:t>have</w:t>
+      </w:r>
+      <w:proofErr w:type="spellEnd"/>
+      <w:r>
+        <w:t xml:space="preserve"> </w:t>
+      </w:r>
+      <w:proofErr w:type="spellStart"/>
+      <w:r>
+        <w:t>that</w:t>
+      </w:r>
+      <w:proofErr w:type="spellEnd"/>
+      <w:r>
+        <w:t xml:space="preserve"> role </w:t>
+      </w:r>
+      <w:proofErr w:type="spellStart"/>
+      <w:r>
+        <w:t>yet</w:t>
+      </w:r>
+      <w:proofErr w:type="spellEnd"/>
+      <w:r>
+        <w:rPr>
+          <w:rFonts w:ascii="Calibri" w:hAnsi="Calibri" w:cs="Calibri"/>
+        </w:rPr>
+        <w:t>.</w:t>
+      </w:r>
+    </w:p>
+    <w:p>
+      <w:pPr>
+        <w:pStyle w:val="Requirement-Body"/>
+      </w:pPr>
+      <w:proofErr w:type="spellStart"/>
+      <w:r>
+        <w:t>Update</w:t>
+      </w:r>
+      <w:proofErr w:type="spellEnd"/>
+      <w:r>
+        <w:t xml:space="preserve"> </w:t>
+      </w:r>
+      <w:proofErr w:type="spellStart"/>
+      <w:r>
+        <w:t>the</w:t>
+      </w:r>
+      <w:proofErr w:type="spellEnd"/>
+      <w:r>
+        <w:t xml:space="preserve"> </w:t>
+      </w:r>
+      <w:proofErr w:type="spellStart"/>
+      <w:r>
+        <w:t>corresponding</w:t>
+      </w:r>
+      <w:proofErr w:type="spellEnd"/>
+      <w:r>
+        <w:t xml:space="preserve"> role </w:t>
+      </w:r>
+      <w:proofErr w:type="spellStart"/>
+      <w:r>
+        <w:t>profile</w:t>
+      </w:r>
+      <w:proofErr w:type="spellEnd"/>
+      <w:r>
+        <w:t>.</w:t>
       </w:r>
     </w:p>
     <w:p>
@@ -2119,14 +3352,11 @@
         </w:rPr>
       </w:pPr>
       <w:r>
-        <w:t>Intentionally blank.</w:t>
-      </w:r>
-      <w:r>
-        <w:rPr>
-          <w:b/>
-          <w:bCs/>
-        </w:rPr>
-        <w:t>]</w:t>
+        <w:rPr>
+          <w:b/>
+          <w:bCs/>
+        </w:rPr>
+        <w:t>Conclusión y decisiones:</w:t>
       </w:r>
     </w:p>
     <w:p>
@@ -2137,51 +3367,29 @@
           <w:numId w:val="0"/>
         </w:numPr>
         <w:jc w:val="left"/>
-      </w:pPr>
-      <w:r>
-        <w:rPr>
-          <w:b/>
-          <w:bCs/>
-        </w:rPr>
-        <w:t>[Statement:</w:t>
-      </w:r>
-    </w:p>
-    <w:p>
-      <w:pPr>
-        <w:pStyle w:val="Requirement-HeaderS1"/>
-      </w:pPr>
-      <w:r>
-        <w:t xml:space="preserve">Any principal with role </w:t>
-      </w:r>
-      <w:r>
-        <w:rPr>
-          <w:b/>
-          <w:bCs/>
-        </w:rPr>
-        <w:t>administrator</w:t>
-      </w:r>
-      <w:r>
-        <w:t xml:space="preserve"> must be able to:</w:t>
-      </w:r>
-    </w:p>
-    <w:p>
-      <w:pPr>
-        <w:pStyle w:val="Requirement-Body"/>
-        <w:ind w:left="0" w:firstLine="0"/>
-        <w:jc w:val="left"/>
-      </w:pPr>
-      <w:r>
-        <w:t xml:space="preserve">Manage the </w:t>
-      </w:r>
-      <w:r>
-        <w:rPr>
-          <w:b/>
-          <w:bCs/>
-        </w:rPr>
-        <w:t>ad banners</w:t>
-      </w:r>
-      <w:r>
-        <w:t xml:space="preserve"> displayed in the system, which involves creating, updating, or deleting them.</w:t>
+        <w:rPr>
+          <w:b/>
+          <w:bCs/>
+        </w:rPr>
+      </w:pPr>
+      <w:r>
+        <w:t>Intencion</w:t>
+      </w:r>
+      <w:r>
+        <w:t>al</w:t>
+      </w:r>
+      <w:r>
+        <w:t>mente en blanco</w:t>
+      </w:r>
+      <w:r>
+        <w:t>.</w:t>
+      </w:r>
+      <w:r>
+        <w:rPr>
+          <w:b/>
+          <w:bCs/>
+        </w:rPr>
+        <w:t>]</w:t>
       </w:r>
     </w:p>
     <w:p>
@@ -2197,13 +3405,6 @@
           <w:bCs/>
         </w:rPr>
       </w:pPr>
-      <w:r>
-        <w:rPr>
-          <w:b/>
-          <w:bCs/>
-        </w:rPr>
-        <w:t>Conclusions and decisions:</w:t>
-      </w:r>
     </w:p>
     <w:p>
       <w:pPr>
@@ -2216,68 +3417,192 @@
       </w:pPr>
       <w:r>
         <w:rPr>
-          <w:lang w:val="es-ES"/>
-        </w:rPr>
-        <w:t xml:space="preserve">El verbo </w:t>
-      </w:r>
-      <w:r>
-        <w:rPr>
-          <w:lang w:val="es-ES"/>
-        </w:rPr>
-        <w:t>“</w:t>
-      </w:r>
-      <w:r>
-        <w:rPr>
-          <w:lang w:val="es-ES"/>
-        </w:rPr>
-        <w:t>gestionar</w:t>
-      </w:r>
-      <w:r>
-        <w:rPr>
-          <w:lang w:val="es-ES"/>
-        </w:rPr>
-        <w:t>”</w:t>
-      </w:r>
-      <w:r>
-        <w:rPr>
-          <w:lang w:val="es-ES"/>
-        </w:rPr>
-        <w:t xml:space="preserve"> del requisito original era ambiguo. </w:t>
-      </w:r>
-      <w:r>
-        <w:t xml:space="preserve">Como </w:t>
-      </w:r>
-      <w:proofErr w:type="spellStart"/>
-      <w:r>
-        <w:t>analistas</w:t>
-      </w:r>
-      <w:proofErr w:type="spellEnd"/>
-      <w:r>
-        <w:t xml:space="preserve">, lo </w:t>
-      </w:r>
-      <w:proofErr w:type="spellStart"/>
-      <w:r>
-        <w:t>hemos</w:t>
-      </w:r>
-      <w:proofErr w:type="spellEnd"/>
-      <w:r>
-        <w:t xml:space="preserve"> desglosado en las operaciones estándar CRUD (</w:t>
-      </w:r>
-      <w:proofErr w:type="spellStart"/>
-      <w:r>
-        <w:t>Create</w:t>
-      </w:r>
-      <w:proofErr w:type="spellEnd"/>
-      <w:r>
-        <w:t xml:space="preserve">, Read, </w:t>
-      </w:r>
-      <w:proofErr w:type="spellStart"/>
-      <w:r>
-        <w:t>Update</w:t>
-      </w:r>
-      <w:proofErr w:type="spellEnd"/>
-      <w:r>
-        <w:t>, Delete) correspondientes a la gestión integral del recurso "Ad Banner".</w:t>
+          <w:b/>
+          <w:bCs/>
+        </w:rPr>
+        <w:t>[</w:t>
+      </w:r>
+      <w:r>
+        <w:rPr>
+          <w:b/>
+          <w:bCs/>
+        </w:rPr>
+        <w:t>Declaración</w:t>
+      </w:r>
+      <w:r>
+        <w:rPr>
+          <w:b/>
+          <w:bCs/>
+        </w:rPr>
+        <w:t>:</w:t>
+      </w:r>
+    </w:p>
+    <w:p>
+      <w:pPr>
+        <w:pStyle w:val="Requirement-HeaderS1"/>
+      </w:pPr>
+      <w:r>
+        <w:t xml:space="preserve">Any principal </w:t>
+      </w:r>
+      <w:proofErr w:type="spellStart"/>
+      <w:r>
+        <w:t>with</w:t>
+      </w:r>
+      <w:proofErr w:type="spellEnd"/>
+      <w:r>
+        <w:t xml:space="preserve"> role </w:t>
+      </w:r>
+      <w:proofErr w:type="spellStart"/>
+      <w:r>
+        <w:rPr>
+          <w:b/>
+          <w:bCs/>
+        </w:rPr>
+        <w:t>administrator</w:t>
+      </w:r>
+      <w:proofErr w:type="spellEnd"/>
+      <w:r>
+        <w:t xml:space="preserve"> </w:t>
+      </w:r>
+      <w:proofErr w:type="spellStart"/>
+      <w:r>
+        <w:t>must</w:t>
+      </w:r>
+      <w:proofErr w:type="spellEnd"/>
+      <w:r>
+        <w:t xml:space="preserve"> be </w:t>
+      </w:r>
+      <w:proofErr w:type="spellStart"/>
+      <w:r>
+        <w:t>able</w:t>
+      </w:r>
+      <w:proofErr w:type="spellEnd"/>
+      <w:r>
+        <w:t xml:space="preserve"> </w:t>
+      </w:r>
+      <w:proofErr w:type="spellStart"/>
+      <w:r>
+        <w:t>to</w:t>
+      </w:r>
+      <w:proofErr w:type="spellEnd"/>
+      <w:r>
+        <w:t>:</w:t>
+      </w:r>
+    </w:p>
+    <w:p>
+      <w:pPr>
+        <w:pStyle w:val="Requirement-Body"/>
+      </w:pPr>
+      <w:proofErr w:type="spellStart"/>
+      <w:r>
+        <w:t>Manage</w:t>
+      </w:r>
+      <w:proofErr w:type="spellEnd"/>
+      <w:r>
+        <w:t xml:space="preserve"> </w:t>
+      </w:r>
+      <w:proofErr w:type="spellStart"/>
+      <w:r>
+        <w:t>the</w:t>
+      </w:r>
+      <w:proofErr w:type="spellEnd"/>
+      <w:r>
+        <w:t xml:space="preserve"> </w:t>
+      </w:r>
+      <w:proofErr w:type="gramStart"/>
+      <w:r>
+        <w:rPr>
+          <w:b/>
+          <w:bCs/>
+        </w:rPr>
+        <w:t xml:space="preserve">ad </w:t>
+      </w:r>
+      <w:r>
+        <w:t>banners</w:t>
+      </w:r>
+      <w:proofErr w:type="gramEnd"/>
+      <w:r>
+        <w:t xml:space="preserve"> </w:t>
+      </w:r>
+      <w:proofErr w:type="spellStart"/>
+      <w:r>
+        <w:t>displayed</w:t>
+      </w:r>
+      <w:proofErr w:type="spellEnd"/>
+      <w:r>
+        <w:t xml:space="preserve"> in </w:t>
+      </w:r>
+      <w:proofErr w:type="spellStart"/>
+      <w:r>
+        <w:t>the</w:t>
+      </w:r>
+      <w:proofErr w:type="spellEnd"/>
+      <w:r>
+        <w:t xml:space="preserve"> </w:t>
+      </w:r>
+      <w:proofErr w:type="spellStart"/>
+      <w:r>
+        <w:t>system</w:t>
+      </w:r>
+      <w:proofErr w:type="spellEnd"/>
+      <w:r>
+        <w:t xml:space="preserve">, </w:t>
+      </w:r>
+      <w:proofErr w:type="spellStart"/>
+      <w:r>
+        <w:t>which</w:t>
+      </w:r>
+      <w:proofErr w:type="spellEnd"/>
+      <w:r>
+        <w:t xml:space="preserve"> </w:t>
+      </w:r>
+      <w:proofErr w:type="spellStart"/>
+      <w:r>
+        <w:t>involves</w:t>
+      </w:r>
+      <w:proofErr w:type="spellEnd"/>
+      <w:r>
+        <w:t xml:space="preserve"> </w:t>
+      </w:r>
+      <w:proofErr w:type="spellStart"/>
+      <w:r>
+        <w:t>creating</w:t>
+      </w:r>
+      <w:proofErr w:type="spellEnd"/>
+      <w:r>
+        <w:t xml:space="preserve">, </w:t>
+      </w:r>
+      <w:proofErr w:type="spellStart"/>
+      <w:r>
+        <w:t>updating</w:t>
+      </w:r>
+      <w:proofErr w:type="spellEnd"/>
+      <w:r>
+        <w:t xml:space="preserve">, </w:t>
+      </w:r>
+      <w:proofErr w:type="spellStart"/>
+      <w:r>
+        <w:t>or</w:t>
+      </w:r>
+      <w:proofErr w:type="spellEnd"/>
+      <w:r>
+        <w:t xml:space="preserve"> </w:t>
+      </w:r>
+      <w:proofErr w:type="spellStart"/>
+      <w:r>
+        <w:t>deleting</w:t>
+      </w:r>
+      <w:proofErr w:type="spellEnd"/>
+      <w:r>
+        <w:t xml:space="preserve"> </w:t>
+      </w:r>
+      <w:proofErr w:type="spellStart"/>
+      <w:r>
+        <w:t>them</w:t>
+      </w:r>
+      <w:proofErr w:type="spellEnd"/>
+      <w:r>
+        <w:t>.</w:t>
       </w:r>
     </w:p>
     <w:p>
@@ -2288,132 +3613,17 @@
           <w:numId w:val="0"/>
         </w:numPr>
         <w:jc w:val="left"/>
-      </w:pPr>
-      <w:r>
-        <w:rPr>
-          <w:b/>
-          <w:bCs/>
-        </w:rPr>
-        <w:t>[Statement:</w:t>
-      </w:r>
-    </w:p>
-    <w:p>
-      <w:pPr>
-        <w:pStyle w:val="Requirement-HeaderS1"/>
-      </w:pPr>
-      <w:r>
-        <w:t xml:space="preserve">Any principal with role </w:t>
-      </w:r>
-      <w:r>
-        <w:rPr>
-          <w:b/>
-          <w:bCs/>
-        </w:rPr>
-        <w:t>manager</w:t>
-      </w:r>
-      <w:r>
-        <w:t xml:space="preserve"> must be able to: </w:t>
-      </w:r>
-    </w:p>
-    <w:p>
-      <w:pPr>
-        <w:pStyle w:val="Requirement-Body"/>
-        <w:ind w:left="0" w:firstLine="0"/>
-        <w:jc w:val="left"/>
-      </w:pPr>
-      <w:r>
-        <w:t xml:space="preserve">Manage his or her </w:t>
-      </w:r>
-      <w:r>
-        <w:rPr>
-          <w:b/>
-          <w:bCs/>
-        </w:rPr>
-        <w:t>projects</w:t>
-      </w:r>
-      <w:r>
-        <w:t>, which involves creating, updating, or deleting them.</w:t>
-      </w:r>
-    </w:p>
-    <w:p>
-      <w:pPr>
-        <w:pStyle w:val="Requirement-Body"/>
-        <w:ind w:left="0" w:firstLine="0"/>
-        <w:jc w:val="left"/>
-      </w:pPr>
-      <w:r>
-        <w:t xml:space="preserve">Select </w:t>
-      </w:r>
-      <w:r>
-        <w:rPr>
-          <w:b/>
-          <w:bCs/>
-        </w:rPr>
-        <w:t>project members</w:t>
-      </w:r>
-      <w:r>
-        <w:t xml:space="preserve"> involved in their projects, namely: </w:t>
-      </w:r>
-      <w:r>
-        <w:rPr>
-          <w:b/>
-          <w:bCs/>
-        </w:rPr>
-        <w:t>inventors</w:t>
-      </w:r>
-      <w:r>
-        <w:t xml:space="preserve">, </w:t>
-      </w:r>
-      <w:r>
-        <w:rPr>
-          <w:b/>
-          <w:bCs/>
-        </w:rPr>
-        <w:t>spokespeople</w:t>
-      </w:r>
-      <w:r>
-        <w:t xml:space="preserve">, </w:t>
-      </w:r>
-      <w:r>
-        <w:rPr>
-          <w:b/>
-          <w:bCs/>
-        </w:rPr>
-        <w:t>fundraisers</w:t>
-      </w:r>
-      <w:r>
-        <w:t>).</w:t>
-      </w:r>
-    </w:p>
-    <w:p>
-      <w:pPr>
-        <w:pStyle w:val="Requirement-Body"/>
-        <w:ind w:left="0" w:firstLine="0"/>
-        <w:jc w:val="left"/>
-      </w:pPr>
-      <w:r>
-        <w:lastRenderedPageBreak/>
-        <w:t xml:space="preserve">Publish a </w:t>
-      </w:r>
-      <w:r>
-        <w:rPr>
-          <w:b/>
-          <w:bCs/>
-        </w:rPr>
-        <w:t>project</w:t>
-      </w:r>
-      <w:r>
-        <w:t xml:space="preserve"> which prevents it from being updated or deleted.  Publishing them implies that their corresponding </w:t>
-      </w:r>
-      <w:r>
-        <w:rPr>
-          <w:b/>
-          <w:bCs/>
-        </w:rPr>
-        <w:t>components</w:t>
-      </w:r>
-      <w:r>
-        <w:t xml:space="preserve"> are published automatically, which also prevents them from being updated or deleted, requires a minimum of one associated invention.</w:t>
+        <w:rPr>
+          <w:b/>
+          <w:bCs/>
+        </w:rPr>
+      </w:pPr>
+      <w:r>
+        <w:rPr>
+          <w:b/>
+          <w:bCs/>
+        </w:rPr>
+        <w:t>Conclusión y decisiones:</w:t>
       </w:r>
     </w:p>
     <w:p>
@@ -2429,21 +3639,31 @@
           <w:bCs/>
         </w:rPr>
       </w:pPr>
-      <w:proofErr w:type="spellStart"/>
-      <w:r>
-        <w:rPr>
-          <w:b/>
-          <w:bCs/>
-        </w:rPr>
-        <w:t>Conlusión</w:t>
-      </w:r>
-      <w:proofErr w:type="spellEnd"/>
-      <w:r>
-        <w:rPr>
-          <w:b/>
-          <w:bCs/>
-        </w:rPr>
-        <w:t xml:space="preserve"> y decisions:</w:t>
+      <w:r>
+        <w:t>El verbo “gestionar” del requisito original era ambiguo. Como analistas, lo hemos desglosado en las operaciones estándar CRUD (</w:t>
+      </w:r>
+      <w:proofErr w:type="spellStart"/>
+      <w:r>
+        <w:t>Create</w:t>
+      </w:r>
+      <w:proofErr w:type="spellEnd"/>
+      <w:r>
+        <w:t xml:space="preserve">, Read, </w:t>
+      </w:r>
+      <w:proofErr w:type="spellStart"/>
+      <w:r>
+        <w:t>Update</w:t>
+      </w:r>
+      <w:proofErr w:type="spellEnd"/>
+      <w:r>
+        <w:t>, Delete) correspondientes a la gestión integral del recurso "Ad Banner".</w:t>
+      </w:r>
+      <w:r>
+        <w:rPr>
+          <w:b/>
+          <w:bCs/>
+        </w:rPr>
+        <w:t>]</w:t>
       </w:r>
     </w:p>
     <w:p>
@@ -2454,18 +3674,11 @@
           <w:numId w:val="0"/>
         </w:numPr>
         <w:jc w:val="left"/>
-      </w:pPr>
-      <w:r>
-        <w:t xml:space="preserve">Intentionally </w:t>
-      </w:r>
-      <w:proofErr w:type="spellStart"/>
-      <w:r>
-        <w:t>blanck</w:t>
-      </w:r>
-      <w:proofErr w:type="spellEnd"/>
-      <w:r>
-        <w:t>.]</w:t>
-      </w:r>
+        <w:rPr>
+          <w:b/>
+          <w:bCs/>
+        </w:rPr>
+      </w:pPr>
     </w:p>
     <w:p>
       <w:pPr>
@@ -2480,11 +3693,92 @@
           <w:bCs/>
         </w:rPr>
       </w:pPr>
-      <w:r>
-        <w:rPr>
-          <w:b/>
-          <w:bCs/>
-        </w:rPr>
+    </w:p>
+    <w:p>
+      <w:pPr>
+        <w:pStyle w:val="Requirement-Body"/>
+        <w:numPr>
+          <w:ilvl w:val="0"/>
+          <w:numId w:val="0"/>
+        </w:numPr>
+        <w:jc w:val="left"/>
+        <w:rPr>
+          <w:b/>
+          <w:bCs/>
+        </w:rPr>
+      </w:pPr>
+    </w:p>
+    <w:p>
+      <w:pPr>
+        <w:pStyle w:val="Requirement-Body"/>
+        <w:numPr>
+          <w:ilvl w:val="0"/>
+          <w:numId w:val="0"/>
+        </w:numPr>
+        <w:jc w:val="left"/>
+        <w:rPr>
+          <w:b/>
+          <w:bCs/>
+        </w:rPr>
+      </w:pPr>
+    </w:p>
+    <w:p>
+      <w:pPr>
+        <w:pStyle w:val="Requirement-Body"/>
+        <w:numPr>
+          <w:ilvl w:val="0"/>
+          <w:numId w:val="0"/>
+        </w:numPr>
+        <w:jc w:val="left"/>
+        <w:rPr>
+          <w:b/>
+          <w:bCs/>
+        </w:rPr>
+      </w:pPr>
+    </w:p>
+    <w:p>
+      <w:pPr>
+        <w:pStyle w:val="Requirement-Body"/>
+        <w:numPr>
+          <w:ilvl w:val="0"/>
+          <w:numId w:val="0"/>
+        </w:numPr>
+        <w:jc w:val="left"/>
+        <w:rPr>
+          <w:b/>
+          <w:bCs/>
+        </w:rPr>
+      </w:pPr>
+    </w:p>
+    <w:p>
+      <w:pPr>
+        <w:pStyle w:val="Requirement-Body"/>
+        <w:numPr>
+          <w:ilvl w:val="0"/>
+          <w:numId w:val="0"/>
+        </w:numPr>
+        <w:jc w:val="left"/>
+        <w:rPr>
+          <w:b/>
+          <w:bCs/>
+        </w:rPr>
+      </w:pPr>
+    </w:p>
+    <w:p>
+      <w:pPr>
+        <w:pStyle w:val="Requirement-Body"/>
+        <w:numPr>
+          <w:ilvl w:val="0"/>
+          <w:numId w:val="0"/>
+        </w:numPr>
+        <w:jc w:val="left"/>
+      </w:pPr>
+      <w:r>
+        <w:rPr>
+          <w:b/>
+          <w:bCs/>
+        </w:rPr>
+        <w:lastRenderedPageBreak/>
         <w:t>[</w:t>
       </w:r>
       <w:r>
@@ -2492,23 +3786,654 @@
           <w:b/>
           <w:bCs/>
         </w:rPr>
-        <w:t>Statement</w:t>
-      </w:r>
-      <w:r>
-        <w:rPr>
-          <w:b/>
-          <w:bCs/>
-        </w:rPr>
+        <w:t>Declaración</w:t>
+      </w:r>
+      <w:r>
+        <w:rPr>
+          <w:b/>
+          <w:bCs/>
+        </w:rPr>
+        <w:t>:</w:t>
+      </w:r>
+    </w:p>
+    <w:p>
+      <w:pPr>
+        <w:pStyle w:val="Requirement-HeaderS1"/>
+      </w:pPr>
+      <w:r>
+        <w:t xml:space="preserve">Any principal </w:t>
+      </w:r>
+      <w:proofErr w:type="spellStart"/>
+      <w:r>
+        <w:t>with</w:t>
+      </w:r>
+      <w:proofErr w:type="spellEnd"/>
+      <w:r>
+        <w:t xml:space="preserve"> role </w:t>
+      </w:r>
+      <w:proofErr w:type="gramStart"/>
+      <w:r>
+        <w:rPr>
+          <w:b/>
+          <w:bCs/>
+        </w:rPr>
+        <w:t>manager</w:t>
+      </w:r>
+      <w:proofErr w:type="gramEnd"/>
+      <w:r>
+        <w:t xml:space="preserve"> </w:t>
+      </w:r>
+      <w:proofErr w:type="spellStart"/>
+      <w:r>
+        <w:t>must</w:t>
+      </w:r>
+      <w:proofErr w:type="spellEnd"/>
+      <w:r>
+        <w:t xml:space="preserve"> be </w:t>
+      </w:r>
+      <w:proofErr w:type="spellStart"/>
+      <w:r>
+        <w:t>able</w:t>
+      </w:r>
+      <w:proofErr w:type="spellEnd"/>
+      <w:r>
+        <w:t xml:space="preserve"> </w:t>
+      </w:r>
+      <w:proofErr w:type="spellStart"/>
+      <w:r>
+        <w:t>to</w:t>
+      </w:r>
+      <w:proofErr w:type="spellEnd"/>
+      <w:r>
         <w:t xml:space="preserve">: </w:t>
       </w:r>
     </w:p>
     <w:p>
       <w:pPr>
+        <w:pStyle w:val="Requirement-Body"/>
+      </w:pPr>
+      <w:proofErr w:type="spellStart"/>
+      <w:r>
+        <w:t>Manage</w:t>
+      </w:r>
+      <w:proofErr w:type="spellEnd"/>
+      <w:r>
+        <w:t xml:space="preserve"> </w:t>
+      </w:r>
+      <w:proofErr w:type="spellStart"/>
+      <w:r>
+        <w:t>his</w:t>
+      </w:r>
+      <w:proofErr w:type="spellEnd"/>
+      <w:r>
+        <w:t xml:space="preserve"> </w:t>
+      </w:r>
+      <w:proofErr w:type="spellStart"/>
+      <w:r>
+        <w:t>or</w:t>
+      </w:r>
+      <w:proofErr w:type="spellEnd"/>
+      <w:r>
+        <w:t xml:space="preserve"> </w:t>
+      </w:r>
+      <w:proofErr w:type="spellStart"/>
+      <w:r>
+        <w:t>her</w:t>
+      </w:r>
+      <w:proofErr w:type="spellEnd"/>
+      <w:r>
+        <w:t xml:space="preserve"> </w:t>
+      </w:r>
+      <w:proofErr w:type="spellStart"/>
+      <w:r>
+        <w:rPr>
+          <w:b/>
+          <w:bCs/>
+        </w:rPr>
+        <w:t>projects</w:t>
+      </w:r>
+      <w:proofErr w:type="spellEnd"/>
+      <w:r>
+        <w:t xml:space="preserve">, </w:t>
+      </w:r>
+      <w:proofErr w:type="spellStart"/>
+      <w:r>
+        <w:t>which</w:t>
+      </w:r>
+      <w:proofErr w:type="spellEnd"/>
+      <w:r>
+        <w:t xml:space="preserve"> </w:t>
+      </w:r>
+      <w:proofErr w:type="spellStart"/>
+      <w:r>
+        <w:t>involves</w:t>
+      </w:r>
+      <w:proofErr w:type="spellEnd"/>
+      <w:r>
+        <w:t xml:space="preserve"> </w:t>
+      </w:r>
+      <w:proofErr w:type="spellStart"/>
+      <w:r>
+        <w:t>creating</w:t>
+      </w:r>
+      <w:proofErr w:type="spellEnd"/>
+      <w:r>
+        <w:t xml:space="preserve">, </w:t>
+      </w:r>
+      <w:proofErr w:type="spellStart"/>
+      <w:r>
+        <w:t>updating</w:t>
+      </w:r>
+      <w:proofErr w:type="spellEnd"/>
+      <w:r>
+        <w:t xml:space="preserve">, </w:t>
+      </w:r>
+      <w:proofErr w:type="spellStart"/>
+      <w:r>
+        <w:t>or</w:t>
+      </w:r>
+      <w:proofErr w:type="spellEnd"/>
+      <w:r>
+        <w:t xml:space="preserve"> </w:t>
+      </w:r>
+      <w:proofErr w:type="spellStart"/>
+      <w:r>
+        <w:t>deleting</w:t>
+      </w:r>
+      <w:proofErr w:type="spellEnd"/>
+      <w:r>
+        <w:t xml:space="preserve"> </w:t>
+      </w:r>
+      <w:proofErr w:type="spellStart"/>
+      <w:r>
+        <w:t>them</w:t>
+      </w:r>
+      <w:proofErr w:type="spellEnd"/>
+      <w:r>
+        <w:t>.</w:t>
+      </w:r>
+    </w:p>
+    <w:p>
+      <w:pPr>
+        <w:pStyle w:val="Requirement-Body"/>
+      </w:pPr>
+      <w:proofErr w:type="spellStart"/>
+      <w:r>
+        <w:t>Select</w:t>
+      </w:r>
+      <w:proofErr w:type="spellEnd"/>
+      <w:r>
+        <w:t xml:space="preserve"> </w:t>
+      </w:r>
+      <w:proofErr w:type="spellStart"/>
+      <w:r>
+        <w:rPr>
+          <w:b/>
+          <w:bCs/>
+        </w:rPr>
+        <w:t>project</w:t>
+      </w:r>
+      <w:proofErr w:type="spellEnd"/>
+      <w:r>
+        <w:rPr>
+          <w:b/>
+          <w:bCs/>
+        </w:rPr>
+        <w:t xml:space="preserve"> </w:t>
+      </w:r>
+      <w:proofErr w:type="spellStart"/>
+      <w:r>
+        <w:rPr>
+          <w:b/>
+          <w:bCs/>
+        </w:rPr>
+        <w:t>members</w:t>
+      </w:r>
+      <w:proofErr w:type="spellEnd"/>
+      <w:r>
+        <w:t xml:space="preserve"> </w:t>
+      </w:r>
+      <w:proofErr w:type="spellStart"/>
+      <w:r>
+        <w:t>involved</w:t>
+      </w:r>
+      <w:proofErr w:type="spellEnd"/>
+      <w:r>
+        <w:t xml:space="preserve"> in </w:t>
+      </w:r>
+      <w:proofErr w:type="spellStart"/>
+      <w:r>
+        <w:t>their</w:t>
+      </w:r>
+      <w:proofErr w:type="spellEnd"/>
+      <w:r>
+        <w:t xml:space="preserve"> </w:t>
+      </w:r>
+      <w:proofErr w:type="spellStart"/>
+      <w:r>
+        <w:t>projects</w:t>
+      </w:r>
+      <w:proofErr w:type="spellEnd"/>
+      <w:r>
+        <w:t xml:space="preserve">, </w:t>
+      </w:r>
+      <w:proofErr w:type="spellStart"/>
+      <w:r>
+        <w:t>namely</w:t>
+      </w:r>
+      <w:proofErr w:type="spellEnd"/>
+      <w:r>
+        <w:t xml:space="preserve">: </w:t>
+      </w:r>
+      <w:proofErr w:type="spellStart"/>
+      <w:r>
+        <w:rPr>
+          <w:b/>
+          <w:bCs/>
+        </w:rPr>
+        <w:t>inventors</w:t>
+      </w:r>
+      <w:proofErr w:type="spellEnd"/>
+      <w:r>
+        <w:t xml:space="preserve">, </w:t>
+      </w:r>
+      <w:proofErr w:type="spellStart"/>
+      <w:r>
+        <w:rPr>
+          <w:b/>
+          <w:bCs/>
+        </w:rPr>
+        <w:t>spokespeople</w:t>
+      </w:r>
+      <w:proofErr w:type="spellEnd"/>
+      <w:r>
+        <w:t xml:space="preserve">, </w:t>
+      </w:r>
+      <w:proofErr w:type="spellStart"/>
+      <w:r>
+        <w:rPr>
+          <w:b/>
+          <w:bCs/>
+        </w:rPr>
+        <w:t>fundraisers</w:t>
+      </w:r>
+      <w:proofErr w:type="spellEnd"/>
+      <w:r>
+        <w:t>).</w:t>
+      </w:r>
+    </w:p>
+    <w:p>
+      <w:pPr>
+        <w:pStyle w:val="Requirement-Body"/>
+      </w:pPr>
+      <w:proofErr w:type="spellStart"/>
+      <w:r>
+        <w:t>Publish</w:t>
+      </w:r>
+      <w:proofErr w:type="spellEnd"/>
+      <w:r>
+        <w:t xml:space="preserve"> a </w:t>
+      </w:r>
+      <w:proofErr w:type="spellStart"/>
+      <w:r>
+        <w:rPr>
+          <w:b/>
+          <w:bCs/>
+        </w:rPr>
+        <w:t>project</w:t>
+      </w:r>
+      <w:proofErr w:type="spellEnd"/>
+      <w:r>
+        <w:t xml:space="preserve"> </w:t>
+      </w:r>
+      <w:proofErr w:type="spellStart"/>
+      <w:r>
+        <w:t>which</w:t>
+      </w:r>
+      <w:proofErr w:type="spellEnd"/>
+      <w:r>
+        <w:t xml:space="preserve"> </w:t>
+      </w:r>
+      <w:proofErr w:type="spellStart"/>
+      <w:r>
+        <w:t>prevents</w:t>
+      </w:r>
+      <w:proofErr w:type="spellEnd"/>
+      <w:r>
+        <w:t xml:space="preserve"> </w:t>
+      </w:r>
+      <w:proofErr w:type="spellStart"/>
+      <w:r>
+        <w:t>it</w:t>
+      </w:r>
+      <w:proofErr w:type="spellEnd"/>
+      <w:r>
+        <w:t xml:space="preserve"> </w:t>
+      </w:r>
+      <w:proofErr w:type="spellStart"/>
+      <w:r>
+        <w:t>from</w:t>
+      </w:r>
+      <w:proofErr w:type="spellEnd"/>
+      <w:r>
+        <w:t xml:space="preserve"> </w:t>
+      </w:r>
+      <w:proofErr w:type="spellStart"/>
+      <w:r>
+        <w:t>being</w:t>
+      </w:r>
+      <w:proofErr w:type="spellEnd"/>
+      <w:r>
+        <w:t xml:space="preserve"> </w:t>
+      </w:r>
+      <w:proofErr w:type="spellStart"/>
+      <w:r>
+        <w:t>updated</w:t>
+      </w:r>
+      <w:proofErr w:type="spellEnd"/>
+      <w:r>
+        <w:t xml:space="preserve"> </w:t>
+      </w:r>
+      <w:proofErr w:type="spellStart"/>
+      <w:r>
+        <w:t>or</w:t>
+      </w:r>
+      <w:proofErr w:type="spellEnd"/>
+      <w:r>
+        <w:t xml:space="preserve"> </w:t>
+      </w:r>
+      <w:proofErr w:type="spellStart"/>
+      <w:r>
+        <w:t>deleted</w:t>
+      </w:r>
+      <w:proofErr w:type="spellEnd"/>
+      <w:r>
+        <w:t xml:space="preserve">.  Publishing </w:t>
+      </w:r>
+      <w:proofErr w:type="spellStart"/>
+      <w:r>
+        <w:t>them</w:t>
+      </w:r>
+      <w:proofErr w:type="spellEnd"/>
+      <w:r>
+        <w:t xml:space="preserve"> </w:t>
+      </w:r>
+      <w:proofErr w:type="spellStart"/>
+      <w:r>
+        <w:t>implies</w:t>
+      </w:r>
+      <w:proofErr w:type="spellEnd"/>
+      <w:r>
+        <w:t xml:space="preserve"> </w:t>
+      </w:r>
+      <w:proofErr w:type="spellStart"/>
+      <w:r>
+        <w:t>that</w:t>
+      </w:r>
+      <w:proofErr w:type="spellEnd"/>
+      <w:r>
+        <w:t xml:space="preserve"> </w:t>
+      </w:r>
+      <w:proofErr w:type="spellStart"/>
+      <w:r>
+        <w:t>their</w:t>
+      </w:r>
+      <w:proofErr w:type="spellEnd"/>
+      <w:r>
+        <w:t xml:space="preserve"> </w:t>
+      </w:r>
+      <w:proofErr w:type="spellStart"/>
+      <w:r>
+        <w:t>corresponding</w:t>
+      </w:r>
+      <w:proofErr w:type="spellEnd"/>
+      <w:r>
+        <w:t xml:space="preserve"> </w:t>
+      </w:r>
+      <w:proofErr w:type="spellStart"/>
+      <w:r>
+        <w:rPr>
+          <w:b/>
+          <w:bCs/>
+        </w:rPr>
+        <w:t>components</w:t>
+      </w:r>
+      <w:proofErr w:type="spellEnd"/>
+      <w:r>
+        <w:t xml:space="preserve"> are </w:t>
+      </w:r>
+      <w:proofErr w:type="spellStart"/>
+      <w:r>
+        <w:t>published</w:t>
+      </w:r>
+      <w:proofErr w:type="spellEnd"/>
+      <w:r>
+        <w:t xml:space="preserve"> </w:t>
+      </w:r>
+      <w:proofErr w:type="spellStart"/>
+      <w:r>
+        <w:t>automatically</w:t>
+      </w:r>
+      <w:proofErr w:type="spellEnd"/>
+      <w:r>
+        <w:t xml:space="preserve">, </w:t>
+      </w:r>
+      <w:proofErr w:type="spellStart"/>
+      <w:r>
+        <w:t>which</w:t>
+      </w:r>
+      <w:proofErr w:type="spellEnd"/>
+      <w:r>
+        <w:t xml:space="preserve"> </w:t>
+      </w:r>
+      <w:proofErr w:type="spellStart"/>
+      <w:r>
+        <w:t>also</w:t>
+      </w:r>
+      <w:proofErr w:type="spellEnd"/>
+      <w:r>
+        <w:t xml:space="preserve"> </w:t>
+      </w:r>
+      <w:proofErr w:type="spellStart"/>
+      <w:r>
+        <w:t>prevents</w:t>
+      </w:r>
+      <w:proofErr w:type="spellEnd"/>
+      <w:r>
+        <w:t xml:space="preserve"> </w:t>
+      </w:r>
+      <w:proofErr w:type="spellStart"/>
+      <w:r>
+        <w:t>them</w:t>
+      </w:r>
+      <w:proofErr w:type="spellEnd"/>
+      <w:r>
+        <w:t xml:space="preserve"> </w:t>
+      </w:r>
+      <w:proofErr w:type="spellStart"/>
+      <w:r>
+        <w:t>from</w:t>
+      </w:r>
+      <w:proofErr w:type="spellEnd"/>
+      <w:r>
+        <w:t xml:space="preserve"> </w:t>
+      </w:r>
+      <w:proofErr w:type="spellStart"/>
+      <w:r>
+        <w:t>being</w:t>
+      </w:r>
+      <w:proofErr w:type="spellEnd"/>
+      <w:r>
+        <w:t xml:space="preserve"> </w:t>
+      </w:r>
+      <w:proofErr w:type="spellStart"/>
+      <w:r>
+        <w:t>updated</w:t>
+      </w:r>
+      <w:proofErr w:type="spellEnd"/>
+      <w:r>
+        <w:t xml:space="preserve"> </w:t>
+      </w:r>
+      <w:proofErr w:type="spellStart"/>
+      <w:r>
+        <w:t>or</w:t>
+      </w:r>
+      <w:proofErr w:type="spellEnd"/>
+      <w:r>
+        <w:t xml:space="preserve"> </w:t>
+      </w:r>
+      <w:proofErr w:type="spellStart"/>
+      <w:r>
+        <w:t>deleted</w:t>
+      </w:r>
+      <w:proofErr w:type="spellEnd"/>
+      <w:r>
+        <w:t xml:space="preserve">, </w:t>
+      </w:r>
+      <w:proofErr w:type="spellStart"/>
+      <w:r>
+        <w:t>requires</w:t>
+      </w:r>
+      <w:proofErr w:type="spellEnd"/>
+      <w:r>
+        <w:t xml:space="preserve"> a </w:t>
+      </w:r>
+      <w:proofErr w:type="spellStart"/>
+      <w:r>
+        <w:t>minimum</w:t>
+      </w:r>
+      <w:proofErr w:type="spellEnd"/>
+      <w:r>
+        <w:t xml:space="preserve"> </w:t>
+      </w:r>
+      <w:proofErr w:type="spellStart"/>
+      <w:r>
+        <w:t>of</w:t>
+      </w:r>
+      <w:proofErr w:type="spellEnd"/>
+      <w:r>
+        <w:t xml:space="preserve"> </w:t>
+      </w:r>
+      <w:proofErr w:type="spellStart"/>
+      <w:r>
+        <w:t>one</w:t>
+      </w:r>
+      <w:proofErr w:type="spellEnd"/>
+      <w:r>
+        <w:t xml:space="preserve"> </w:t>
+      </w:r>
+      <w:proofErr w:type="spellStart"/>
+      <w:r>
+        <w:t>associated</w:t>
+      </w:r>
+      <w:proofErr w:type="spellEnd"/>
+      <w:r>
+        <w:t xml:space="preserve"> </w:t>
+      </w:r>
+      <w:proofErr w:type="spellStart"/>
+      <w:r>
+        <w:t>invention</w:t>
+      </w:r>
+      <w:proofErr w:type="spellEnd"/>
+      <w:r>
+        <w:t>.</w:t>
+      </w:r>
+    </w:p>
+    <w:p>
+      <w:pPr>
+        <w:pStyle w:val="Requirement-Body"/>
+        <w:numPr>
+          <w:ilvl w:val="0"/>
+          <w:numId w:val="0"/>
+        </w:numPr>
+        <w:jc w:val="left"/>
+        <w:rPr>
+          <w:b/>
+          <w:bCs/>
+        </w:rPr>
+      </w:pPr>
+      <w:r>
+        <w:rPr>
+          <w:b/>
+          <w:bCs/>
+        </w:rPr>
+        <w:t>Conclusión y decisiones:</w:t>
+      </w:r>
+    </w:p>
+    <w:p>
+      <w:pPr>
+        <w:pStyle w:val="Requirement-Body"/>
+        <w:numPr>
+          <w:ilvl w:val="0"/>
+          <w:numId w:val="0"/>
+        </w:numPr>
+        <w:jc w:val="left"/>
+      </w:pPr>
+      <w:r>
+        <w:t>Siguiendo la lógica que se ha seguido hasta ahora la operación “publicar”, al publicar un proyecto no será posible actualizarlo ni a él ni a ninguno de sus componentes, que permanecerán enlazados permanentemente a dicho proyecto desde ese momento en adelante.</w:t>
+      </w:r>
+    </w:p>
+    <w:p>
+      <w:pPr>
+        <w:pStyle w:val="Requirement-Body"/>
+        <w:numPr>
+          <w:ilvl w:val="0"/>
+          <w:numId w:val="0"/>
+        </w:numPr>
+        <w:jc w:val="left"/>
+      </w:pPr>
+    </w:p>
+    <w:p>
+      <w:pPr>
+        <w:pStyle w:val="Requirement-Body"/>
+        <w:numPr>
+          <w:ilvl w:val="0"/>
+          <w:numId w:val="0"/>
+        </w:numPr>
+        <w:jc w:val="left"/>
+        <w:rPr>
+          <w:b/>
+          <w:bCs/>
+        </w:rPr>
+      </w:pPr>
+      <w:r>
+        <w:rPr>
+          <w:b/>
+          <w:bCs/>
+        </w:rPr>
+        <w:t>[</w:t>
+      </w:r>
+      <w:r>
+        <w:rPr>
+          <w:b/>
+          <w:bCs/>
+        </w:rPr>
+        <w:t>Declaración</w:t>
+      </w:r>
+      <w:r>
+        <w:rPr>
+          <w:b/>
+          <w:bCs/>
+        </w:rPr>
+        <w:t xml:space="preserve">: </w:t>
+      </w:r>
+    </w:p>
+    <w:p>
+      <w:pPr>
         <w:pStyle w:val="Requirement-HeaderS1"/>
       </w:pPr>
       <w:r>
-        <w:t xml:space="preserve">Any principal with role </w:t>
-      </w:r>
+        <w:t xml:space="preserve">Any principal </w:t>
+      </w:r>
+      <w:proofErr w:type="spellStart"/>
+      <w:r>
+        <w:t>with</w:t>
+      </w:r>
+      <w:proofErr w:type="spellEnd"/>
+      <w:r>
+        <w:t xml:space="preserve"> role </w:t>
+      </w:r>
+      <w:proofErr w:type="gramStart"/>
       <w:r>
         <w:rPr>
           <w:b/>
@@ -2516,40 +4441,493 @@
         </w:rPr>
         <w:t>manager</w:t>
       </w:r>
-      <w:r>
-        <w:t xml:space="preserve"> must be able to access a dashboard displaying the following metrics: </w:t>
+      <w:proofErr w:type="gramEnd"/>
+      <w:r>
+        <w:t xml:space="preserve"> </w:t>
+      </w:r>
+      <w:proofErr w:type="spellStart"/>
+      <w:r>
+        <w:t>must</w:t>
+      </w:r>
+      <w:proofErr w:type="spellEnd"/>
+      <w:r>
+        <w:t xml:space="preserve"> be </w:t>
+      </w:r>
+      <w:proofErr w:type="spellStart"/>
+      <w:r>
+        <w:t>able</w:t>
+      </w:r>
+      <w:proofErr w:type="spellEnd"/>
+      <w:r>
+        <w:t xml:space="preserve"> </w:t>
+      </w:r>
+      <w:proofErr w:type="spellStart"/>
+      <w:r>
+        <w:t>to</w:t>
+      </w:r>
+      <w:proofErr w:type="spellEnd"/>
+      <w:r>
+        <w:t xml:space="preserve"> </w:t>
+      </w:r>
+      <w:proofErr w:type="spellStart"/>
+      <w:r>
+        <w:t>access</w:t>
+      </w:r>
+      <w:proofErr w:type="spellEnd"/>
+      <w:r>
+        <w:t xml:space="preserve"> a </w:t>
+      </w:r>
+      <w:proofErr w:type="spellStart"/>
+      <w:r>
+        <w:t>dashboard</w:t>
+      </w:r>
+      <w:proofErr w:type="spellEnd"/>
+      <w:r>
+        <w:t xml:space="preserve"> </w:t>
+      </w:r>
+      <w:proofErr w:type="spellStart"/>
+      <w:r>
+        <w:t>displaying</w:t>
+      </w:r>
+      <w:proofErr w:type="spellEnd"/>
+      <w:r>
+        <w:t xml:space="preserve"> </w:t>
+      </w:r>
+      <w:proofErr w:type="spellStart"/>
+      <w:r>
+        <w:t>the</w:t>
+      </w:r>
+      <w:proofErr w:type="spellEnd"/>
+      <w:r>
+        <w:t xml:space="preserve"> </w:t>
+      </w:r>
+      <w:proofErr w:type="spellStart"/>
+      <w:r>
+        <w:t>following</w:t>
+      </w:r>
+      <w:proofErr w:type="spellEnd"/>
+      <w:r>
+        <w:t xml:space="preserve"> </w:t>
+      </w:r>
+      <w:proofErr w:type="spellStart"/>
+      <w:r>
+        <w:t>metrics</w:t>
+      </w:r>
+      <w:proofErr w:type="spellEnd"/>
+      <w:r>
+        <w:t xml:space="preserve">: </w:t>
       </w:r>
     </w:p>
     <w:p>
       <w:pPr>
         <w:pStyle w:val="Requirement-Body"/>
       </w:pPr>
-      <w:r>
-        <w:t>Total number of projects managed by them.</w:t>
+      <w:proofErr w:type="gramStart"/>
+      <w:r>
+        <w:t>Total</w:t>
+      </w:r>
+      <w:proofErr w:type="gramEnd"/>
+      <w:r>
+        <w:t xml:space="preserve"> </w:t>
+      </w:r>
+      <w:proofErr w:type="spellStart"/>
+      <w:r>
+        <w:t>number</w:t>
+      </w:r>
+      <w:proofErr w:type="spellEnd"/>
+      <w:r>
+        <w:t xml:space="preserve"> </w:t>
+      </w:r>
+      <w:proofErr w:type="spellStart"/>
+      <w:r>
+        <w:t>of</w:t>
+      </w:r>
+      <w:proofErr w:type="spellEnd"/>
+      <w:r>
+        <w:t xml:space="preserve"> </w:t>
+      </w:r>
+      <w:proofErr w:type="spellStart"/>
+      <w:r>
+        <w:t>projects</w:t>
+      </w:r>
+      <w:proofErr w:type="spellEnd"/>
+      <w:r>
+        <w:t xml:space="preserve"> </w:t>
+      </w:r>
+      <w:proofErr w:type="spellStart"/>
+      <w:r>
+        <w:t>managed</w:t>
+      </w:r>
+      <w:proofErr w:type="spellEnd"/>
+      <w:r>
+        <w:t xml:space="preserve"> </w:t>
+      </w:r>
+      <w:proofErr w:type="spellStart"/>
+      <w:r>
+        <w:t>by</w:t>
+      </w:r>
+      <w:proofErr w:type="spellEnd"/>
+      <w:r>
+        <w:t xml:space="preserve"> </w:t>
+      </w:r>
+      <w:proofErr w:type="spellStart"/>
+      <w:r>
+        <w:t>them</w:t>
+      </w:r>
+      <w:proofErr w:type="spellEnd"/>
+      <w:r>
+        <w:t>.</w:t>
       </w:r>
     </w:p>
     <w:p>
       <w:pPr>
         <w:pStyle w:val="Requirement-Body"/>
       </w:pPr>
-      <w:r>
-        <w:t>Deviation of their total projects with respect to the average number of projects managed by other managers (excluding themselves).</w:t>
+      <w:proofErr w:type="spellStart"/>
+      <w:r>
+        <w:t>Deviation</w:t>
+      </w:r>
+      <w:proofErr w:type="spellEnd"/>
+      <w:r>
+        <w:t xml:space="preserve"> </w:t>
+      </w:r>
+      <w:proofErr w:type="spellStart"/>
+      <w:r>
+        <w:t>of</w:t>
+      </w:r>
+      <w:proofErr w:type="spellEnd"/>
+      <w:r>
+        <w:t xml:space="preserve"> </w:t>
+      </w:r>
+      <w:proofErr w:type="spellStart"/>
+      <w:r>
+        <w:t>their</w:t>
+      </w:r>
+      <w:proofErr w:type="spellEnd"/>
+      <w:r>
+        <w:t xml:space="preserve"> total </w:t>
+      </w:r>
+      <w:proofErr w:type="spellStart"/>
+      <w:r>
+        <w:t>projects</w:t>
+      </w:r>
+      <w:proofErr w:type="spellEnd"/>
+      <w:r>
+        <w:t xml:space="preserve"> </w:t>
+      </w:r>
+      <w:proofErr w:type="spellStart"/>
+      <w:r>
+        <w:t>with</w:t>
+      </w:r>
+      <w:proofErr w:type="spellEnd"/>
+      <w:r>
+        <w:t xml:space="preserve"> </w:t>
+      </w:r>
+      <w:proofErr w:type="spellStart"/>
+      <w:r>
+        <w:t>respect</w:t>
+      </w:r>
+      <w:proofErr w:type="spellEnd"/>
+      <w:r>
+        <w:t xml:space="preserve"> </w:t>
+      </w:r>
+      <w:proofErr w:type="spellStart"/>
+      <w:r>
+        <w:t>to</w:t>
+      </w:r>
+      <w:proofErr w:type="spellEnd"/>
+      <w:r>
+        <w:t xml:space="preserve"> </w:t>
+      </w:r>
+      <w:proofErr w:type="spellStart"/>
+      <w:r>
+        <w:t>the</w:t>
+      </w:r>
+      <w:proofErr w:type="spellEnd"/>
+      <w:r>
+        <w:t xml:space="preserve"> </w:t>
+      </w:r>
+      <w:proofErr w:type="spellStart"/>
+      <w:r>
+        <w:t>average</w:t>
+      </w:r>
+      <w:proofErr w:type="spellEnd"/>
+      <w:r>
+        <w:t xml:space="preserve"> </w:t>
+      </w:r>
+      <w:proofErr w:type="spellStart"/>
+      <w:r>
+        <w:t>number</w:t>
+      </w:r>
+      <w:proofErr w:type="spellEnd"/>
+      <w:r>
+        <w:t xml:space="preserve"> </w:t>
+      </w:r>
+      <w:proofErr w:type="spellStart"/>
+      <w:r>
+        <w:t>of</w:t>
+      </w:r>
+      <w:proofErr w:type="spellEnd"/>
+      <w:r>
+        <w:t xml:space="preserve"> </w:t>
+      </w:r>
+      <w:proofErr w:type="spellStart"/>
+      <w:r>
+        <w:t>projects</w:t>
+      </w:r>
+      <w:proofErr w:type="spellEnd"/>
+      <w:r>
+        <w:t xml:space="preserve"> </w:t>
+      </w:r>
+      <w:proofErr w:type="spellStart"/>
+      <w:r>
+        <w:t>managed</w:t>
+      </w:r>
+      <w:proofErr w:type="spellEnd"/>
+      <w:r>
+        <w:t xml:space="preserve"> </w:t>
+      </w:r>
+      <w:proofErr w:type="spellStart"/>
+      <w:r>
+        <w:t>by</w:t>
+      </w:r>
+      <w:proofErr w:type="spellEnd"/>
+      <w:r>
+        <w:t xml:space="preserve"> </w:t>
+      </w:r>
+      <w:proofErr w:type="spellStart"/>
+      <w:r>
+        <w:t>other</w:t>
+      </w:r>
+      <w:proofErr w:type="spellEnd"/>
+      <w:r>
+        <w:t xml:space="preserve"> managers (</w:t>
+      </w:r>
+      <w:proofErr w:type="spellStart"/>
+      <w:r>
+        <w:t>excluding</w:t>
+      </w:r>
+      <w:proofErr w:type="spellEnd"/>
+      <w:r>
+        <w:t xml:space="preserve"> </w:t>
+      </w:r>
+      <w:proofErr w:type="spellStart"/>
+      <w:r>
+        <w:t>themselves</w:t>
+      </w:r>
+      <w:proofErr w:type="spellEnd"/>
+      <w:r>
+        <w:t>).</w:t>
       </w:r>
     </w:p>
     <w:p>
       <w:pPr>
         <w:pStyle w:val="Requirement-Body"/>
       </w:pPr>
-      <w:r>
-        <w:t>Minimum, maximum, average, and deviation of the effort required by their projects.</w:t>
+      <w:proofErr w:type="spellStart"/>
+      <w:r>
+        <w:t>Minimum</w:t>
+      </w:r>
+      <w:proofErr w:type="spellEnd"/>
+      <w:r>
+        <w:t xml:space="preserve">, </w:t>
+      </w:r>
+      <w:proofErr w:type="spellStart"/>
+      <w:r>
+        <w:t>maximum</w:t>
+      </w:r>
+      <w:proofErr w:type="spellEnd"/>
+      <w:r>
+        <w:t xml:space="preserve">, </w:t>
+      </w:r>
+      <w:proofErr w:type="spellStart"/>
+      <w:r>
+        <w:t>average</w:t>
+      </w:r>
+      <w:proofErr w:type="spellEnd"/>
+      <w:r>
+        <w:t xml:space="preserve">, and </w:t>
+      </w:r>
+      <w:proofErr w:type="spellStart"/>
+      <w:r>
+        <w:t>deviation</w:t>
+      </w:r>
+      <w:proofErr w:type="spellEnd"/>
+      <w:r>
+        <w:t xml:space="preserve"> </w:t>
+      </w:r>
+      <w:proofErr w:type="spellStart"/>
+      <w:r>
+        <w:t>of</w:t>
+      </w:r>
+      <w:proofErr w:type="spellEnd"/>
+      <w:r>
+        <w:t xml:space="preserve"> </w:t>
+      </w:r>
+      <w:proofErr w:type="spellStart"/>
+      <w:r>
+        <w:t>the</w:t>
+      </w:r>
+      <w:proofErr w:type="spellEnd"/>
+      <w:r>
+        <w:t xml:space="preserve"> </w:t>
+      </w:r>
+      <w:proofErr w:type="spellStart"/>
+      <w:r>
+        <w:t>effort</w:t>
+      </w:r>
+      <w:proofErr w:type="spellEnd"/>
+      <w:r>
+        <w:t xml:space="preserve"> </w:t>
+      </w:r>
+      <w:proofErr w:type="spellStart"/>
+      <w:r>
+        <w:t>required</w:t>
+      </w:r>
+      <w:proofErr w:type="spellEnd"/>
+      <w:r>
+        <w:t xml:space="preserve"> </w:t>
+      </w:r>
+      <w:proofErr w:type="spellStart"/>
+      <w:r>
+        <w:t>by</w:t>
+      </w:r>
+      <w:proofErr w:type="spellEnd"/>
+      <w:r>
+        <w:t xml:space="preserve"> </w:t>
+      </w:r>
+      <w:proofErr w:type="spellStart"/>
+      <w:r>
+        <w:t>their</w:t>
+      </w:r>
+      <w:proofErr w:type="spellEnd"/>
+      <w:r>
+        <w:t xml:space="preserve"> </w:t>
+      </w:r>
+      <w:proofErr w:type="spellStart"/>
+      <w:r>
+        <w:t>projects</w:t>
+      </w:r>
+      <w:proofErr w:type="spellEnd"/>
+      <w:r>
+        <w:t>.</w:t>
       </w:r>
     </w:p>
     <w:p>
       <w:pPr>
         <w:pStyle w:val="Requirement-Body"/>
       </w:pPr>
-      <w:r>
-        <w:t>Calculation logic: Effort in PMs (person-months) = Sum of active months of its components / number of people involved.</w:t>
+      <w:proofErr w:type="spellStart"/>
+      <w:r>
+        <w:t>Calculation</w:t>
+      </w:r>
+      <w:proofErr w:type="spellEnd"/>
+      <w:r>
+        <w:t xml:space="preserve"> </w:t>
+      </w:r>
+      <w:proofErr w:type="spellStart"/>
+      <w:r>
+        <w:t>logic</w:t>
+      </w:r>
+      <w:proofErr w:type="spellEnd"/>
+      <w:r>
+        <w:t xml:space="preserve">: </w:t>
+      </w:r>
+      <w:proofErr w:type="spellStart"/>
+      <w:r>
+        <w:t>Effort</w:t>
+      </w:r>
+      <w:proofErr w:type="spellEnd"/>
+      <w:r>
+        <w:t xml:space="preserve"> in PMs (</w:t>
+      </w:r>
+      <w:proofErr w:type="spellStart"/>
+      <w:r>
+        <w:t>person-months</w:t>
+      </w:r>
+      <w:proofErr w:type="spellEnd"/>
+      <w:r>
+        <w:t xml:space="preserve">) = </w:t>
+      </w:r>
+      <w:proofErr w:type="gramStart"/>
+      <w:r>
+        <w:t>Sum</w:t>
+      </w:r>
+      <w:proofErr w:type="gramEnd"/>
+      <w:r>
+        <w:t xml:space="preserve"> </w:t>
+      </w:r>
+      <w:proofErr w:type="spellStart"/>
+      <w:r>
+        <w:t>of</w:t>
+      </w:r>
+      <w:proofErr w:type="spellEnd"/>
+      <w:r>
+        <w:t xml:space="preserve"> active </w:t>
+      </w:r>
+      <w:proofErr w:type="spellStart"/>
+      <w:r>
+        <w:t>months</w:t>
+      </w:r>
+      <w:proofErr w:type="spellEnd"/>
+      <w:r>
+        <w:t xml:space="preserve"> </w:t>
+      </w:r>
+      <w:proofErr w:type="spellStart"/>
+      <w:r>
+        <w:t>of</w:t>
+      </w:r>
+      <w:proofErr w:type="spellEnd"/>
+      <w:r>
+        <w:t xml:space="preserve"> </w:t>
+      </w:r>
+      <w:proofErr w:type="spellStart"/>
+      <w:r>
+        <w:t>its</w:t>
+      </w:r>
+      <w:proofErr w:type="spellEnd"/>
+      <w:r>
+        <w:t xml:space="preserve"> </w:t>
+      </w:r>
+      <w:proofErr w:type="spellStart"/>
+      <w:r>
+        <w:t>components</w:t>
+      </w:r>
+      <w:proofErr w:type="spellEnd"/>
+      <w:r>
+        <w:t xml:space="preserve"> / </w:t>
+      </w:r>
+      <w:proofErr w:type="spellStart"/>
+      <w:r>
+        <w:t>number</w:t>
+      </w:r>
+      <w:proofErr w:type="spellEnd"/>
+      <w:r>
+        <w:t xml:space="preserve"> </w:t>
+      </w:r>
+      <w:proofErr w:type="spellStart"/>
+      <w:r>
+        <w:t>of</w:t>
+      </w:r>
+      <w:proofErr w:type="spellEnd"/>
+      <w:r>
+        <w:t xml:space="preserve"> </w:t>
+      </w:r>
+      <w:proofErr w:type="spellStart"/>
+      <w:r>
+        <w:t>people</w:t>
+      </w:r>
+      <w:proofErr w:type="spellEnd"/>
+      <w:r>
+        <w:t xml:space="preserve"> </w:t>
+      </w:r>
+      <w:proofErr w:type="spellStart"/>
+      <w:r>
+        <w:t>involved</w:t>
+      </w:r>
+      <w:proofErr w:type="spellEnd"/>
+      <w:r>
+        <w:t>.</w:t>
       </w:r>
     </w:p>
     <w:p>
@@ -2570,13 +4948,17 @@
           <w:numId w:val="0"/>
         </w:numPr>
         <w:jc w:val="left"/>
-      </w:pPr>
-      <w:r>
-        <w:rPr>
-          <w:b/>
-          <w:bCs/>
-        </w:rPr>
-        <w:t>Conclusions and decisions:</w:t>
+        <w:rPr>
+          <w:b/>
+          <w:bCs/>
+        </w:rPr>
+      </w:pPr>
+      <w:r>
+        <w:rPr>
+          <w:b/>
+          <w:bCs/>
+        </w:rPr>
+        <w:t>Conclusión y decisiones:</w:t>
       </w:r>
     </w:p>
     <w:p>
@@ -2589,7 +4971,7 @@
         <w:jc w:val="left"/>
       </w:pPr>
       <w:r>
-        <w:t>Intentionally blank</w:t>
+        <w:t>Intencionalmente en blanco</w:t>
       </w:r>
       <w:r>
         <w:t>.</w:t>
@@ -2605,47 +4987,279 @@
           <w:ilvl w:val="0"/>
           <w:numId w:val="0"/>
         </w:numPr>
-        <w:ind w:left="567"/>
         <w:jc w:val="left"/>
-      </w:pPr>
-    </w:p>
-    <w:p>
-      <w:pPr>
-        <w:pBdr>
-          <w:top w:val="dotted" w:sz="4" w:space="1" w:color="D9D9D9" w:themeColor="background1" w:themeShade="D9"/>
-          <w:left w:val="dotted" w:sz="4" w:space="4" w:color="D9D9D9" w:themeColor="background1" w:themeShade="D9"/>
-          <w:bottom w:val="dotted" w:sz="4" w:space="1" w:color="D9D9D9" w:themeColor="background1" w:themeShade="D9"/>
-          <w:right w:val="dotted" w:sz="4" w:space="4" w:color="D9D9D9" w:themeColor="background1" w:themeShade="D9"/>
-        </w:pBdr>
-        <w:ind w:left="360" w:hanging="360"/>
-        <w:contextualSpacing/>
-        <w:rPr>
-          <w:rFonts w:ascii="Calibri" w:eastAsia="Aptos" w:hAnsi="Calibri" w:cs="Calibri"/>
-        </w:rPr>
-      </w:pPr>
-      <w:r>
-        <w:rPr>
-          <w:rFonts w:ascii="Calibri" w:eastAsia="Aptos" w:hAnsi="Calibri" w:cs="Calibri"/>
-        </w:rPr>
-        <w:t>A principal with role sponsor or auditor must be able to link a sponsorship or audit report to a published project:</w:t>
-      </w:r>
-    </w:p>
-    <w:p>
-      <w:pPr>
-        <w:tabs>
-          <w:tab w:val="num" w:pos="360"/>
-        </w:tabs>
-        <w:ind w:left="567" w:hanging="283"/>
-        <w:contextualSpacing/>
-        <w:rPr>
-          <w:rFonts w:ascii="Aptos" w:eastAsia="Aptos" w:hAnsi="Aptos" w:cs="Times New Roman"/>
-        </w:rPr>
-      </w:pPr>
-      <w:r>
-        <w:rPr>
-          <w:rFonts w:ascii="Aptos" w:eastAsia="Aptos" w:hAnsi="Aptos" w:cs="Times New Roman"/>
-        </w:rPr>
-        <w:t>Users shall be able to reassign the sponsorship or report to a different project at any given time.</w:t>
+        <w:rPr>
+          <w:b/>
+          <w:bCs/>
+        </w:rPr>
+      </w:pPr>
+    </w:p>
+    <w:p>
+      <w:pPr>
+        <w:pStyle w:val="Requirement-Body"/>
+        <w:numPr>
+          <w:ilvl w:val="0"/>
+          <w:numId w:val="0"/>
+        </w:numPr>
+        <w:jc w:val="left"/>
+      </w:pPr>
+      <w:r>
+        <w:rPr>
+          <w:b/>
+          <w:bCs/>
+        </w:rPr>
+        <w:t>[</w:t>
+      </w:r>
+      <w:r>
+        <w:rPr>
+          <w:b/>
+          <w:bCs/>
+        </w:rPr>
+        <w:t>Declaración</w:t>
+      </w:r>
+      <w:r>
+        <w:rPr>
+          <w:b/>
+          <w:bCs/>
+        </w:rPr>
+        <w:t>:</w:t>
+      </w:r>
+    </w:p>
+    <w:p>
+      <w:pPr>
+        <w:pStyle w:val="Requirement-HeaderS1"/>
+      </w:pPr>
+      <w:r>
+        <w:t xml:space="preserve">A principal </w:t>
+      </w:r>
+      <w:proofErr w:type="spellStart"/>
+      <w:r>
+        <w:t>with</w:t>
+      </w:r>
+      <w:proofErr w:type="spellEnd"/>
+      <w:r>
+        <w:t xml:space="preserve"> role </w:t>
+      </w:r>
+      <w:proofErr w:type="gramStart"/>
+      <w:r>
+        <w:t>sponsor</w:t>
+      </w:r>
+      <w:proofErr w:type="gramEnd"/>
+      <w:r>
+        <w:t xml:space="preserve"> </w:t>
+      </w:r>
+      <w:proofErr w:type="spellStart"/>
+      <w:r>
+        <w:t>or</w:t>
+      </w:r>
+      <w:proofErr w:type="spellEnd"/>
+      <w:r>
+        <w:t xml:space="preserve"> auditor </w:t>
+      </w:r>
+      <w:proofErr w:type="spellStart"/>
+      <w:r>
+        <w:t>must</w:t>
+      </w:r>
+      <w:proofErr w:type="spellEnd"/>
+      <w:r>
+        <w:t xml:space="preserve"> be </w:t>
+      </w:r>
+      <w:proofErr w:type="spellStart"/>
+      <w:r>
+        <w:t>able</w:t>
+      </w:r>
+      <w:proofErr w:type="spellEnd"/>
+      <w:r>
+        <w:t xml:space="preserve"> </w:t>
+      </w:r>
+      <w:proofErr w:type="spellStart"/>
+      <w:r>
+        <w:t>to</w:t>
+      </w:r>
+      <w:proofErr w:type="spellEnd"/>
+      <w:r>
+        <w:t xml:space="preserve"> </w:t>
+      </w:r>
+      <w:proofErr w:type="gramStart"/>
+      <w:r>
+        <w:t>link</w:t>
+      </w:r>
+      <w:proofErr w:type="gramEnd"/>
+      <w:r>
+        <w:t xml:space="preserve"> a </w:t>
+      </w:r>
+      <w:proofErr w:type="spellStart"/>
+      <w:r>
+        <w:t>sponsorship</w:t>
+      </w:r>
+      <w:proofErr w:type="spellEnd"/>
+      <w:r>
+        <w:t xml:space="preserve"> </w:t>
+      </w:r>
+      <w:proofErr w:type="spellStart"/>
+      <w:r>
+        <w:t>or</w:t>
+      </w:r>
+      <w:proofErr w:type="spellEnd"/>
+      <w:r>
+        <w:t xml:space="preserve"> </w:t>
+      </w:r>
+      <w:proofErr w:type="spellStart"/>
+      <w:r>
+        <w:t>audit</w:t>
+      </w:r>
+      <w:proofErr w:type="spellEnd"/>
+      <w:r>
+        <w:t xml:space="preserve"> </w:t>
+      </w:r>
+      <w:proofErr w:type="spellStart"/>
+      <w:r>
+        <w:t>report</w:t>
+      </w:r>
+      <w:proofErr w:type="spellEnd"/>
+      <w:r>
+        <w:t xml:space="preserve"> </w:t>
+      </w:r>
+      <w:proofErr w:type="spellStart"/>
+      <w:r>
+        <w:t>to</w:t>
+      </w:r>
+      <w:proofErr w:type="spellEnd"/>
+      <w:r>
+        <w:t xml:space="preserve"> a </w:t>
+      </w:r>
+      <w:proofErr w:type="spellStart"/>
+      <w:r>
+        <w:t>published</w:t>
+      </w:r>
+      <w:proofErr w:type="spellEnd"/>
+      <w:r>
+        <w:t xml:space="preserve"> </w:t>
+      </w:r>
+      <w:proofErr w:type="spellStart"/>
+      <w:r>
+        <w:t>project</w:t>
+      </w:r>
+      <w:proofErr w:type="spellEnd"/>
+      <w:r>
+        <w:t>:</w:t>
+      </w:r>
+    </w:p>
+    <w:p>
+      <w:pPr>
+        <w:pStyle w:val="Requirement-Body"/>
+      </w:pPr>
+      <w:proofErr w:type="spellStart"/>
+      <w:r>
+        <w:t>Users</w:t>
+      </w:r>
+      <w:proofErr w:type="spellEnd"/>
+      <w:r>
+        <w:t xml:space="preserve"> </w:t>
+      </w:r>
+      <w:proofErr w:type="spellStart"/>
+      <w:r>
+        <w:t>shall</w:t>
+      </w:r>
+      <w:proofErr w:type="spellEnd"/>
+      <w:r>
+        <w:t xml:space="preserve"> be </w:t>
+      </w:r>
+      <w:proofErr w:type="spellStart"/>
+      <w:r>
+        <w:t>able</w:t>
+      </w:r>
+      <w:proofErr w:type="spellEnd"/>
+      <w:r>
+        <w:t xml:space="preserve"> </w:t>
+      </w:r>
+      <w:proofErr w:type="spellStart"/>
+      <w:r>
+        <w:t>to</w:t>
+      </w:r>
+      <w:proofErr w:type="spellEnd"/>
+      <w:r>
+        <w:t xml:space="preserve"> </w:t>
+      </w:r>
+      <w:proofErr w:type="spellStart"/>
+      <w:r>
+        <w:t>reassign</w:t>
+      </w:r>
+      <w:proofErr w:type="spellEnd"/>
+      <w:r>
+        <w:t xml:space="preserve"> </w:t>
+      </w:r>
+      <w:proofErr w:type="spellStart"/>
+      <w:r>
+        <w:t>the</w:t>
+      </w:r>
+      <w:proofErr w:type="spellEnd"/>
+      <w:r>
+        <w:t xml:space="preserve"> </w:t>
+      </w:r>
+      <w:proofErr w:type="spellStart"/>
+      <w:r>
+        <w:t>sponsorship</w:t>
+      </w:r>
+      <w:proofErr w:type="spellEnd"/>
+      <w:r>
+        <w:t xml:space="preserve"> </w:t>
+      </w:r>
+      <w:proofErr w:type="spellStart"/>
+      <w:r>
+        <w:t>or</w:t>
+      </w:r>
+      <w:proofErr w:type="spellEnd"/>
+      <w:r>
+        <w:t xml:space="preserve"> </w:t>
+      </w:r>
+      <w:proofErr w:type="spellStart"/>
+      <w:r>
+        <w:t>report</w:t>
+      </w:r>
+      <w:proofErr w:type="spellEnd"/>
+      <w:r>
+        <w:t xml:space="preserve"> </w:t>
+      </w:r>
+      <w:proofErr w:type="spellStart"/>
+      <w:r>
+        <w:t>to</w:t>
+      </w:r>
+      <w:proofErr w:type="spellEnd"/>
+      <w:r>
+        <w:t xml:space="preserve"> a </w:t>
+      </w:r>
+      <w:proofErr w:type="spellStart"/>
+      <w:r>
+        <w:t>different</w:t>
+      </w:r>
+      <w:proofErr w:type="spellEnd"/>
+      <w:r>
+        <w:t xml:space="preserve"> </w:t>
+      </w:r>
+      <w:proofErr w:type="spellStart"/>
+      <w:r>
+        <w:t>project</w:t>
+      </w:r>
+      <w:proofErr w:type="spellEnd"/>
+      <w:r>
+        <w:t xml:space="preserve"> at </w:t>
+      </w:r>
+      <w:proofErr w:type="spellStart"/>
+      <w:r>
+        <w:t>any</w:t>
+      </w:r>
+      <w:proofErr w:type="spellEnd"/>
+      <w:r>
+        <w:t xml:space="preserve"> </w:t>
+      </w:r>
+      <w:proofErr w:type="spellStart"/>
+      <w:r>
+        <w:t>given</w:t>
+      </w:r>
+      <w:proofErr w:type="spellEnd"/>
+      <w:r>
+        <w:t xml:space="preserve"> time.</w:t>
       </w:r>
     </w:p>
     <w:p>
@@ -2653,7 +5267,6 @@
         <w:tabs>
           <w:tab w:val="left" w:pos="708"/>
         </w:tabs>
-        <w:ind w:left="567"/>
         <w:contextualSpacing/>
         <w:rPr>
           <w:rFonts w:ascii="Aptos" w:eastAsia="Aptos" w:hAnsi="Aptos" w:cs="Times New Roman"/>
@@ -2661,33 +5274,213 @@
       </w:pPr>
       <w:r>
         <w:rPr>
+          <w:b/>
+          <w:bCs/>
+        </w:rPr>
+        <w:t>Conclusión y decisiones</w:t>
+      </w:r>
+      <w:r>
+        <w:rPr>
           <w:rFonts w:ascii="Aptos" w:eastAsia="Aptos" w:hAnsi="Aptos" w:cs="Times New Roman"/>
         </w:rPr>
-        <w:t xml:space="preserve">[Statement: </w:t>
-      </w:r>
-    </w:p>
-    <w:p>
-      <w:pPr>
-        <w:pBdr>
-          <w:top w:val="dotted" w:sz="4" w:space="1" w:color="D9D9D9" w:themeColor="background1" w:themeShade="D9"/>
-          <w:left w:val="dotted" w:sz="4" w:space="4" w:color="D9D9D9" w:themeColor="background1" w:themeShade="D9"/>
-          <w:bottom w:val="dotted" w:sz="4" w:space="1" w:color="D9D9D9" w:themeColor="background1" w:themeShade="D9"/>
-          <w:right w:val="dotted" w:sz="4" w:space="4" w:color="D9D9D9" w:themeColor="background1" w:themeShade="D9"/>
-        </w:pBdr>
+        <w:t xml:space="preserve">: </w:t>
+      </w:r>
+    </w:p>
+    <w:p>
+      <w:pPr>
         <w:tabs>
           <w:tab w:val="left" w:pos="708"/>
         </w:tabs>
-        <w:ind w:left="567"/>
         <w:contextualSpacing/>
         <w:rPr>
           <w:rFonts w:ascii="Aptos" w:eastAsia="Aptos" w:hAnsi="Aptos" w:cs="Times New Roman"/>
+          <w:b/>
+          <w:bCs/>
         </w:rPr>
       </w:pPr>
       <w:r>
         <w:rPr>
           <w:rFonts w:ascii="Aptos" w:eastAsia="Aptos" w:hAnsi="Aptos" w:cs="Times New Roman"/>
         </w:rPr>
-        <w:t xml:space="preserve">B/4) Any sponsor or auditor may, respectively, sponsorship or audit any published projects by attaching any of their, respectively, published sponsorships or audit reports. </w:t>
+        <w:t>Como se pueden enlazar reportes de auditoría y patrocinios sólo cuando se publican tanto los proyectos como dichas 2 entidades, hemos decidido que no hay restricción alguna para que no puedan volver a enlazarse a otro o a ningún proyecto, al contrario que con los componentes de los mencionados proyectos.</w:t>
+      </w:r>
+      <w:r>
+        <w:rPr>
+          <w:rFonts w:ascii="Aptos" w:eastAsia="Aptos" w:hAnsi="Aptos" w:cs="Times New Roman"/>
+          <w:b/>
+          <w:bCs/>
+        </w:rPr>
+        <w:t>]</w:t>
+      </w:r>
+    </w:p>
+    <w:sdt>
+      <w:sdtPr>
+        <w:rPr>
+          <w:rFonts w:ascii="Calibri Light" w:eastAsia="Times New Roman" w:hAnsi="Calibri Light" w:cs="Calibri Light"/>
+          <w:b/>
+          <w:bCs/>
+          <w:sz w:val="32"/>
+          <w:szCs w:val="32"/>
+        </w:rPr>
+        <w:tag w:val="tii-grammar-ST_Passive"/>
+        <w:id w:val="1325316899"/>
+        <w:placeholder>
+          <w:docPart w:val="A3120BC35BB64ECBBE8364AEF3071067"/>
+        </w:placeholder>
+      </w:sdtPr>
+      <w:sdtContent>
+        <w:p>
+          <w:pPr>
+            <w:keepNext/>
+            <w:keepLines/>
+            <w:pBdr>
+              <w:bottom w:val="single" w:sz="4" w:space="1" w:color="auto"/>
+            </w:pBdr>
+            <w:spacing w:before="160" w:after="80"/>
+            <w:jc w:val="left"/>
+            <w:outlineLvl w:val="1"/>
+            <w:rPr>
+              <w:rFonts w:ascii="Calibri Light" w:eastAsia="Times New Roman" w:hAnsi="Calibri Light" w:cs="Calibri Light"/>
+              <w:b/>
+              <w:bCs/>
+              <w:sz w:val="32"/>
+              <w:szCs w:val="32"/>
+            </w:rPr>
+          </w:pPr>
+          <w:r>
+            <w:rPr>
+              <w:rFonts w:ascii="Calibri Light" w:eastAsia="Times New Roman" w:hAnsi="Calibri Light" w:cs="Calibri Light"/>
+              <w:b/>
+              <w:bCs/>
+              <w:sz w:val="32"/>
+              <w:szCs w:val="32"/>
+            </w:rPr>
+            <w:t>Non-</w:t>
+          </w:r>
+          <w:proofErr w:type="spellStart"/>
+          <w:r>
+            <w:rPr>
+              <w:rFonts w:ascii="Calibri Light" w:eastAsia="Times New Roman" w:hAnsi="Calibri Light" w:cs="Calibri Light"/>
+              <w:b/>
+              <w:bCs/>
+              <w:sz w:val="32"/>
+              <w:szCs w:val="32"/>
+            </w:rPr>
+            <w:t>functional</w:t>
+          </w:r>
+          <w:proofErr w:type="spellEnd"/>
+          <w:r>
+            <w:rPr>
+              <w:rFonts w:ascii="Calibri Light" w:eastAsia="Times New Roman" w:hAnsi="Calibri Light" w:cs="Calibri Light"/>
+              <w:b/>
+              <w:bCs/>
+              <w:sz w:val="32"/>
+              <w:szCs w:val="32"/>
+            </w:rPr>
+            <w:t xml:space="preserve"> </w:t>
+          </w:r>
+          <w:proofErr w:type="spellStart"/>
+          <w:r>
+            <w:rPr>
+              <w:rFonts w:ascii="Calibri Light" w:eastAsia="Times New Roman" w:hAnsi="Calibri Light" w:cs="Calibri Light"/>
+              <w:b/>
+              <w:bCs/>
+              <w:sz w:val="32"/>
+              <w:szCs w:val="32"/>
+            </w:rPr>
+            <w:t>requirements</w:t>
+          </w:r>
+          <w:proofErr w:type="spellEnd"/>
+        </w:p>
+      </w:sdtContent>
+    </w:sdt>
+    <w:p>
+      <w:pPr>
+        <w:pStyle w:val="Requirement-Body"/>
+        <w:numPr>
+          <w:ilvl w:val="0"/>
+          <w:numId w:val="0"/>
+        </w:numPr>
+        <w:jc w:val="left"/>
+      </w:pPr>
+      <w:r>
+        <w:rPr>
+          <w:b/>
+          <w:bCs/>
+        </w:rPr>
+        <w:t>[Declaración:</w:t>
+      </w:r>
+    </w:p>
+    <w:p>
+      <w:pPr>
+        <w:pStyle w:val="Requirement-HeaderS1"/>
+      </w:pPr>
+      <w:r>
+        <w:t xml:space="preserve">Ad banners </w:t>
+      </w:r>
+      <w:proofErr w:type="spellStart"/>
+      <w:r>
+        <w:t>must</w:t>
+      </w:r>
+      <w:proofErr w:type="spellEnd"/>
+      <w:r>
+        <w:t xml:space="preserve"> be </w:t>
+      </w:r>
+      <w:proofErr w:type="spellStart"/>
+      <w:r>
+        <w:t>displayed</w:t>
+      </w:r>
+      <w:proofErr w:type="spellEnd"/>
+      <w:r>
+        <w:t xml:space="preserve"> in </w:t>
+      </w:r>
+      <w:proofErr w:type="spellStart"/>
+      <w:r>
+        <w:t>the</w:t>
+      </w:r>
+      <w:proofErr w:type="spellEnd"/>
+      <w:r>
+        <w:t xml:space="preserve"> </w:t>
+      </w:r>
+      <w:proofErr w:type="spellStart"/>
+      <w:r>
+        <w:t>user</w:t>
+      </w:r>
+      <w:proofErr w:type="spellEnd"/>
+      <w:r>
+        <w:t xml:space="preserve"> </w:t>
+      </w:r>
+      <w:proofErr w:type="gramStart"/>
+      <w:r>
+        <w:t>interface</w:t>
+      </w:r>
+      <w:proofErr w:type="gramEnd"/>
+      <w:r>
+        <w:t xml:space="preserve"> as </w:t>
+      </w:r>
+      <w:proofErr w:type="spellStart"/>
+      <w:r>
+        <w:t>little</w:t>
+      </w:r>
+      <w:proofErr w:type="spellEnd"/>
+      <w:r>
+        <w:t xml:space="preserve"> </w:t>
+      </w:r>
+      <w:proofErr w:type="spellStart"/>
+      <w:r>
+        <w:t>intrusively</w:t>
+      </w:r>
+      <w:proofErr w:type="spellEnd"/>
+      <w:r>
+        <w:t xml:space="preserve"> as </w:t>
+      </w:r>
+      <w:proofErr w:type="spellStart"/>
+      <w:r>
+        <w:t>possible</w:t>
+      </w:r>
+      <w:proofErr w:type="spellEnd"/>
+      <w:r>
+        <w:t>.</w:t>
       </w:r>
     </w:p>
     <w:p>
@@ -2695,7 +5488,6 @@
         <w:tabs>
           <w:tab w:val="left" w:pos="708"/>
         </w:tabs>
-        <w:ind w:left="567"/>
         <w:contextualSpacing/>
         <w:rPr>
           <w:rFonts w:ascii="Aptos" w:eastAsia="Aptos" w:hAnsi="Aptos" w:cs="Times New Roman"/>
@@ -2703,9 +5495,16 @@
       </w:pPr>
       <w:r>
         <w:rPr>
+          <w:b/>
+          <w:bCs/>
+        </w:rPr>
+        <w:t>Conclusión y decisiones</w:t>
+      </w:r>
+      <w:r>
+        <w:rPr>
           <w:rFonts w:ascii="Aptos" w:eastAsia="Aptos" w:hAnsi="Aptos" w:cs="Times New Roman"/>
         </w:rPr>
-        <w:t xml:space="preserve">Conclusions and decisions: </w:t>
+        <w:t xml:space="preserve">: </w:t>
       </w:r>
     </w:p>
     <w:p>
@@ -2713,43 +5512,163 @@
         <w:tabs>
           <w:tab w:val="left" w:pos="708"/>
         </w:tabs>
-        <w:ind w:left="567"/>
         <w:contextualSpacing/>
+        <w:jc w:val="left"/>
         <w:rPr>
           <w:rFonts w:ascii="Aptos" w:eastAsia="Aptos" w:hAnsi="Aptos" w:cs="Times New Roman"/>
+          <w:b/>
+          <w:bCs/>
         </w:rPr>
       </w:pPr>
       <w:r>
         <w:rPr>
           <w:rFonts w:ascii="Aptos" w:eastAsia="Aptos" w:hAnsi="Aptos" w:cs="Times New Roman"/>
         </w:rPr>
-        <w:t xml:space="preserve">When you list your </w:t>
+        <w:t>Esto parece bastante ambiguo</w:t>
       </w:r>
       <w:r>
         <w:rPr>
           <w:rFonts w:ascii="Aptos" w:eastAsia="Aptos" w:hAnsi="Aptos" w:cs="Times New Roman"/>
-          <w:b/>
-          <w:bCs/>
-        </w:rPr>
-        <w:t>audit report/sponsorship</w:t>
+        </w:rPr>
+        <w:t>.</w:t>
       </w:r>
       <w:r>
         <w:rPr>
           <w:rFonts w:ascii="Aptos" w:eastAsia="Aptos" w:hAnsi="Aptos" w:cs="Times New Roman"/>
         </w:rPr>
-        <w:t xml:space="preserve">, you will see a dropdown menu that only remains active once the component is published; then, published projects will </w:t>
-      </w:r>
-      <w:proofErr w:type="gramStart"/>
+        <w:t xml:space="preserve"> Los banners</w:t>
+      </w:r>
       <w:r>
         <w:rPr>
           <w:rFonts w:ascii="Aptos" w:eastAsia="Aptos" w:hAnsi="Aptos" w:cs="Times New Roman"/>
         </w:rPr>
-        <w:t>appear..</w:t>
-      </w:r>
-      <w:proofErr w:type="gramEnd"/>
+        <w:t xml:space="preserve"> </w:t>
+      </w:r>
       <w:r>
         <w:rPr>
           <w:rFonts w:ascii="Aptos" w:eastAsia="Aptos" w:hAnsi="Aptos" w:cs="Times New Roman"/>
+        </w:rPr>
+        <w:t>de anuncios se mostrarán debajo de todos los menús e información importantes, donde no molesta ni distrae al usuario y su atención.</w:t>
+      </w:r>
+      <w:r>
+        <w:rPr>
+          <w:rFonts w:ascii="Aptos" w:eastAsia="Aptos" w:hAnsi="Aptos" w:cs="Times New Roman"/>
+          <w:b/>
+          <w:bCs/>
+        </w:rPr>
+        <w:t>]</w:t>
+      </w:r>
+    </w:p>
+    <w:p>
+      <w:pPr>
+        <w:tabs>
+          <w:tab w:val="left" w:pos="708"/>
+        </w:tabs>
+        <w:contextualSpacing/>
+        <w:jc w:val="left"/>
+        <w:rPr>
+          <w:rFonts w:ascii="Aptos" w:eastAsia="Aptos" w:hAnsi="Aptos" w:cs="Times New Roman"/>
+        </w:rPr>
+      </w:pPr>
+    </w:p>
+    <w:p>
+      <w:pPr>
+        <w:tabs>
+          <w:tab w:val="left" w:pos="708"/>
+        </w:tabs>
+        <w:contextualSpacing/>
+        <w:jc w:val="left"/>
+        <w:rPr>
+          <w:rFonts w:ascii="Aptos" w:eastAsia="Aptos" w:hAnsi="Aptos" w:cs="Times New Roman"/>
+          <w:b/>
+          <w:bCs/>
+        </w:rPr>
+      </w:pPr>
+      <w:r>
+        <w:rPr>
+          <w:rFonts w:ascii="Aptos" w:eastAsia="Aptos" w:hAnsi="Aptos" w:cs="Times New Roman"/>
+          <w:b/>
+          <w:bCs/>
+        </w:rPr>
+        <w:t>[</w:t>
+      </w:r>
+      <w:r>
+        <w:rPr>
+          <w:rFonts w:ascii="Aptos" w:eastAsia="Aptos" w:hAnsi="Aptos" w:cs="Times New Roman"/>
+          <w:b/>
+          <w:bCs/>
+        </w:rPr>
+        <w:t>Declaración</w:t>
+      </w:r>
+      <w:r>
+        <w:rPr>
+          <w:rFonts w:ascii="Aptos" w:eastAsia="Aptos" w:hAnsi="Aptos" w:cs="Times New Roman"/>
+          <w:b/>
+          <w:bCs/>
+        </w:rPr>
+        <w:t>:</w:t>
+      </w:r>
+    </w:p>
+    <w:p>
+      <w:pPr>
+        <w:pStyle w:val="Requirement-HeaderS1"/>
+        <w:rPr>
+          <w:lang w:val="en-GB"/>
+        </w:rPr>
+      </w:pPr>
+      <w:r>
+        <w:rPr>
+          <w:lang w:val="en-GB"/>
+        </w:rPr>
+        <w:t>The user interface must be available in English and Spanish.  Boolean, moment-related, money-related, and numeric data must be properly internationalised.</w:t>
+      </w:r>
+    </w:p>
+    <w:p>
+      <w:pPr>
+        <w:tabs>
+          <w:tab w:val="left" w:pos="708"/>
+        </w:tabs>
+        <w:contextualSpacing/>
+        <w:jc w:val="left"/>
+        <w:rPr>
+          <w:rFonts w:ascii="Aptos" w:eastAsia="Aptos" w:hAnsi="Aptos" w:cs="Times New Roman"/>
+          <w:b/>
+          <w:bCs/>
+        </w:rPr>
+      </w:pPr>
+      <w:r>
+        <w:rPr>
+          <w:rFonts w:ascii="Aptos" w:eastAsia="Aptos" w:hAnsi="Aptos" w:cs="Times New Roman"/>
+          <w:b/>
+          <w:bCs/>
+        </w:rPr>
+        <w:t>Conclusión y decisiones:</w:t>
+      </w:r>
+    </w:p>
+    <w:p>
+      <w:pPr>
+        <w:tabs>
+          <w:tab w:val="left" w:pos="708"/>
+        </w:tabs>
+        <w:contextualSpacing/>
+        <w:jc w:val="left"/>
+        <w:rPr>
+          <w:rFonts w:ascii="Aptos" w:eastAsia="Aptos" w:hAnsi="Aptos" w:cs="Times New Roman"/>
+          <w:b/>
+          <w:bCs/>
+        </w:rPr>
+      </w:pPr>
+      <w:r>
+        <w:rPr>
+          <w:rFonts w:ascii="Aptos" w:eastAsia="Aptos" w:hAnsi="Aptos" w:cs="Times New Roman"/>
+        </w:rPr>
+        <w:t>Intencionalmente en blanco.</w:t>
+      </w:r>
+      <w:r>
+        <w:rPr>
+          <w:rFonts w:ascii="Aptos" w:eastAsia="Aptos" w:hAnsi="Aptos" w:cs="Times New Roman"/>
+          <w:b/>
+          <w:bCs/>
         </w:rPr>
         <w:t>]</w:t>
       </w:r>
@@ -2758,15 +5677,654 @@
       <w:pPr>
         <w:keepNext/>
         <w:keepLines/>
+        <w:pBdr>
+          <w:bottom w:val="single" w:sz="4" w:space="1" w:color="auto"/>
+        </w:pBdr>
         <w:spacing w:before="160" w:after="80"/>
         <w:jc w:val="left"/>
         <w:outlineLvl w:val="1"/>
         <w:rPr>
+          <w:rFonts w:ascii="Calibri Light" w:eastAsia="Times New Roman" w:hAnsi="Calibri Light" w:cs="Calibri Light"/>
+          <w:b/>
+          <w:bCs/>
+          <w:sz w:val="32"/>
+          <w:szCs w:val="32"/>
+        </w:rPr>
+      </w:pPr>
+      <w:proofErr w:type="spellStart"/>
+      <w:r>
+        <w:rPr>
+          <w:rFonts w:ascii="Calibri Light" w:eastAsia="Times New Roman" w:hAnsi="Calibri Light" w:cs="Calibri Light"/>
+          <w:b/>
+          <w:bCs/>
+          <w:sz w:val="32"/>
+          <w:szCs w:val="32"/>
+        </w:rPr>
+        <w:t>Testing</w:t>
+      </w:r>
+      <w:proofErr w:type="spellEnd"/>
+      <w:r>
+        <w:rPr>
+          <w:rFonts w:ascii="Calibri Light" w:eastAsia="Times New Roman" w:hAnsi="Calibri Light" w:cs="Calibri Light"/>
+          <w:b/>
+          <w:bCs/>
+          <w:sz w:val="32"/>
+          <w:szCs w:val="32"/>
+        </w:rPr>
+        <w:t xml:space="preserve"> </w:t>
+      </w:r>
+      <w:proofErr w:type="spellStart"/>
+      <w:r>
+        <w:rPr>
+          <w:rFonts w:ascii="Calibri Light" w:eastAsia="Times New Roman" w:hAnsi="Calibri Light" w:cs="Calibri Light"/>
+          <w:b/>
+          <w:bCs/>
+          <w:sz w:val="32"/>
+          <w:szCs w:val="32"/>
+        </w:rPr>
+        <w:t>requirements</w:t>
+      </w:r>
+      <w:proofErr w:type="spellEnd"/>
+    </w:p>
+    <w:p>
+      <w:pPr>
+        <w:rPr>
+          <w:b/>
+          <w:bCs/>
+        </w:rPr>
+      </w:pPr>
+      <w:r>
+        <w:rPr>
+          <w:b/>
+          <w:bCs/>
+        </w:rPr>
+        <w:t>[Declaración:</w:t>
+      </w:r>
+    </w:p>
+    <w:p>
+      <w:pPr>
+        <w:pStyle w:val="Requirement-HeaderS1"/>
+      </w:pPr>
+      <w:r>
+        <w:t xml:space="preserve">Produce </w:t>
+      </w:r>
+      <w:proofErr w:type="spellStart"/>
+      <w:r>
+        <w:t>sample</w:t>
+      </w:r>
+      <w:proofErr w:type="spellEnd"/>
+      <w:r>
+        <w:t xml:space="preserve"> data </w:t>
+      </w:r>
+      <w:proofErr w:type="spellStart"/>
+      <w:r>
+        <w:t>to</w:t>
+      </w:r>
+      <w:proofErr w:type="spellEnd"/>
+      <w:r>
+        <w:t xml:space="preserve"> test </w:t>
+      </w:r>
+      <w:proofErr w:type="spellStart"/>
+      <w:r>
+        <w:t>your</w:t>
+      </w:r>
+      <w:proofErr w:type="spellEnd"/>
+      <w:r>
+        <w:t xml:space="preserve"> </w:t>
+      </w:r>
+      <w:proofErr w:type="spellStart"/>
+      <w:r>
+        <w:t>requirements</w:t>
+      </w:r>
+      <w:proofErr w:type="spellEnd"/>
+      <w:r>
+        <w:t xml:space="preserve">. </w:t>
+      </w:r>
+    </w:p>
+    <w:p>
+      <w:pPr>
+        <w:pStyle w:val="Requirement-Body"/>
+        <w:numPr>
+          <w:ilvl w:val="0"/>
+          <w:numId w:val="0"/>
+        </w:numPr>
+        <w:rPr>
+          <w:b/>
+          <w:bCs/>
+        </w:rPr>
+      </w:pPr>
+      <w:r>
+        <w:rPr>
+          <w:b/>
+          <w:bCs/>
+        </w:rPr>
+        <w:t>Conclusión y decisiones:</w:t>
+      </w:r>
+    </w:p>
+    <w:p>
+      <w:pPr>
+        <w:pStyle w:val="Requirement-Body"/>
+        <w:numPr>
+          <w:ilvl w:val="0"/>
+          <w:numId w:val="0"/>
+        </w:numPr>
+        <w:rPr>
+          <w:b/>
+          <w:bCs/>
+        </w:rPr>
+      </w:pPr>
+      <w:r>
+        <w:t>Generaremos datos en CSV necesarios y suficientes para probar las validaciones comentadas anteriormente en la sección de datos.</w:t>
+      </w:r>
+      <w:r>
+        <w:rPr>
+          <w:b/>
+          <w:bCs/>
+        </w:rPr>
+        <w:t>]</w:t>
+      </w:r>
+    </w:p>
+    <w:p>
+      <w:pPr>
+        <w:pStyle w:val="Requirement-Body"/>
+        <w:numPr>
+          <w:ilvl w:val="0"/>
+          <w:numId w:val="0"/>
+        </w:numPr>
+        <w:rPr>
+          <w:b/>
+          <w:bCs/>
+        </w:rPr>
+      </w:pPr>
+    </w:p>
+    <w:p>
+      <w:pPr>
+        <w:pStyle w:val="Requirement-Body"/>
+        <w:numPr>
+          <w:ilvl w:val="0"/>
+          <w:numId w:val="0"/>
+        </w:numPr>
+        <w:rPr>
+          <w:b/>
+          <w:bCs/>
+        </w:rPr>
+      </w:pPr>
+      <w:r>
+        <w:rPr>
+          <w:b/>
+          <w:bCs/>
+        </w:rPr>
+        <w:t>[Declaración:</w:t>
+      </w:r>
+    </w:p>
+    <w:p>
+      <w:pPr>
+        <w:pStyle w:val="Requirement-HeaderS1"/>
+      </w:pPr>
+      <w:r>
+        <w:rPr>
+          <w:rFonts w:ascii="Calibri" w:eastAsia="Aptos" w:hAnsi="Calibri" w:cs="Calibri"/>
+        </w:rPr>
+        <w:t xml:space="preserve">Produce formal </w:t>
+      </w:r>
+      <w:proofErr w:type="spellStart"/>
+      <w:r>
+        <w:rPr>
+          <w:rFonts w:ascii="Calibri" w:eastAsia="Aptos" w:hAnsi="Calibri" w:cs="Calibri"/>
+        </w:rPr>
+        <w:t>testing</w:t>
+      </w:r>
+      <w:proofErr w:type="spellEnd"/>
+      <w:r>
+        <w:rPr>
+          <w:rFonts w:ascii="Calibri" w:eastAsia="Aptos" w:hAnsi="Calibri" w:cs="Calibri"/>
+        </w:rPr>
+        <w:t xml:space="preserve"> </w:t>
+      </w:r>
+      <w:proofErr w:type="spellStart"/>
+      <w:r>
+        <w:rPr>
+          <w:rFonts w:ascii="Calibri" w:eastAsia="Aptos" w:hAnsi="Calibri" w:cs="Calibri"/>
+        </w:rPr>
+        <w:t>of</w:t>
+      </w:r>
+      <w:proofErr w:type="spellEnd"/>
+      <w:r>
+        <w:rPr>
+          <w:rFonts w:ascii="Calibri" w:eastAsia="Aptos" w:hAnsi="Calibri" w:cs="Calibri"/>
+        </w:rPr>
+        <w:t xml:space="preserve"> </w:t>
+      </w:r>
+      <w:proofErr w:type="spellStart"/>
+      <w:r>
+        <w:rPr>
+          <w:rFonts w:ascii="Calibri" w:eastAsia="Aptos" w:hAnsi="Calibri" w:cs="Calibri"/>
+        </w:rPr>
+        <w:t>the</w:t>
+      </w:r>
+      <w:proofErr w:type="spellEnd"/>
+      <w:r>
+        <w:rPr>
+          <w:rFonts w:ascii="Calibri" w:eastAsia="Aptos" w:hAnsi="Calibri" w:cs="Calibri"/>
+        </w:rPr>
+        <w:t xml:space="preserve"> new </w:t>
+      </w:r>
+      <w:proofErr w:type="spellStart"/>
+      <w:r>
+        <w:rPr>
+          <w:rFonts w:ascii="Calibri" w:eastAsia="Aptos" w:hAnsi="Calibri" w:cs="Calibri"/>
+        </w:rPr>
+        <w:t>system</w:t>
+      </w:r>
+      <w:proofErr w:type="spellEnd"/>
+      <w:r>
+        <w:rPr>
+          <w:rFonts w:ascii="Calibri" w:eastAsia="Aptos" w:hAnsi="Calibri" w:cs="Calibri"/>
+        </w:rPr>
+        <w:t xml:space="preserve"> </w:t>
+      </w:r>
+      <w:proofErr w:type="spellStart"/>
+      <w:r>
+        <w:rPr>
+          <w:rFonts w:ascii="Calibri" w:eastAsia="Aptos" w:hAnsi="Calibri" w:cs="Calibri"/>
+        </w:rPr>
+        <w:t>features</w:t>
+      </w:r>
+      <w:proofErr w:type="spellEnd"/>
+      <w:r>
+        <w:rPr>
+          <w:rFonts w:ascii="Calibri" w:eastAsia="Aptos" w:hAnsi="Calibri" w:cs="Calibri"/>
+        </w:rPr>
+        <w:t xml:space="preserve">. </w:t>
+      </w:r>
+    </w:p>
+    <w:p>
+      <w:pPr>
+        <w:keepNext/>
+        <w:keepLines/>
+        <w:pBdr>
+          <w:bottom w:val="single" w:sz="4" w:space="1" w:color="auto"/>
+        </w:pBdr>
+        <w:spacing w:before="160" w:after="80"/>
+        <w:jc w:val="left"/>
+        <w:outlineLvl w:val="1"/>
+        <w:rPr>
+          <w:b/>
+          <w:bCs/>
+        </w:rPr>
+      </w:pPr>
+      <w:r>
+        <w:rPr>
+          <w:b/>
+          <w:bCs/>
+        </w:rPr>
+        <w:t>Conclusión y decisiones:</w:t>
+      </w:r>
+    </w:p>
+    <w:p>
+      <w:pPr>
+        <w:keepNext/>
+        <w:keepLines/>
+        <w:pBdr>
+          <w:bottom w:val="single" w:sz="4" w:space="1" w:color="auto"/>
+        </w:pBdr>
+        <w:spacing w:before="160" w:after="80"/>
+        <w:jc w:val="left"/>
+        <w:outlineLvl w:val="1"/>
+      </w:pPr>
+      <w:r>
+        <w:t xml:space="preserve">Siguiendo la forma de realizar ‘formal </w:t>
+      </w:r>
+      <w:proofErr w:type="spellStart"/>
+      <w:r>
+        <w:t>testing</w:t>
+      </w:r>
+      <w:proofErr w:type="spellEnd"/>
+      <w:r>
+        <w:t>’ aprendida en la asignatura, generaremos tests replicables que se encarguen de probar tanto funcionalidades válidas y legales como intentos de ‘</w:t>
+      </w:r>
+      <w:r>
+        <w:rPr>
+          <w:b/>
+          <w:bCs/>
+        </w:rPr>
+        <w:t>hacking</w:t>
+      </w:r>
+      <w:r>
+        <w:t>’.</w:t>
+      </w:r>
+    </w:p>
+    <w:p>
+      <w:pPr>
+        <w:keepNext/>
+        <w:keepLines/>
+        <w:pBdr>
+          <w:bottom w:val="single" w:sz="4" w:space="1" w:color="auto"/>
+        </w:pBdr>
+        <w:spacing w:before="160" w:after="80"/>
+        <w:jc w:val="left"/>
+        <w:outlineLvl w:val="1"/>
+        <w:rPr>
+          <w:rFonts w:ascii="Calibri Light" w:eastAsia="Times New Roman" w:hAnsi="Calibri Light" w:cs="Calibri Light"/>
+          <w:b/>
+          <w:bCs/>
+          <w:sz w:val="32"/>
+          <w:szCs w:val="32"/>
+        </w:rPr>
+      </w:pPr>
+      <w:proofErr w:type="spellStart"/>
+      <w:r>
+        <w:rPr>
+          <w:rFonts w:ascii="Calibri Light" w:eastAsia="Times New Roman" w:hAnsi="Calibri Light" w:cs="Calibri Light"/>
+          <w:b/>
+          <w:bCs/>
+          <w:sz w:val="32"/>
+          <w:szCs w:val="32"/>
+        </w:rPr>
+        <w:t>Managerial</w:t>
+      </w:r>
+      <w:proofErr w:type="spellEnd"/>
+      <w:r>
+        <w:rPr>
+          <w:rFonts w:ascii="Calibri Light" w:eastAsia="Times New Roman" w:hAnsi="Calibri Light" w:cs="Calibri Light"/>
+          <w:b/>
+          <w:bCs/>
+          <w:sz w:val="32"/>
+          <w:szCs w:val="32"/>
+        </w:rPr>
+        <w:t xml:space="preserve"> </w:t>
+      </w:r>
+      <w:proofErr w:type="spellStart"/>
+      <w:r>
+        <w:rPr>
+          <w:rFonts w:ascii="Calibri Light" w:eastAsia="Times New Roman" w:hAnsi="Calibri Light" w:cs="Calibri Light"/>
+          <w:b/>
+          <w:bCs/>
+          <w:sz w:val="32"/>
+          <w:szCs w:val="32"/>
+        </w:rPr>
+        <w:t>requirements</w:t>
+      </w:r>
+      <w:proofErr w:type="spellEnd"/>
+    </w:p>
+    <w:p>
+      <w:pPr>
+        <w:rPr>
+          <w:b/>
+          <w:bCs/>
+        </w:rPr>
+      </w:pPr>
+      <w:r>
+        <w:rPr>
+          <w:b/>
+          <w:bCs/>
+        </w:rPr>
+        <w:t>[Declaración:</w:t>
+      </w:r>
+    </w:p>
+    <w:p>
+      <w:pPr>
+        <w:pStyle w:val="Requirement-HeaderS1"/>
+      </w:pPr>
+      <w:proofErr w:type="spellStart"/>
+      <w:r>
+        <w:t>Deliver</w:t>
+      </w:r>
+      <w:proofErr w:type="spellEnd"/>
+      <w:r>
+        <w:t xml:space="preserve"> </w:t>
+      </w:r>
+      <w:proofErr w:type="spellStart"/>
+      <w:r>
+        <w:t>the</w:t>
+      </w:r>
+      <w:proofErr w:type="spellEnd"/>
+      <w:r>
+        <w:t xml:space="preserve"> </w:t>
+      </w:r>
+      <w:proofErr w:type="spellStart"/>
+      <w:r>
+        <w:t>following</w:t>
+      </w:r>
+      <w:proofErr w:type="spellEnd"/>
+      <w:r>
+        <w:t xml:space="preserve"> </w:t>
+      </w:r>
+      <w:proofErr w:type="spellStart"/>
+      <w:r>
+        <w:t>documentation</w:t>
+      </w:r>
+      <w:proofErr w:type="spellEnd"/>
+      <w:r>
+        <w:t xml:space="preserve"> </w:t>
+      </w:r>
+      <w:proofErr w:type="spellStart"/>
+      <w:r>
+        <w:t>required</w:t>
+      </w:r>
+      <w:proofErr w:type="spellEnd"/>
+      <w:r>
+        <w:t xml:space="preserve"> </w:t>
+      </w:r>
+      <w:proofErr w:type="spellStart"/>
+      <w:r>
+        <w:t>by</w:t>
+      </w:r>
+      <w:proofErr w:type="spellEnd"/>
+      <w:r>
+        <w:t xml:space="preserve"> </w:t>
+      </w:r>
+      <w:proofErr w:type="spellStart"/>
+      <w:r>
+        <w:t>the</w:t>
+      </w:r>
+      <w:proofErr w:type="spellEnd"/>
+      <w:r>
+        <w:t xml:space="preserve"> </w:t>
+      </w:r>
+      <w:proofErr w:type="spellStart"/>
+      <w:r>
+        <w:t>customer's</w:t>
+      </w:r>
+      <w:proofErr w:type="spellEnd"/>
+      <w:r>
+        <w:t xml:space="preserve"> auditor: </w:t>
+      </w:r>
+    </w:p>
+    <w:p>
+      <w:pPr>
+        <w:pStyle w:val="Requirement-Body"/>
+      </w:pPr>
+      <w:proofErr w:type="spellStart"/>
+      <w:r>
+        <w:t>Planning</w:t>
+      </w:r>
+      <w:proofErr w:type="spellEnd"/>
+      <w:r>
+        <w:t xml:space="preserve"> </w:t>
+      </w:r>
+      <w:proofErr w:type="spellStart"/>
+      <w:r>
+        <w:t>report</w:t>
+      </w:r>
+      <w:proofErr w:type="spellEnd"/>
+      <w:r>
+        <w:t>.</w:t>
+      </w:r>
+    </w:p>
+    <w:p>
+      <w:pPr>
+        <w:pStyle w:val="Requirement-Body"/>
+      </w:pPr>
+      <w:proofErr w:type="spellStart"/>
+      <w:r>
+        <w:t>Analysis</w:t>
+      </w:r>
+      <w:proofErr w:type="spellEnd"/>
+      <w:r>
+        <w:t xml:space="preserve"> </w:t>
+      </w:r>
+      <w:proofErr w:type="spellStart"/>
+      <w:r>
+        <w:t>report</w:t>
+      </w:r>
+      <w:proofErr w:type="spellEnd"/>
+      <w:r>
+        <w:t xml:space="preserve"> (Must </w:t>
+      </w:r>
+      <w:proofErr w:type="spellStart"/>
+      <w:r>
+        <w:t>include</w:t>
+      </w:r>
+      <w:proofErr w:type="spellEnd"/>
+      <w:r>
+        <w:t xml:space="preserve"> </w:t>
+      </w:r>
+      <w:proofErr w:type="spellStart"/>
+      <w:r>
+        <w:t>the</w:t>
+      </w:r>
+      <w:proofErr w:type="spellEnd"/>
+      <w:r>
+        <w:t xml:space="preserve"> UML data </w:t>
+      </w:r>
+      <w:proofErr w:type="spellStart"/>
+      <w:r>
+        <w:t>model</w:t>
+      </w:r>
+      <w:proofErr w:type="spellEnd"/>
+      <w:r>
+        <w:t xml:space="preserve"> </w:t>
+      </w:r>
+      <w:proofErr w:type="spellStart"/>
+      <w:r>
+        <w:t>reflecting</w:t>
+      </w:r>
+      <w:proofErr w:type="spellEnd"/>
+      <w:r>
+        <w:t xml:space="preserve"> </w:t>
+      </w:r>
+      <w:proofErr w:type="spellStart"/>
+      <w:r>
+        <w:t>the</w:t>
+      </w:r>
+      <w:proofErr w:type="spellEnd"/>
+      <w:r>
+        <w:t xml:space="preserve"> new Level B </w:t>
+      </w:r>
+      <w:proofErr w:type="spellStart"/>
+      <w:r>
+        <w:t>entities</w:t>
+      </w:r>
+      <w:proofErr w:type="spellEnd"/>
+      <w:r>
+        <w:t xml:space="preserve"> and </w:t>
+      </w:r>
+      <w:proofErr w:type="spellStart"/>
+      <w:r>
+        <w:t>relations</w:t>
+      </w:r>
+      <w:proofErr w:type="spellEnd"/>
+      <w:r>
+        <w:t xml:space="preserve">, </w:t>
+      </w:r>
+      <w:proofErr w:type="spellStart"/>
+      <w:r>
+        <w:t>along</w:t>
+      </w:r>
+      <w:proofErr w:type="spellEnd"/>
+      <w:r>
+        <w:t xml:space="preserve"> </w:t>
+      </w:r>
+      <w:proofErr w:type="spellStart"/>
+      <w:r>
+        <w:t>with</w:t>
+      </w:r>
+      <w:proofErr w:type="spellEnd"/>
+      <w:r>
+        <w:t xml:space="preserve"> </w:t>
+      </w:r>
+      <w:proofErr w:type="spellStart"/>
+      <w:r>
+        <w:t>design</w:t>
+      </w:r>
+      <w:proofErr w:type="spellEnd"/>
+      <w:r>
+        <w:t xml:space="preserve"> </w:t>
+      </w:r>
+      <w:proofErr w:type="spellStart"/>
+      <w:r>
+        <w:t>justifications</w:t>
+      </w:r>
+      <w:proofErr w:type="spellEnd"/>
+      <w:r>
+        <w:t>).</w:t>
+      </w:r>
+    </w:p>
+    <w:p>
+      <w:pPr>
+        <w:pStyle w:val="Requirement-Body"/>
+      </w:pPr>
+      <w:proofErr w:type="spellStart"/>
+      <w:r>
+        <w:t>Testing</w:t>
+      </w:r>
+      <w:proofErr w:type="spellEnd"/>
+      <w:r>
+        <w:t xml:space="preserve"> </w:t>
+      </w:r>
+      <w:proofErr w:type="spellStart"/>
+      <w:r>
+        <w:t>report</w:t>
+      </w:r>
+      <w:proofErr w:type="spellEnd"/>
+      <w:r>
+        <w:t>.</w:t>
+      </w:r>
+    </w:p>
+    <w:p>
+      <w:pPr>
+        <w:pStyle w:val="Requirement-Body"/>
+        <w:numPr>
+          <w:ilvl w:val="0"/>
+          <w:numId w:val="0"/>
+        </w:numPr>
+      </w:pPr>
+      <w:r>
+        <w:rPr>
+          <w:b/>
+          <w:bCs/>
+        </w:rPr>
+        <w:t>Conclusión y decisiones:</w:t>
+      </w:r>
+    </w:p>
+    <w:p>
+      <w:pPr>
+        <w:tabs>
+          <w:tab w:val="left" w:pos="708"/>
+        </w:tabs>
+        <w:contextualSpacing/>
+        <w:jc w:val="left"/>
+        <w:rPr>
           <w:rFonts w:ascii="Aptos" w:eastAsia="Aptos" w:hAnsi="Aptos" w:cs="Times New Roman"/>
           <w:b/>
           <w:bCs/>
         </w:rPr>
       </w:pPr>
+      <w:r>
+        <w:rPr>
+          <w:rFonts w:ascii="Aptos" w:eastAsia="Aptos" w:hAnsi="Aptos" w:cs="Times New Roman"/>
+        </w:rPr>
+        <w:t>Intencionalmente en blanco.</w:t>
+      </w:r>
+      <w:r>
+        <w:rPr>
+          <w:rFonts w:ascii="Aptos" w:eastAsia="Aptos" w:hAnsi="Aptos" w:cs="Times New Roman"/>
+          <w:b/>
+          <w:bCs/>
+        </w:rPr>
+        <w:t>]</w:t>
+      </w:r>
     </w:p>
     <w:sdt>
       <w:sdtPr>
@@ -2786,13 +6344,14 @@
           </w14:textOutline>
         </w:rPr>
         <w:tag w:val="tii-grammar-ST_Passive"/>
-        <w:id w:val="1325316899"/>
+        <w:id w:val="193124361"/>
         <w:placeholder>
           <w:docPart w:val="A3120BC35BB64ECBBE8364AEF3071067"/>
         </w:placeholder>
       </w:sdtPr>
       <w:sdtEndPr>
         <w:rPr>
+          <w:rFonts w:asciiTheme="minorHAnsi" w:eastAsiaTheme="minorHAnsi" w:hAnsiTheme="minorHAnsi" w:cstheme="minorBidi"/>
           <w:highlight w:val="none"/>
         </w:rPr>
       </w:sdtEndPr>
@@ -2801,70 +6360,155 @@
           <w:pPr>
             <w:keepNext/>
             <w:keepLines/>
+            <w:pBdr>
+              <w:bottom w:val="single" w:sz="4" w:space="1" w:color="auto"/>
+            </w:pBdr>
             <w:spacing w:before="160" w:after="80"/>
             <w:jc w:val="left"/>
             <w:outlineLvl w:val="1"/>
             <w:rPr>
-              <w:rFonts w:ascii="Aptos Display" w:eastAsia="Times New Roman" w:hAnsi="Aptos Display" w:cs="Times New Roman"/>
-              <w:color w:val="000000" w:themeColor="text1"/>
+              <w:rFonts w:ascii="Calibri Light" w:eastAsia="Times New Roman" w:hAnsi="Calibri Light" w:cs="Calibri Light"/>
+              <w:b/>
+              <w:bCs/>
               <w:sz w:val="32"/>
               <w:szCs w:val="32"/>
-              <w14:shadow w14:blurRad="38100" w14:dist="19050" w14:dir="2700000" w14:sx="100000" w14:sy="100000" w14:kx="0" w14:ky="0" w14:algn="tl">
-                <w14:srgbClr w14:val="000000">
-                  <w14:alpha w14:val="60000"/>
-                </w14:srgbClr>
-              </w14:shadow>
-              <w14:textOutline w14:w="0" w14:cap="flat" w14:cmpd="sng" w14:algn="ctr">
-                <w14:noFill/>
-                <w14:prstDash w14:val="solid"/>
-                <w14:round/>
-              </w14:textOutline>
             </w:rPr>
           </w:pPr>
           <w:r>
             <w:rPr>
-              <w:rFonts w:ascii="Aptos Display" w:eastAsia="Times New Roman" w:hAnsi="Aptos Display" w:cs="Times New Roman"/>
-              <w:color w:val="000000" w:themeColor="text1"/>
+              <w:rFonts w:ascii="Calibri Light" w:eastAsia="Times New Roman" w:hAnsi="Calibri Light" w:cs="Calibri Light"/>
+              <w:b/>
+              <w:bCs/>
               <w:sz w:val="32"/>
               <w:szCs w:val="32"/>
-              <w14:shadow w14:blurRad="38100" w14:dist="19050" w14:dir="2700000" w14:sx="100000" w14:sy="100000" w14:kx="0" w14:ky="0" w14:algn="tl">
-                <w14:srgbClr w14:val="000000">
-                  <w14:alpha w14:val="60000"/>
-                </w14:srgbClr>
-              </w14:shadow>
-              <w14:textOutline w14:w="0" w14:cap="flat" w14:cmpd="sng" w14:algn="ctr">
-                <w14:noFill/>
-                <w14:prstDash w14:val="solid"/>
-                <w14:round/>
-              </w14:textOutline>
             </w:rPr>
-            <w:t>Non-functional requirements</w:t>
+            <w:t xml:space="preserve">Audit </w:t>
+          </w:r>
+          <w:proofErr w:type="spellStart"/>
+          <w:r>
+            <w:rPr>
+              <w:rFonts w:ascii="Calibri Light" w:eastAsia="Times New Roman" w:hAnsi="Calibri Light" w:cs="Calibri Light"/>
+              <w:b/>
+              <w:bCs/>
+              <w:sz w:val="32"/>
+              <w:szCs w:val="32"/>
+            </w:rPr>
+            <w:t>requirements</w:t>
+          </w:r>
+          <w:proofErr w:type="spellEnd"/>
+        </w:p>
+        <w:p>
+          <w:r>
+            <w:rPr>
+              <w:rFonts w:ascii="Aptos" w:eastAsia="Aptos" w:hAnsi="Aptos" w:cs="Times New Roman"/>
+            </w:rPr>
+            <w:t>[</w:t>
+          </w:r>
+          <w:r>
+            <w:rPr>
+              <w:rFonts w:ascii="Aptos" w:eastAsia="Aptos" w:hAnsi="Aptos" w:cs="Times New Roman"/>
+              <w:b/>
+              <w:bCs/>
+            </w:rPr>
+            <w:t>Declaración</w:t>
+          </w:r>
+          <w:r>
+            <w:rPr>
+              <w:rFonts w:ascii="Aptos" w:eastAsia="Aptos" w:hAnsi="Aptos" w:cs="Times New Roman"/>
+            </w:rPr>
+            <w:t>:</w:t>
           </w:r>
         </w:p>
         <w:p>
           <w:pPr>
-            <w:pBdr>
-              <w:top w:val="dotted" w:sz="4" w:space="1" w:color="D9D9D9" w:themeColor="background1" w:themeShade="D9"/>
-              <w:left w:val="dotted" w:sz="4" w:space="4" w:color="D9D9D9" w:themeColor="background1" w:themeShade="D9"/>
-              <w:bottom w:val="dotted" w:sz="4" w:space="1" w:color="D9D9D9" w:themeColor="background1" w:themeShade="D9"/>
-              <w:right w:val="dotted" w:sz="4" w:space="4" w:color="D9D9D9" w:themeColor="background1" w:themeShade="D9"/>
-            </w:pBdr>
-            <w:ind w:left="360" w:hanging="360"/>
-            <w:contextualSpacing/>
-            <w:jc w:val="left"/>
-            <w:rPr>
-              <w:rFonts w:ascii="Aptos" w:eastAsia="Aptos" w:hAnsi="Aptos" w:cs="Times New Roman"/>
-            </w:rPr>
+            <w:pStyle w:val="Requirement-HeaderS1"/>
           </w:pPr>
           <w:r>
-            <w:rPr>
-              <w:rFonts w:ascii="Aptos" w:eastAsia="Aptos" w:hAnsi="Aptos" w:cs="Times New Roman"/>
-            </w:rPr>
-            <w:t>Ad banners must be displayed in the user interface as little intrusively as possible.</w:t>
+            <w:t xml:space="preserve">Produce and </w:t>
+          </w:r>
+          <w:proofErr w:type="spellStart"/>
+          <w:r>
+            <w:t>deliver</w:t>
+          </w:r>
+          <w:proofErr w:type="spellEnd"/>
+          <w:r>
+            <w:t xml:space="preserve"> a Lint </w:t>
+          </w:r>
+          <w:proofErr w:type="spellStart"/>
+          <w:r>
+            <w:t>report</w:t>
+          </w:r>
+          <w:proofErr w:type="spellEnd"/>
+          <w:r>
+            <w:t xml:space="preserve"> </w:t>
+          </w:r>
+          <w:proofErr w:type="spellStart"/>
+          <w:r>
+            <w:t>to</w:t>
+          </w:r>
+          <w:proofErr w:type="spellEnd"/>
+          <w:r>
+            <w:t xml:space="preserve"> </w:t>
+          </w:r>
+          <w:proofErr w:type="spellStart"/>
+          <w:r>
+            <w:t>ensure</w:t>
+          </w:r>
+          <w:proofErr w:type="spellEnd"/>
+          <w:r>
+            <w:t xml:space="preserve"> </w:t>
+          </w:r>
+          <w:proofErr w:type="spellStart"/>
+          <w:r>
+            <w:t>code</w:t>
+          </w:r>
+          <w:proofErr w:type="spellEnd"/>
+          <w:r>
+            <w:t xml:space="preserve"> </w:t>
+          </w:r>
+          <w:proofErr w:type="spellStart"/>
+          <w:r>
+            <w:t>quality</w:t>
+          </w:r>
+          <w:proofErr w:type="spellEnd"/>
+          <w:r>
+            <w:t xml:space="preserve"> </w:t>
+          </w:r>
+          <w:proofErr w:type="spellStart"/>
+          <w:r>
+            <w:t>standards</w:t>
+          </w:r>
+          <w:proofErr w:type="spellEnd"/>
+          <w:r>
+            <w:t xml:space="preserve"> are </w:t>
+          </w:r>
+          <w:proofErr w:type="spellStart"/>
+          <w:r>
+            <w:t>met</w:t>
+          </w:r>
+          <w:proofErr w:type="spellEnd"/>
+          <w:r>
+            <w:t>.</w:t>
           </w:r>
         </w:p>
       </w:sdtContent>
     </w:sdt>
+    <w:p>
+      <w:pPr>
+        <w:pStyle w:val="Requirement-Body"/>
+        <w:numPr>
+          <w:ilvl w:val="0"/>
+          <w:numId w:val="0"/>
+        </w:numPr>
+      </w:pPr>
+      <w:r>
+        <w:rPr>
+          <w:b/>
+          <w:bCs/>
+        </w:rPr>
+        <w:t>Conclusión y decisiones:</w:t>
+      </w:r>
+    </w:p>
     <w:p>
       <w:pPr>
         <w:tabs>
@@ -2874,13 +6518,15 @@
         <w:jc w:val="left"/>
         <w:rPr>
           <w:rFonts w:ascii="Aptos" w:eastAsia="Aptos" w:hAnsi="Aptos" w:cs="Times New Roman"/>
+          <w:b/>
+          <w:bCs/>
         </w:rPr>
       </w:pPr>
       <w:r>
         <w:rPr>
           <w:rFonts w:ascii="Aptos" w:eastAsia="Aptos" w:hAnsi="Aptos" w:cs="Times New Roman"/>
         </w:rPr>
-        <w:t>[</w:t>
+        <w:t>Intencionalmente en blanco.</w:t>
       </w:r>
       <w:r>
         <w:rPr>
@@ -2888,712 +6534,8 @@
           <w:b/>
           <w:bCs/>
         </w:rPr>
-        <w:t>Statement</w:t>
-      </w:r>
-      <w:r>
-        <w:rPr>
-          <w:rFonts w:ascii="Aptos" w:eastAsia="Aptos" w:hAnsi="Aptos" w:cs="Times New Roman"/>
-        </w:rPr>
-        <w:t xml:space="preserve">: </w:t>
-      </w:r>
-    </w:p>
-    <w:p>
-      <w:pPr>
-        <w:tabs>
-          <w:tab w:val="left" w:pos="708"/>
-        </w:tabs>
-        <w:contextualSpacing/>
-        <w:jc w:val="left"/>
-        <w:rPr>
-          <w:rFonts w:ascii="Aptos" w:eastAsia="Aptos" w:hAnsi="Aptos" w:cs="Times New Roman"/>
-        </w:rPr>
-      </w:pPr>
-      <w:r>
-        <w:rPr>
-          <w:rFonts w:ascii="Aptos" w:eastAsia="Aptos" w:hAnsi="Aptos" w:cs="Times New Roman"/>
-        </w:rPr>
-        <w:t xml:space="preserve">B/5 The administrator must be able to manage ad banners that must be shown as little intrusively as possible.  </w:t>
-      </w:r>
-    </w:p>
-    <w:p>
-      <w:pPr>
-        <w:tabs>
-          <w:tab w:val="left" w:pos="708"/>
-        </w:tabs>
-        <w:contextualSpacing/>
-        <w:jc w:val="left"/>
-        <w:rPr>
-          <w:rFonts w:ascii="Aptos" w:eastAsia="Aptos" w:hAnsi="Aptos" w:cs="Times New Roman"/>
-        </w:rPr>
-      </w:pPr>
-      <w:r>
-        <w:rPr>
-          <w:rFonts w:ascii="Aptos" w:eastAsia="Aptos" w:hAnsi="Aptos" w:cs="Times New Roman"/>
-          <w:b/>
-          <w:bCs/>
-        </w:rPr>
-        <w:t>Conclusions and decisions</w:t>
-      </w:r>
-      <w:r>
-        <w:rPr>
-          <w:rFonts w:ascii="Aptos" w:eastAsia="Aptos" w:hAnsi="Aptos" w:cs="Times New Roman"/>
-        </w:rPr>
-        <w:t xml:space="preserve">: </w:t>
-      </w:r>
-    </w:p>
-    <w:p>
-      <w:pPr>
-        <w:tabs>
-          <w:tab w:val="left" w:pos="708"/>
-        </w:tabs>
-        <w:contextualSpacing/>
-        <w:jc w:val="left"/>
-        <w:rPr>
-          <w:rFonts w:ascii="Aptos" w:eastAsia="Aptos" w:hAnsi="Aptos" w:cs="Times New Roman"/>
-        </w:rPr>
-      </w:pPr>
-      <w:r>
-        <w:rPr>
-          <w:rFonts w:ascii="Aptos" w:eastAsia="Aptos" w:hAnsi="Aptos" w:cs="Times New Roman"/>
-        </w:rPr>
-        <w:t xml:space="preserve">This seems ambiguous. The </w:t>
-      </w:r>
-      <w:r>
-        <w:rPr>
-          <w:rFonts w:ascii="Aptos" w:eastAsia="Aptos" w:hAnsi="Aptos" w:cs="Times New Roman"/>
-          <w:b/>
-          <w:bCs/>
-        </w:rPr>
-        <w:t>ad banners</w:t>
-      </w:r>
-      <w:r>
-        <w:rPr>
-          <w:rFonts w:ascii="Aptos" w:eastAsia="Aptos" w:hAnsi="Aptos" w:cs="Times New Roman"/>
-        </w:rPr>
-        <w:t xml:space="preserve"> will be displayed at the bottom of all the important menus and info, where it doesn’t bother nor distract the user </w:t>
-      </w:r>
-      <w:proofErr w:type="gramStart"/>
-      <w:r>
-        <w:rPr>
-          <w:rFonts w:ascii="Aptos" w:eastAsia="Aptos" w:hAnsi="Aptos" w:cs="Times New Roman"/>
-        </w:rPr>
-        <w:t>main focus</w:t>
-      </w:r>
-      <w:proofErr w:type="gramEnd"/>
-      <w:r>
-        <w:rPr>
-          <w:rFonts w:ascii="Aptos" w:eastAsia="Aptos" w:hAnsi="Aptos" w:cs="Times New Roman"/>
-        </w:rPr>
-        <w:t xml:space="preserve"> and attention.]</w:t>
-      </w:r>
-    </w:p>
-    <w:p>
-      <w:pPr>
-        <w:tabs>
-          <w:tab w:val="left" w:pos="708"/>
-        </w:tabs>
-        <w:contextualSpacing/>
-        <w:jc w:val="left"/>
-        <w:rPr>
-          <w:rFonts w:ascii="Aptos" w:eastAsia="Aptos" w:hAnsi="Aptos" w:cs="Times New Roman"/>
-        </w:rPr>
-      </w:pPr>
-    </w:p>
-    <w:p>
-      <w:pPr>
-        <w:keepNext/>
-        <w:keepLines/>
-        <w:pBdr>
-          <w:bottom w:val="single" w:sz="4" w:space="1" w:color="auto"/>
-        </w:pBdr>
-        <w:spacing w:before="160" w:after="80"/>
-        <w:jc w:val="left"/>
-        <w:outlineLvl w:val="1"/>
-        <w:rPr>
-          <w:rFonts w:ascii="Calibri Light" w:eastAsia="Times New Roman" w:hAnsi="Calibri Light" w:cs="Calibri Light"/>
-          <w:b/>
-          <w:bCs/>
-          <w:sz w:val="32"/>
-          <w:szCs w:val="32"/>
-        </w:rPr>
-      </w:pPr>
-      <w:r>
-        <w:rPr>
-          <w:rFonts w:ascii="Calibri Light" w:eastAsia="Times New Roman" w:hAnsi="Calibri Light" w:cs="Calibri Light"/>
-          <w:b/>
-          <w:bCs/>
-          <w:sz w:val="32"/>
-          <w:szCs w:val="32"/>
-        </w:rPr>
-        <w:t>Testing requirements</w:t>
-      </w:r>
-    </w:p>
-    <w:p>
-      <w:pPr>
-        <w:pBdr>
-          <w:top w:val="dotted" w:sz="4" w:space="1" w:color="D9D9D9" w:themeColor="background1" w:themeShade="D9"/>
-          <w:left w:val="dotted" w:sz="4" w:space="4" w:color="D9D9D9" w:themeColor="background1" w:themeShade="D9"/>
-          <w:bottom w:val="dotted" w:sz="4" w:space="1" w:color="D9D9D9" w:themeColor="background1" w:themeShade="D9"/>
-          <w:right w:val="dotted" w:sz="4" w:space="4" w:color="D9D9D9" w:themeColor="background1" w:themeShade="D9"/>
-        </w:pBdr>
-        <w:ind w:left="360" w:hanging="360"/>
-        <w:contextualSpacing/>
-        <w:rPr>
-          <w:rFonts w:ascii="Calibri" w:eastAsia="Aptos" w:hAnsi="Calibri" w:cs="Calibri"/>
-        </w:rPr>
-      </w:pPr>
-      <w:r>
-        <w:rPr>
-          <w:rFonts w:ascii="Calibri" w:eastAsia="Aptos" w:hAnsi="Calibri" w:cs="Calibri"/>
-        </w:rPr>
-        <w:t xml:space="preserve">Produce sample data to test your requirements. </w:t>
-      </w:r>
-    </w:p>
-    <w:p>
-      <w:pPr>
-        <w:pBdr>
-          <w:top w:val="dotted" w:sz="4" w:space="1" w:color="D9D9D9" w:themeColor="background1" w:themeShade="D9"/>
-          <w:left w:val="dotted" w:sz="4" w:space="4" w:color="D9D9D9" w:themeColor="background1" w:themeShade="D9"/>
-          <w:bottom w:val="dotted" w:sz="4" w:space="1" w:color="D9D9D9" w:themeColor="background1" w:themeShade="D9"/>
-          <w:right w:val="dotted" w:sz="4" w:space="4" w:color="D9D9D9" w:themeColor="background1" w:themeShade="D9"/>
-        </w:pBdr>
-        <w:ind w:left="360"/>
-        <w:contextualSpacing/>
-        <w:rPr>
-          <w:rFonts w:ascii="Aptos" w:eastAsia="Aptos" w:hAnsi="Aptos" w:cs="Times New Roman"/>
-        </w:rPr>
-      </w:pPr>
-      <w:r>
-        <w:rPr>
-          <w:rFonts w:ascii="Aptos" w:eastAsia="Aptos" w:hAnsi="Aptos" w:cs="Times New Roman"/>
-        </w:rPr>
-        <w:t>[</w:t>
-      </w:r>
-      <w:r>
-        <w:rPr>
-          <w:rFonts w:ascii="Aptos" w:eastAsia="Aptos" w:hAnsi="Aptos" w:cs="Times New Roman"/>
-          <w:b/>
-          <w:bCs/>
-        </w:rPr>
-        <w:t>Statement</w:t>
-      </w:r>
-      <w:r>
-        <w:rPr>
-          <w:rFonts w:ascii="Aptos" w:eastAsia="Aptos" w:hAnsi="Aptos" w:cs="Times New Roman"/>
-        </w:rPr>
-        <w:t>: Intentionally blank.</w:t>
-      </w:r>
-    </w:p>
-    <w:p>
-      <w:pPr>
-        <w:pBdr>
-          <w:top w:val="dotted" w:sz="4" w:space="1" w:color="D9D9D9" w:themeColor="background1" w:themeShade="D9"/>
-          <w:left w:val="dotted" w:sz="4" w:space="4" w:color="D9D9D9" w:themeColor="background1" w:themeShade="D9"/>
-          <w:bottom w:val="dotted" w:sz="4" w:space="1" w:color="D9D9D9" w:themeColor="background1" w:themeShade="D9"/>
-          <w:right w:val="dotted" w:sz="4" w:space="4" w:color="D9D9D9" w:themeColor="background1" w:themeShade="D9"/>
-        </w:pBdr>
-        <w:ind w:left="360"/>
-        <w:contextualSpacing/>
-        <w:rPr>
-          <w:rFonts w:ascii="Aptos" w:eastAsia="Aptos" w:hAnsi="Aptos" w:cs="Times New Roman"/>
-        </w:rPr>
-      </w:pPr>
-      <w:r>
-        <w:rPr>
-          <w:rFonts w:ascii="Aptos" w:eastAsia="Aptos" w:hAnsi="Aptos" w:cs="Times New Roman"/>
-        </w:rPr>
-        <w:t>Conclusions and decisions:</w:t>
-      </w:r>
-    </w:p>
-    <w:p>
-      <w:pPr>
-        <w:pBdr>
-          <w:top w:val="dotted" w:sz="4" w:space="1" w:color="D9D9D9" w:themeColor="background1" w:themeShade="D9"/>
-          <w:left w:val="dotted" w:sz="4" w:space="4" w:color="D9D9D9" w:themeColor="background1" w:themeShade="D9"/>
-          <w:bottom w:val="dotted" w:sz="4" w:space="1" w:color="D9D9D9" w:themeColor="background1" w:themeShade="D9"/>
-          <w:right w:val="dotted" w:sz="4" w:space="4" w:color="D9D9D9" w:themeColor="background1" w:themeShade="D9"/>
-        </w:pBdr>
-        <w:ind w:left="360"/>
-        <w:contextualSpacing/>
-        <w:rPr>
-          <w:rFonts w:ascii="Aptos" w:eastAsia="Aptos" w:hAnsi="Aptos" w:cs="Times New Roman"/>
-        </w:rPr>
-      </w:pPr>
-      <w:r>
-        <w:rPr>
-          <w:rFonts w:ascii="Aptos" w:eastAsia="Aptos" w:hAnsi="Aptos" w:cs="Times New Roman"/>
-        </w:rPr>
-        <w:t>Intentionally blank.]</w:t>
-      </w:r>
-    </w:p>
-    <w:p>
-      <w:pPr>
-        <w:pBdr>
-          <w:top w:val="dotted" w:sz="4" w:space="1" w:color="D9D9D9" w:themeColor="background1" w:themeShade="D9"/>
-          <w:left w:val="dotted" w:sz="4" w:space="4" w:color="D9D9D9" w:themeColor="background1" w:themeShade="D9"/>
-          <w:bottom w:val="dotted" w:sz="4" w:space="1" w:color="D9D9D9" w:themeColor="background1" w:themeShade="D9"/>
-          <w:right w:val="dotted" w:sz="4" w:space="4" w:color="D9D9D9" w:themeColor="background1" w:themeShade="D9"/>
-        </w:pBdr>
-        <w:ind w:left="360" w:hanging="360"/>
-        <w:contextualSpacing/>
-        <w:rPr>
-          <w:rFonts w:ascii="Calibri" w:eastAsia="Aptos" w:hAnsi="Calibri" w:cs="Calibri"/>
-        </w:rPr>
-      </w:pPr>
-      <w:r>
-        <w:rPr>
-          <w:rFonts w:ascii="Calibri" w:eastAsia="Aptos" w:hAnsi="Calibri" w:cs="Calibri"/>
-        </w:rPr>
-        <w:t xml:space="preserve">Produce formal testing of the new system features. </w:t>
-      </w:r>
-    </w:p>
-    <w:p>
-      <w:pPr>
-        <w:pBdr>
-          <w:top w:val="dotted" w:sz="4" w:space="1" w:color="D9D9D9" w:themeColor="background1" w:themeShade="D9"/>
-          <w:left w:val="dotted" w:sz="4" w:space="4" w:color="D9D9D9" w:themeColor="background1" w:themeShade="D9"/>
-          <w:bottom w:val="dotted" w:sz="4" w:space="1" w:color="D9D9D9" w:themeColor="background1" w:themeShade="D9"/>
-          <w:right w:val="dotted" w:sz="4" w:space="4" w:color="D9D9D9" w:themeColor="background1" w:themeShade="D9"/>
-        </w:pBdr>
-        <w:ind w:left="360"/>
-        <w:contextualSpacing/>
-        <w:rPr>
-          <w:rFonts w:ascii="Aptos" w:eastAsia="Aptos" w:hAnsi="Aptos" w:cs="Times New Roman"/>
-        </w:rPr>
-      </w:pPr>
-      <w:r>
-        <w:rPr>
-          <w:rFonts w:ascii="Aptos" w:eastAsia="Aptos" w:hAnsi="Aptos" w:cs="Times New Roman"/>
-        </w:rPr>
-        <w:t>[</w:t>
-      </w:r>
-      <w:r>
-        <w:rPr>
-          <w:rFonts w:ascii="Aptos" w:eastAsia="Aptos" w:hAnsi="Aptos" w:cs="Times New Roman"/>
-          <w:b/>
-          <w:bCs/>
-        </w:rPr>
-        <w:t>Statement</w:t>
-      </w:r>
-      <w:r>
-        <w:rPr>
-          <w:rFonts w:ascii="Aptos" w:eastAsia="Aptos" w:hAnsi="Aptos" w:cs="Times New Roman"/>
-        </w:rPr>
-        <w:t>: Intentionally blank.</w:t>
-      </w:r>
-    </w:p>
-    <w:p>
-      <w:pPr>
-        <w:pBdr>
-          <w:top w:val="dotted" w:sz="4" w:space="1" w:color="D9D9D9" w:themeColor="background1" w:themeShade="D9"/>
-          <w:left w:val="dotted" w:sz="4" w:space="4" w:color="D9D9D9" w:themeColor="background1" w:themeShade="D9"/>
-          <w:bottom w:val="dotted" w:sz="4" w:space="1" w:color="D9D9D9" w:themeColor="background1" w:themeShade="D9"/>
-          <w:right w:val="dotted" w:sz="4" w:space="4" w:color="D9D9D9" w:themeColor="background1" w:themeShade="D9"/>
-        </w:pBdr>
-        <w:ind w:left="360"/>
-        <w:contextualSpacing/>
-        <w:rPr>
-          <w:rFonts w:ascii="Aptos" w:eastAsia="Aptos" w:hAnsi="Aptos" w:cs="Times New Roman"/>
-        </w:rPr>
-      </w:pPr>
-      <w:r>
-        <w:rPr>
-          <w:rFonts w:ascii="Aptos" w:eastAsia="Aptos" w:hAnsi="Aptos" w:cs="Times New Roman"/>
-        </w:rPr>
-        <w:t>Conclusions and decisions:</w:t>
-      </w:r>
-    </w:p>
-    <w:p>
-      <w:pPr>
-        <w:pBdr>
-          <w:top w:val="dotted" w:sz="4" w:space="1" w:color="D9D9D9" w:themeColor="background1" w:themeShade="D9"/>
-          <w:left w:val="dotted" w:sz="4" w:space="4" w:color="D9D9D9" w:themeColor="background1" w:themeShade="D9"/>
-          <w:bottom w:val="dotted" w:sz="4" w:space="1" w:color="D9D9D9" w:themeColor="background1" w:themeShade="D9"/>
-          <w:right w:val="dotted" w:sz="4" w:space="4" w:color="D9D9D9" w:themeColor="background1" w:themeShade="D9"/>
-        </w:pBdr>
-        <w:ind w:left="360"/>
-        <w:contextualSpacing/>
-        <w:rPr>
-          <w:rFonts w:ascii="Aptos" w:eastAsia="Aptos" w:hAnsi="Aptos" w:cs="Times New Roman"/>
-        </w:rPr>
-      </w:pPr>
-      <w:r>
-        <w:rPr>
-          <w:rFonts w:ascii="Aptos" w:eastAsia="Aptos" w:hAnsi="Aptos" w:cs="Times New Roman"/>
-        </w:rPr>
-        <w:t>Intentionally blank.]</w:t>
-      </w:r>
-    </w:p>
-    <w:p>
-      <w:pPr>
-        <w:keepNext/>
-        <w:keepLines/>
-        <w:pBdr>
-          <w:bottom w:val="single" w:sz="4" w:space="1" w:color="auto"/>
-        </w:pBdr>
-        <w:spacing w:before="160" w:after="80"/>
-        <w:jc w:val="left"/>
-        <w:outlineLvl w:val="1"/>
-        <w:rPr>
-          <w:rFonts w:ascii="Calibri Light" w:eastAsia="Times New Roman" w:hAnsi="Calibri Light" w:cs="Calibri Light"/>
-          <w:b/>
-          <w:bCs/>
-          <w:sz w:val="32"/>
-          <w:szCs w:val="32"/>
-        </w:rPr>
-      </w:pPr>
-      <w:r>
-        <w:rPr>
-          <w:rFonts w:ascii="Calibri Light" w:eastAsia="Times New Roman" w:hAnsi="Calibri Light" w:cs="Calibri Light"/>
-          <w:b/>
-          <w:bCs/>
-          <w:sz w:val="32"/>
-          <w:szCs w:val="32"/>
-        </w:rPr>
-        <w:t>Managerial requirements</w:t>
-      </w:r>
-    </w:p>
-    <w:p>
-      <w:pPr>
-        <w:pBdr>
-          <w:top w:val="dotted" w:sz="4" w:space="1" w:color="D9D9D9" w:themeColor="background1" w:themeShade="D9"/>
-          <w:left w:val="dotted" w:sz="4" w:space="4" w:color="D9D9D9" w:themeColor="background1" w:themeShade="D9"/>
-          <w:bottom w:val="dotted" w:sz="4" w:space="1" w:color="D9D9D9" w:themeColor="background1" w:themeShade="D9"/>
-          <w:right w:val="dotted" w:sz="4" w:space="4" w:color="D9D9D9" w:themeColor="background1" w:themeShade="D9"/>
-        </w:pBdr>
-        <w:ind w:left="360" w:hanging="360"/>
-        <w:contextualSpacing/>
-        <w:rPr>
-          <w:rFonts w:ascii="Calibri" w:eastAsia="Aptos" w:hAnsi="Calibri" w:cs="Calibri"/>
-        </w:rPr>
-      </w:pPr>
-      <w:r>
-        <w:rPr>
-          <w:rFonts w:ascii="Calibri" w:eastAsia="Aptos" w:hAnsi="Calibri" w:cs="Calibri"/>
-        </w:rPr>
-        <w:t xml:space="preserve">Deliver the following documentation required by the customer's auditor: </w:t>
-      </w:r>
-    </w:p>
-    <w:p>
-      <w:pPr>
-        <w:tabs>
-          <w:tab w:val="num" w:pos="360"/>
-        </w:tabs>
-        <w:ind w:left="567" w:hanging="283"/>
-        <w:contextualSpacing/>
-        <w:rPr>
-          <w:rFonts w:ascii="Calibri" w:eastAsia="Aptos" w:hAnsi="Calibri" w:cs="Calibri"/>
-        </w:rPr>
-      </w:pPr>
-      <w:r>
-        <w:rPr>
-          <w:rFonts w:ascii="Calibri" w:eastAsia="Aptos" w:hAnsi="Calibri" w:cs="Calibri"/>
-        </w:rPr>
-        <w:t>Planning report.</w:t>
-      </w:r>
-    </w:p>
-    <w:p>
-      <w:pPr>
-        <w:tabs>
-          <w:tab w:val="num" w:pos="360"/>
-        </w:tabs>
-        <w:ind w:left="567" w:hanging="283"/>
-        <w:contextualSpacing/>
-        <w:rPr>
-          <w:rFonts w:ascii="Calibri" w:eastAsia="Aptos" w:hAnsi="Calibri" w:cs="Calibri"/>
-        </w:rPr>
-      </w:pPr>
-      <w:r>
-        <w:rPr>
-          <w:rFonts w:ascii="Calibri" w:eastAsia="Aptos" w:hAnsi="Calibri" w:cs="Calibri"/>
-        </w:rPr>
-        <w:t>Analysis report (Must include the UML data model reflecting the new Level B entities and relations, along with design justifications).</w:t>
-      </w:r>
-    </w:p>
-    <w:p>
-      <w:pPr>
-        <w:tabs>
-          <w:tab w:val="num" w:pos="360"/>
-        </w:tabs>
-        <w:ind w:left="567" w:hanging="283"/>
-        <w:contextualSpacing/>
-        <w:rPr>
-          <w:rFonts w:ascii="Calibri" w:eastAsia="Aptos" w:hAnsi="Calibri" w:cs="Calibri"/>
-        </w:rPr>
-      </w:pPr>
-      <w:r>
-        <w:rPr>
-          <w:rFonts w:ascii="Calibri" w:eastAsia="Aptos" w:hAnsi="Calibri" w:cs="Calibri"/>
-        </w:rPr>
-        <w:t>Testing report.</w:t>
-      </w:r>
-    </w:p>
-    <w:p>
-      <w:pPr>
-        <w:tabs>
-          <w:tab w:val="left" w:pos="708"/>
-        </w:tabs>
-        <w:ind w:left="567"/>
-        <w:contextualSpacing/>
-        <w:rPr>
-          <w:rFonts w:ascii="Aptos" w:eastAsia="Aptos" w:hAnsi="Aptos" w:cs="Times New Roman"/>
-        </w:rPr>
-      </w:pPr>
-      <w:r>
-        <w:rPr>
-          <w:rFonts w:ascii="Aptos" w:eastAsia="Aptos" w:hAnsi="Aptos" w:cs="Times New Roman"/>
-        </w:rPr>
-        <w:t>[</w:t>
-      </w:r>
-      <w:r>
-        <w:rPr>
-          <w:rFonts w:ascii="Aptos" w:eastAsia="Aptos" w:hAnsi="Aptos" w:cs="Times New Roman"/>
-          <w:b/>
-          <w:bCs/>
-        </w:rPr>
-        <w:t>Statement</w:t>
-      </w:r>
-      <w:r>
-        <w:rPr>
-          <w:rFonts w:ascii="Aptos" w:eastAsia="Aptos" w:hAnsi="Aptos" w:cs="Times New Roman"/>
-        </w:rPr>
-        <w:t>: Intentionally blank.</w:t>
-      </w:r>
-    </w:p>
-    <w:p>
-      <w:pPr>
-        <w:tabs>
-          <w:tab w:val="left" w:pos="708"/>
-        </w:tabs>
-        <w:ind w:left="567"/>
-        <w:contextualSpacing/>
-        <w:rPr>
-          <w:rFonts w:ascii="Aptos" w:eastAsia="Aptos" w:hAnsi="Aptos" w:cs="Times New Roman"/>
-        </w:rPr>
-      </w:pPr>
-      <w:r>
-        <w:rPr>
-          <w:rFonts w:ascii="Aptos" w:eastAsia="Aptos" w:hAnsi="Aptos" w:cs="Times New Roman"/>
-          <w:b/>
-          <w:bCs/>
-        </w:rPr>
-        <w:t>Conclusions and decisions</w:t>
-      </w:r>
-      <w:r>
-        <w:rPr>
-          <w:rFonts w:ascii="Aptos" w:eastAsia="Aptos" w:hAnsi="Aptos" w:cs="Times New Roman"/>
-        </w:rPr>
-        <w:t>:</w:t>
-      </w:r>
-    </w:p>
-    <w:p>
-      <w:pPr>
-        <w:tabs>
-          <w:tab w:val="left" w:pos="708"/>
-        </w:tabs>
-        <w:ind w:left="567"/>
-        <w:contextualSpacing/>
-        <w:rPr>
-          <w:rFonts w:ascii="Aptos" w:eastAsia="Aptos" w:hAnsi="Aptos" w:cs="Times New Roman"/>
-        </w:rPr>
-      </w:pPr>
-      <w:r>
-        <w:rPr>
-          <w:rFonts w:ascii="Aptos" w:eastAsia="Aptos" w:hAnsi="Aptos" w:cs="Times New Roman"/>
-        </w:rPr>
-        <w:t>Intentionally blank.]</w:t>
-      </w:r>
-    </w:p>
-    <w:p>
-      <w:pPr>
-        <w:tabs>
-          <w:tab w:val="left" w:pos="708"/>
-        </w:tabs>
-        <w:contextualSpacing/>
-        <w:jc w:val="left"/>
-        <w:rPr>
-          <w:rFonts w:ascii="Aptos" w:eastAsia="Aptos" w:hAnsi="Aptos" w:cs="Times New Roman"/>
-        </w:rPr>
-      </w:pPr>
-    </w:p>
-    <w:sdt>
-      <w:sdtPr>
-        <w:rPr>
-          <w:rFonts w:ascii="Aptos" w:eastAsia="Aptos" w:hAnsi="Aptos" w:cs="Times New Roman"/>
-          <w:color w:val="000000" w:themeColor="text1"/>
-          <w:highlight w:val="cyan"/>
-          <w14:shadow w14:blurRad="38100" w14:dist="19050" w14:dir="2700000" w14:sx="100000" w14:sy="100000" w14:kx="0" w14:ky="0" w14:algn="tl">
-            <w14:srgbClr w14:val="000000">
-              <w14:alpha w14:val="60000"/>
-            </w14:srgbClr>
-          </w14:shadow>
-          <w14:textOutline w14:w="0" w14:cap="flat" w14:cmpd="sng" w14:algn="ctr">
-            <w14:noFill/>
-            <w14:prstDash w14:val="solid"/>
-            <w14:round/>
-          </w14:textOutline>
-        </w:rPr>
-        <w:tag w:val="tii-grammar-ST_Passive"/>
-        <w:id w:val="193124361"/>
-        <w:placeholder>
-          <w:docPart w:val="A3120BC35BB64ECBBE8364AEF3071067"/>
-        </w:placeholder>
-      </w:sdtPr>
-      <w:sdtEndPr>
-        <w:rPr>
-          <w:highlight w:val="none"/>
-        </w:rPr>
-      </w:sdtEndPr>
-      <w:sdtContent>
-        <w:p>
-          <w:pPr>
-            <w:keepNext/>
-            <w:keepLines/>
-            <w:spacing w:before="160" w:after="80"/>
-            <w:jc w:val="left"/>
-            <w:outlineLvl w:val="1"/>
-            <w:rPr>
-              <w:rFonts w:ascii="Aptos Display" w:eastAsia="Times New Roman" w:hAnsi="Aptos Display" w:cs="Times New Roman"/>
-              <w:color w:val="000000" w:themeColor="text1"/>
-              <w:sz w:val="32"/>
-              <w:szCs w:val="32"/>
-              <w14:shadow w14:blurRad="38100" w14:dist="19050" w14:dir="2700000" w14:sx="100000" w14:sy="100000" w14:kx="0" w14:ky="0" w14:algn="tl">
-                <w14:srgbClr w14:val="000000">
-                  <w14:alpha w14:val="60000"/>
-                </w14:srgbClr>
-              </w14:shadow>
-              <w14:textOutline w14:w="0" w14:cap="flat" w14:cmpd="sng" w14:algn="ctr">
-                <w14:noFill/>
-                <w14:prstDash w14:val="solid"/>
-                <w14:round/>
-              </w14:textOutline>
-            </w:rPr>
-          </w:pPr>
-          <w:r>
-            <w:rPr>
-              <w:rFonts w:ascii="Aptos Display" w:eastAsia="Times New Roman" w:hAnsi="Aptos Display" w:cs="Times New Roman"/>
-              <w:color w:val="000000" w:themeColor="text1"/>
-              <w:sz w:val="32"/>
-              <w:szCs w:val="32"/>
-              <w14:shadow w14:blurRad="38100" w14:dist="19050" w14:dir="2700000" w14:sx="100000" w14:sy="100000" w14:kx="0" w14:ky="0" w14:algn="tl">
-                <w14:srgbClr w14:val="000000">
-                  <w14:alpha w14:val="60000"/>
-                </w14:srgbClr>
-              </w14:shadow>
-              <w14:textOutline w14:w="0" w14:cap="flat" w14:cmpd="sng" w14:algn="ctr">
-                <w14:noFill/>
-                <w14:prstDash w14:val="solid"/>
-                <w14:round/>
-              </w14:textOutline>
-            </w:rPr>
-            <w:t>Audit requirements</w:t>
-          </w:r>
-        </w:p>
-        <w:p>
-          <w:pPr>
-            <w:pBdr>
-              <w:top w:val="dotted" w:sz="4" w:space="1" w:color="D9D9D9" w:themeColor="background1" w:themeShade="D9"/>
-              <w:left w:val="dotted" w:sz="4" w:space="4" w:color="D9D9D9" w:themeColor="background1" w:themeShade="D9"/>
-              <w:bottom w:val="dotted" w:sz="4" w:space="1" w:color="D9D9D9" w:themeColor="background1" w:themeShade="D9"/>
-              <w:right w:val="dotted" w:sz="4" w:space="4" w:color="D9D9D9" w:themeColor="background1" w:themeShade="D9"/>
-            </w:pBdr>
-            <w:ind w:left="360" w:hanging="360"/>
-            <w:contextualSpacing/>
-            <w:jc w:val="left"/>
-            <w:rPr>
-              <w:rFonts w:ascii="Aptos" w:eastAsia="Aptos" w:hAnsi="Aptos" w:cs="Times New Roman"/>
-            </w:rPr>
-          </w:pPr>
-          <w:r>
-            <w:rPr>
-              <w:rFonts w:ascii="Aptos" w:eastAsia="Aptos" w:hAnsi="Aptos" w:cs="Times New Roman"/>
-            </w:rPr>
-            <w:t>Produce and deliver a Lint report to ensure code quality standards are met.</w:t>
-          </w:r>
-        </w:p>
-      </w:sdtContent>
-    </w:sdt>
-    <w:p>
-      <w:pPr>
-        <w:tabs>
-          <w:tab w:val="left" w:pos="708"/>
-        </w:tabs>
-        <w:contextualSpacing/>
-        <w:jc w:val="left"/>
-        <w:rPr>
-          <w:rFonts w:ascii="Aptos" w:eastAsia="Aptos" w:hAnsi="Aptos" w:cs="Times New Roman"/>
-        </w:rPr>
-      </w:pPr>
-      <w:r>
-        <w:rPr>
-          <w:rFonts w:ascii="Aptos" w:eastAsia="Aptos" w:hAnsi="Aptos" w:cs="Times New Roman"/>
-        </w:rPr>
-        <w:t>[</w:t>
-      </w:r>
-      <w:r>
-        <w:rPr>
-          <w:rFonts w:ascii="Aptos" w:eastAsia="Aptos" w:hAnsi="Aptos" w:cs="Times New Roman"/>
-          <w:b/>
-          <w:bCs/>
-        </w:rPr>
-        <w:t>Statement</w:t>
-      </w:r>
-      <w:r>
-        <w:rPr>
-          <w:rFonts w:ascii="Aptos" w:eastAsia="Aptos" w:hAnsi="Aptos" w:cs="Times New Roman"/>
-        </w:rPr>
-        <w:t>: Intentionally blank.</w:t>
-      </w:r>
-    </w:p>
-    <w:p>
-      <w:pPr>
-        <w:tabs>
-          <w:tab w:val="left" w:pos="708"/>
-        </w:tabs>
-        <w:contextualSpacing/>
-        <w:jc w:val="left"/>
-        <w:rPr>
-          <w:rFonts w:ascii="Aptos" w:eastAsia="Aptos" w:hAnsi="Aptos" w:cs="Times New Roman"/>
-        </w:rPr>
-      </w:pPr>
-      <w:r>
-        <w:rPr>
-          <w:rFonts w:ascii="Aptos" w:eastAsia="Aptos" w:hAnsi="Aptos" w:cs="Times New Roman"/>
-          <w:b/>
-          <w:bCs/>
-        </w:rPr>
-        <w:t>Conclusions and decisions</w:t>
-      </w:r>
-      <w:r>
-        <w:rPr>
-          <w:rFonts w:ascii="Aptos" w:eastAsia="Aptos" w:hAnsi="Aptos" w:cs="Times New Roman"/>
-        </w:rPr>
-        <w:t>:</w:t>
-      </w:r>
-    </w:p>
-    <w:p>
-      <w:pPr>
-        <w:tabs>
-          <w:tab w:val="left" w:pos="708"/>
-        </w:tabs>
-        <w:contextualSpacing/>
-        <w:jc w:val="left"/>
-        <w:rPr>
-          <w:rFonts w:ascii="Aptos" w:eastAsia="Aptos" w:hAnsi="Aptos" w:cs="Times New Roman"/>
-        </w:rPr>
-      </w:pPr>
-      <w:r>
-        <w:rPr>
-          <w:rFonts w:ascii="Aptos" w:eastAsia="Aptos" w:hAnsi="Aptos" w:cs="Times New Roman"/>
-        </w:rPr>
-        <w:t>Intentionally blank.]</w:t>
-      </w:r>
-    </w:p>
-    <w:p>
-      <w:pPr>
-        <w:pStyle w:val="Requirement-HeaderS1"/>
-        <w:jc w:val="left"/>
-      </w:pPr>
+        <w:t>]</w:t>
+      </w:r>
     </w:p>
     <w:sectPr>
       <w:pgSz w:w="11906" w:h="16838"/>
@@ -4502,15 +7444,6 @@
   </w:num>
   <w:num w:numId="10" w16cid:durableId="727261031">
     <w:abstractNumId w:val="5"/>
-    <w:lvlOverride w:ilvl="0"/>
-    <w:lvlOverride w:ilvl="1"/>
-    <w:lvlOverride w:ilvl="2"/>
-    <w:lvlOverride w:ilvl="3"/>
-    <w:lvlOverride w:ilvl="4"/>
-    <w:lvlOverride w:ilvl="5"/>
-    <w:lvlOverride w:ilvl="6"/>
-    <w:lvlOverride w:ilvl="7"/>
-    <w:lvlOverride w:ilvl="8"/>
   </w:num>
   <w:num w:numId="11" w16cid:durableId="707530347">
     <w:abstractNumId w:val="4"/>
@@ -4921,14 +7854,11 @@
   <w:style w:type="paragraph" w:default="1" w:styleId="Normal">
     <w:name w:val="Normal"/>
     <w:qFormat/>
-    <w:rsid w:val="004A1D06"/>
+    <w:rsid w:val="005A1650"/>
     <w:pPr>
       <w:spacing w:before="120" w:after="120" w:line="240" w:lineRule="auto"/>
       <w:jc w:val="both"/>
     </w:pPr>
-    <w:rPr>
-      <w:lang w:val="en-GB"/>
-    </w:rPr>
   </w:style>
   <w:style w:type="paragraph" w:styleId="Ttulo1">
     <w:name w:val="heading 1"/>
@@ -5620,15 +8550,15 @@
     <w:pitch w:val="variable"/>
     <w:sig w:usb0="20000287" w:usb1="00000003" w:usb2="00000000" w:usb3="00000000" w:csb0="0000019F" w:csb1="00000000"/>
   </w:font>
-  <w:font w:name="Calibri">
-    <w:panose1 w:val="020F0502020204030204"/>
+  <w:font w:name="Calibri Light">
+    <w:panose1 w:val="020F0302020204030204"/>
     <w:charset w:val="00"/>
     <w:family w:val="swiss"/>
     <w:pitch w:val="variable"/>
     <w:sig w:usb0="E4002EFF" w:usb1="C200247B" w:usb2="00000009" w:usb3="00000000" w:csb0="000001FF" w:csb1="00000000"/>
   </w:font>
-  <w:font w:name="Calibri Light">
-    <w:panose1 w:val="020F0302020204030204"/>
+  <w:font w:name="Calibri">
+    <w:panose1 w:val="020F0502020204030204"/>
     <w:charset w:val="00"/>
     <w:family w:val="swiss"/>
     <w:pitch w:val="variable"/>
@@ -5656,8 +8586,11 @@
     <w:rsidRoot w:val="003F68E3"/>
     <w:rsid w:val="001E270D"/>
     <w:rsid w:val="001F1008"/>
+    <w:rsid w:val="0036656E"/>
+    <w:rsid w:val="00381AA9"/>
     <w:rsid w:val="003F68E3"/>
     <w:rsid w:val="00420386"/>
+    <w:rsid w:val="005575D8"/>
     <w:rsid w:val="00567B9B"/>
     <w:rsid w:val="005C26F4"/>
     <w:rsid w:val="009F4625"/>
@@ -6120,14 +9053,6 @@
     <w:semiHidden/>
     <w:rsid w:val="00567B9B"/>
   </w:style>
-  <w:style w:type="paragraph" w:customStyle="1" w:styleId="A145D1B651A84AA2BA8EDB8D797D4A87">
-    <w:name w:val="A145D1B651A84AA2BA8EDB8D797D4A87"/>
-    <w:rsid w:val="00567B9B"/>
-  </w:style>
-  <w:style w:type="paragraph" w:customStyle="1" w:styleId="00810D5BA9DE46AA90D567A414564379">
-    <w:name w:val="00810D5BA9DE46AA90D567A414564379"/>
-    <w:rsid w:val="00567B9B"/>
-  </w:style>
   <w:style w:type="paragraph" w:customStyle="1" w:styleId="A3120BC35BB64ECBBE8364AEF3071067">
     <w:name w:val="A3120BC35BB64ECBBE8364AEF3071067"/>
     <w:rsid w:val="00567B9B"/>
@@ -6478,6 +9403,23 @@
 </file>
 
 <file path=customXml/item1.xml><?xml version="1.0" encoding="utf-8"?>
+<?mso-contentType ?>
+<FormTemplates xmlns="http://schemas.microsoft.com/sharepoint/v3/contenttype/forms">
+  <Display>DocumentLibraryForm</Display>
+  <Edit>DocumentLibraryForm</Edit>
+  <New>DocumentLibraryForm</New>
+</FormTemplates>
+</file>
+
+<file path=customXml/item2.xml><?xml version="1.0" encoding="utf-8"?>
+<p:properties xmlns:p="http://schemas.microsoft.com/office/2006/metadata/properties" xmlns:xsi="http://www.w3.org/2001/XMLSchema-instance" xmlns:pc="http://schemas.microsoft.com/office/infopath/2007/PartnerControls">
+  <documentManagement>
+    <_activity xmlns="6f291ffa-c880-403f-8545-1ec5922fc28b" xsi:nil="true"/>
+  </documentManagement>
+</p:properties>
+</file>
+
+<file path=customXml/item3.xml><?xml version="1.0" encoding="utf-8"?>
 <ct:contentTypeSchema xmlns:ct="http://schemas.microsoft.com/office/2006/metadata/contentType" xmlns:ma="http://schemas.microsoft.com/office/2006/metadata/properties/metaAttributes" ct:_="" ma:_="" ma:contentTypeName="Documento" ma:contentTypeID="0x010100C5A3B17A2B7F024792DCBA0D9BECDB3C" ma:contentTypeVersion="6" ma:contentTypeDescription="Crear nuevo documento." ma:contentTypeScope="" ma:versionID="ae912ecf8fe92c7769617de645e9a69e">
   <xsd:schema xmlns:xsd="http://www.w3.org/2001/XMLSchema" xmlns:xs="http://www.w3.org/2001/XMLSchema" xmlns:p="http://schemas.microsoft.com/office/2006/metadata/properties" xmlns:ns3="6f291ffa-c880-403f-8545-1ec5922fc28b" targetNamespace="http://schemas.microsoft.com/office/2006/metadata/properties" ma:root="true" ma:fieldsID="67a6241b517db038fbedafe7724d42b1" ns3:_="">
     <xsd:import namespace="6f291ffa-c880-403f-8545-1ec5922fc28b"/>
@@ -6633,24 +9575,25 @@
 </ct:contentTypeSchema>
 </file>
 
-<file path=customXml/item2.xml><?xml version="1.0" encoding="utf-8"?>
-<p:properties xmlns:p="http://schemas.microsoft.com/office/2006/metadata/properties" xmlns:xsi="http://www.w3.org/2001/XMLSchema-instance" xmlns:pc="http://schemas.microsoft.com/office/infopath/2007/PartnerControls">
-  <documentManagement>
-    <_activity xmlns="6f291ffa-c880-403f-8545-1ec5922fc28b" xsi:nil="true"/>
-  </documentManagement>
-</p:properties>
+<file path=customXml/itemProps1.xml><?xml version="1.0" encoding="utf-8"?>
+<ds:datastoreItem xmlns:ds="http://schemas.openxmlformats.org/officeDocument/2006/customXml" ds:itemID="{098E5476-D5F6-4077-8DDB-9A13F4B57652}">
+  <ds:schemaRefs>
+    <ds:schemaRef ds:uri="http://schemas.microsoft.com/sharepoint/v3/contenttype/forms"/>
+  </ds:schemaRefs>
+</ds:datastoreItem>
 </file>
 
-<file path=customXml/item3.xml><?xml version="1.0" encoding="utf-8"?>
-<?mso-contentType ?>
-<FormTemplates xmlns="http://schemas.microsoft.com/sharepoint/v3/contenttype/forms">
-  <Display>DocumentLibraryForm</Display>
-  <Edit>DocumentLibraryForm</Edit>
-  <New>DocumentLibraryForm</New>
-</FormTemplates>
+<file path=customXml/itemProps2.xml><?xml version="1.0" encoding="utf-8"?>
+<ds:datastoreItem xmlns:ds="http://schemas.openxmlformats.org/officeDocument/2006/customXml" ds:itemID="{A4A62FE3-11A1-4FB8-B1A4-463A2E7C486E}">
+  <ds:schemaRefs>
+    <ds:schemaRef ds:uri="http://schemas.microsoft.com/office/2006/metadata/properties"/>
+    <ds:schemaRef ds:uri="http://schemas.microsoft.com/office/infopath/2007/PartnerControls"/>
+    <ds:schemaRef ds:uri="6f291ffa-c880-403f-8545-1ec5922fc28b"/>
+  </ds:schemaRefs>
+</ds:datastoreItem>
 </file>
 
-<file path=customXml/itemProps1.xml><?xml version="1.0" encoding="utf-8"?>
+<file path=customXml/itemProps3.xml><?xml version="1.0" encoding="utf-8"?>
 <ds:datastoreItem xmlns:ds="http://schemas.openxmlformats.org/officeDocument/2006/customXml" ds:itemID="{41C082AD-8B04-4C46-A038-3878ED978483}">
   <ds:schemaRefs>
     <ds:schemaRef ds:uri="http://schemas.microsoft.com/office/2006/metadata/contentType"/>
@@ -6666,22 +9609,4 @@
     <ds:schemaRef ds:uri="http://schemas.microsoft.com/internal/obd"/>
   </ds:schemaRefs>
 </ds:datastoreItem>
-</file>
-
-<file path=customXml/itemProps2.xml><?xml version="1.0" encoding="utf-8"?>
-<ds:datastoreItem xmlns:ds="http://schemas.openxmlformats.org/officeDocument/2006/customXml" ds:itemID="{A4A62FE3-11A1-4FB8-B1A4-463A2E7C486E}">
-  <ds:schemaRefs>
-    <ds:schemaRef ds:uri="http://schemas.microsoft.com/office/2006/metadata/properties"/>
-    <ds:schemaRef ds:uri="http://schemas.microsoft.com/office/infopath/2007/PartnerControls"/>
-    <ds:schemaRef ds:uri="6f291ffa-c880-403f-8545-1ec5922fc28b"/>
-  </ds:schemaRefs>
-</ds:datastoreItem>
-</file>
-
-<file path=customXml/itemProps3.xml><?xml version="1.0" encoding="utf-8"?>
-<ds:datastoreItem xmlns:ds="http://schemas.openxmlformats.org/officeDocument/2006/customXml" ds:itemID="{098E5476-D5F6-4077-8DDB-9A13F4B57652}">
-  <ds:schemaRefs>
-    <ds:schemaRef ds:uri="http://schemas.microsoft.com/sharepoint/v3/contenttype/forms"/>
-  </ds:schemaRefs>
-</ds:datastoreItem>
 </file>